--- a/docs/Phase 3 Enhancements or Feedback/Platform Feedback & Required Changes _Recruitment ATS.docx
+++ b/docs/Phase 3 Enhancements or Feedback/Platform Feedback & Required Changes _Recruitment ATS.docx
@@ -1,10 +1,10 @@
 
 <file path=word/document.xml><?xml version="1.0" encoding="utf-8"?>
-<w:document xmlns:wpc="http://schemas.microsoft.com/office/word/2010/wordprocessingCanvas" xmlns:cx="http://schemas.microsoft.com/office/drawing/2014/chartex" xmlns:cx1="http://schemas.microsoft.com/office/drawing/2015/9/8/chartex" xmlns:cx2="http://schemas.microsoft.com/office/drawing/2015/10/21/chartex" xmlns:cx3="http://schemas.microsoft.com/office/drawing/2016/5/9/chartex" xmlns:cx4="http://schemas.microsoft.com/office/drawing/2016/5/10/chartex" xmlns:cx5="http://schemas.microsoft.com/office/drawing/2016/5/11/chartex" xmlns:cx6="http://schemas.microsoft.com/office/drawing/2016/5/12/chartex" xmlns:cx7="http://schemas.microsoft.com/office/drawing/2016/5/13/chartex" xmlns:cx8="http://schemas.microsoft.com/office/drawing/2016/5/14/chartex" xmlns:mc="http://schemas.openxmlformats.org/markup-compatibility/2006" xmlns:aink="http://schemas.microsoft.com/office/drawing/2016/ink" xmlns:am3d="http://schemas.microsoft.com/office/drawing/2017/model3d" xmlns:o="urn:schemas-microsoft-com:office:office" xmlns:oel="http://schemas.microsoft.com/office/2019/extlst" xmlns:r="http://schemas.openxmlformats.org/officeDocument/2006/relationships" xmlns:m="http://schemas.openxmlformats.org/officeDocument/2006/math" xmlns:v="urn:schemas-microsoft-com:vml" xmlns:wp14="http://schemas.microsoft.com/office/word/2010/wordprocessingDrawing" xmlns:wp="http://schemas.openxmlformats.org/drawingml/2006/wordprocessingDrawing" xmlns:w10="urn:schemas-microsoft-com:office:word" xmlns:w="http://schemas.openxmlformats.org/wordprocessingml/2006/main" xmlns:w14="http://schemas.microsoft.com/office/word/2010/wordml" xmlns:w15="http://schemas.microsoft.com/office/word/2012/wordml" xmlns:w16cex="http://schemas.microsoft.com/office/word/2018/wordml/cex" xmlns:w16cid="http://schemas.microsoft.com/office/word/2016/wordml/cid" xmlns:w16="http://schemas.microsoft.com/office/word/2018/wordml" xmlns:w16du="http://schemas.microsoft.com/office/word/2023/wordml/word16du" xmlns:w16sdtdh="http://schemas.microsoft.com/office/word/2020/wordml/sdtdatahash" xmlns:w16sdtfl="http://schemas.microsoft.com/office/word/2024/wordml/sdtformatlock" xmlns:w16se="http://schemas.microsoft.com/office/word/2015/wordml/symex" xmlns:wpg="http://schemas.microsoft.com/office/word/2010/wordprocessingGroup" xmlns:wpi="http://schemas.microsoft.com/office/word/2010/wordprocessingInk" xmlns:wne="http://schemas.microsoft.com/office/word/2006/wordml" xmlns:wps="http://schemas.microsoft.com/office/word/2010/wordprocessingShape" mc:Ignorable="w14 w15 w16se w16cid w16 w16cex w16sdtdh w16sdtfl w16du wp14">
+<w:document xmlns:wpc="http://schemas.microsoft.com/office/word/2010/wordprocessingCanvas" xmlns:mc="http://schemas.openxmlformats.org/markup-compatibility/2006" xmlns:o="urn:schemas-microsoft-com:office:office" xmlns:r="http://schemas.openxmlformats.org/officeDocument/2006/relationships" xmlns:m="http://schemas.openxmlformats.org/officeDocument/2006/math" xmlns:v="urn:schemas-microsoft-com:vml" xmlns:wp14="http://schemas.microsoft.com/office/word/2010/wordprocessingDrawing" xmlns:wp="http://schemas.openxmlformats.org/drawingml/2006/wordprocessingDrawing" xmlns:w="http://schemas.openxmlformats.org/wordprocessingml/2006/main" xmlns:w14="http://schemas.microsoft.com/office/word/2010/wordml" xmlns:w10="urn:schemas-microsoft-com:office:word" xmlns:w15="http://schemas.microsoft.com/office/word/2012/wordml" xmlns:wpg="http://schemas.microsoft.com/office/word/2010/wordprocessingGroup" xmlns:wpi="http://schemas.microsoft.com/office/word/2010/wordprocessingInk" xmlns:wne="http://schemas.microsoft.com/office/word/2006/wordml" xmlns:wps="http://schemas.microsoft.com/office/word/2010/wordprocessingShape" xmlns:wpsCustomData="http://www.wps.cn/officeDocument/2013/wpsCustomData" mc:Ignorable="w14 w15 wp14">
   <w:body>
     <w:p>
       <w:pPr>
-        <w:pStyle w:val="Compact"/>
+        <w:pStyle w:val="27"/>
         <w:rPr>
           <w:b/>
           <w:bCs/>
@@ -25,19 +25,19 @@
     </w:p>
     <w:p>
       <w:pPr>
-        <w:pStyle w:val="Compact"/>
-        <w:rPr>
-          <w:b/>
-          <w:bCs/>
-          <w:sz w:val="22"/>
-          <w:szCs w:val="22"/>
-          <w:lang w:val="en-IN"/>
-        </w:rPr>
-      </w:pPr>
-    </w:p>
-    <w:p>
-      <w:pPr>
-        <w:pStyle w:val="Compact"/>
+        <w:pStyle w:val="27"/>
+        <w:rPr>
+          <w:b/>
+          <w:bCs/>
+          <w:sz w:val="22"/>
+          <w:szCs w:val="22"/>
+          <w:lang w:val="en-IN"/>
+        </w:rPr>
+      </w:pPr>
+    </w:p>
+    <w:p>
+      <w:pPr>
+        <w:pStyle w:val="27"/>
         <w:rPr>
           <w:b/>
           <w:bCs/>
@@ -59,13 +59,14 @@
     </w:p>
     <w:p>
       <w:pPr>
-        <w:pStyle w:val="Compact"/>
-        <w:rPr>
-          <w:b/>
-          <w:bCs/>
-          <w:sz w:val="22"/>
-          <w:szCs w:val="22"/>
-          <w:lang w:val="en-IN"/>
+        <w:pStyle w:val="27"/>
+        <w:rPr>
+          <w:rFonts w:hint="default"/>
+          <w:b/>
+          <w:bCs/>
+          <w:sz w:val="22"/>
+          <w:szCs w:val="22"/>
+          <w:lang w:val="en-US"/>
         </w:rPr>
       </w:pPr>
       <w:r>
@@ -78,10 +79,21 @@
         </w:rPr>
         <w:t>1. Hold Option in MRF Submission</w:t>
       </w:r>
-    </w:p>
-    <w:p>
-      <w:pPr>
-        <w:pStyle w:val="Compact"/>
+      <w:r>
+        <w:rPr>
+          <w:rFonts w:hint="default"/>
+          <w:b/>
+          <w:bCs/>
+          <w:sz w:val="22"/>
+          <w:szCs w:val="22"/>
+          <w:lang w:val="en-US"/>
+        </w:rPr>
+        <w:t xml:space="preserve"> --L04</w:t>
+      </w:r>
+    </w:p>
+    <w:p>
+      <w:pPr>
+        <w:pStyle w:val="27"/>
         <w:rPr>
           <w:sz w:val="22"/>
           <w:szCs w:val="22"/>
@@ -117,10 +129,10 @@
     </w:p>
     <w:p>
       <w:pPr>
-        <w:pStyle w:val="Compact"/>
+        <w:pStyle w:val="27"/>
         <w:numPr>
           <w:ilvl w:val="0"/>
-          <w:numId w:val="11"/>
+          <w:numId w:val="1"/>
         </w:numPr>
         <w:rPr>
           <w:sz w:val="22"/>
@@ -139,10 +151,10 @@
     </w:p>
     <w:p>
       <w:pPr>
-        <w:pStyle w:val="Compact"/>
+        <w:pStyle w:val="27"/>
         <w:numPr>
           <w:ilvl w:val="0"/>
-          <w:numId w:val="11"/>
+          <w:numId w:val="1"/>
         </w:numPr>
         <w:rPr>
           <w:sz w:val="22"/>
@@ -161,10 +173,10 @@
     </w:p>
     <w:p>
       <w:pPr>
-        <w:pStyle w:val="Compact"/>
+        <w:pStyle w:val="27"/>
         <w:numPr>
           <w:ilvl w:val="0"/>
-          <w:numId w:val="11"/>
+          <w:numId w:val="1"/>
         </w:numPr>
         <w:rPr>
           <w:sz w:val="22"/>
@@ -183,7 +195,7 @@
     </w:p>
     <w:p>
       <w:pPr>
-        <w:pStyle w:val="Compact"/>
+        <w:pStyle w:val="27"/>
         <w:rPr>
           <w:sz w:val="22"/>
           <w:szCs w:val="22"/>
@@ -201,11 +213,12 @@
     </w:p>
     <w:p>
       <w:pPr>
-        <w:pStyle w:val="Compact"/>
-        <w:rPr>
-          <w:sz w:val="22"/>
-          <w:szCs w:val="22"/>
-          <w:lang w:val="en-IN"/>
+        <w:pStyle w:val="27"/>
+        <w:rPr>
+          <w:rFonts w:hint="default"/>
+          <w:sz w:val="22"/>
+          <w:szCs w:val="22"/>
+          <w:lang w:val="en-US"/>
         </w:rPr>
       </w:pPr>
       <w:r>
@@ -218,28 +231,40 @@
         </w:rPr>
         <w:t>“MRF has already been approved by the CEO/CHRO [Name].”</w:t>
       </w:r>
-    </w:p>
-    <w:p>
-      <w:pPr>
-        <w:pStyle w:val="Compact"/>
-        <w:rPr>
-          <w:b/>
-          <w:bCs/>
-          <w:sz w:val="22"/>
-          <w:szCs w:val="22"/>
-          <w:lang w:val="en-IN"/>
-        </w:rPr>
-      </w:pPr>
-    </w:p>
-    <w:p>
-      <w:pPr>
-        <w:pStyle w:val="Compact"/>
-        <w:rPr>
-          <w:b/>
-          <w:bCs/>
-          <w:sz w:val="22"/>
-          <w:szCs w:val="22"/>
-          <w:lang w:val="en-IN"/>
+      <w:r>
+        <w:rPr>
+          <w:rFonts w:hint="default"/>
+          <w:b/>
+          <w:bCs/>
+          <w:sz w:val="22"/>
+          <w:szCs w:val="22"/>
+          <w:lang w:val="en-US"/>
+        </w:rPr>
+        <w:t xml:space="preserve"> --N32</w:t>
+      </w:r>
+    </w:p>
+    <w:p>
+      <w:pPr>
+        <w:pStyle w:val="27"/>
+        <w:rPr>
+          <w:b/>
+          <w:bCs/>
+          <w:sz w:val="22"/>
+          <w:szCs w:val="22"/>
+          <w:lang w:val="en-IN"/>
+        </w:rPr>
+      </w:pPr>
+    </w:p>
+    <w:p>
+      <w:pPr>
+        <w:pStyle w:val="27"/>
+        <w:rPr>
+          <w:rFonts w:hint="default"/>
+          <w:b/>
+          <w:bCs/>
+          <w:sz w:val="22"/>
+          <w:szCs w:val="22"/>
+          <w:lang w:val="en-US"/>
         </w:rPr>
       </w:pPr>
       <w:r>
@@ -252,14 +277,26 @@
         </w:rPr>
         <w:t>2. Position Applied For – Search &amp; Type Option</w:t>
       </w:r>
-    </w:p>
-    <w:p>
-      <w:pPr>
-        <w:pStyle w:val="Compact"/>
-        <w:rPr>
-          <w:sz w:val="22"/>
-          <w:szCs w:val="22"/>
-          <w:lang w:val="en-IN"/>
+      <w:r>
+        <w:rPr>
+          <w:rFonts w:hint="default"/>
+          <w:b/>
+          <w:bCs/>
+          <w:sz w:val="22"/>
+          <w:szCs w:val="22"/>
+          <w:lang w:val="en-US"/>
+        </w:rPr>
+        <w:t xml:space="preserve"> </w:t>
+      </w:r>
+    </w:p>
+    <w:p>
+      <w:pPr>
+        <w:pStyle w:val="27"/>
+        <w:rPr>
+          <w:rFonts w:hint="default"/>
+          <w:sz w:val="22"/>
+          <w:szCs w:val="22"/>
+          <w:lang w:val="en-US"/>
         </w:rPr>
       </w:pPr>
       <w:r>
@@ -324,54 +361,65 @@
         </w:rPr>
         <w:t xml:space="preserve"> options.</w:t>
       </w:r>
-    </w:p>
-    <w:p>
-      <w:pPr>
-        <w:pStyle w:val="Compact"/>
-        <w:rPr>
-          <w:b/>
-          <w:bCs/>
-          <w:sz w:val="22"/>
-          <w:szCs w:val="22"/>
-          <w:lang w:val="en-IN"/>
-        </w:rPr>
-      </w:pPr>
-    </w:p>
-    <w:p>
-      <w:pPr>
-        <w:pStyle w:val="Compact"/>
-        <w:rPr>
-          <w:b/>
-          <w:bCs/>
-          <w:sz w:val="22"/>
-          <w:szCs w:val="22"/>
-          <w:lang w:val="en-IN"/>
-        </w:rPr>
-      </w:pPr>
-      <w:r>
-        <w:rPr>
-          <w:b/>
-          <w:bCs/>
-          <w:sz w:val="22"/>
-          <w:szCs w:val="22"/>
-          <w:lang w:val="en-IN"/>
-        </w:rPr>
-        <w:t>3</w:t>
-      </w:r>
-      <w:r>
-        <w:rPr>
-          <w:b/>
-          <w:bCs/>
-          <w:sz w:val="22"/>
-          <w:szCs w:val="22"/>
-          <w:lang w:val="en-IN"/>
-        </w:rPr>
-        <w:t>. JD Date &amp; Version Identification</w:t>
-      </w:r>
-    </w:p>
-    <w:p>
-      <w:pPr>
-        <w:pStyle w:val="Compact"/>
+      <w:r>
+        <w:rPr>
+          <w:rFonts w:hint="default"/>
+          <w:sz w:val="22"/>
+          <w:szCs w:val="22"/>
+          <w:lang w:val="en-US"/>
+        </w:rPr>
+        <w:t xml:space="preserve"> --N18</w:t>
+      </w:r>
+    </w:p>
+    <w:p>
+      <w:pPr>
+        <w:pStyle w:val="27"/>
+        <w:rPr>
+          <w:b/>
+          <w:bCs/>
+          <w:sz w:val="22"/>
+          <w:szCs w:val="22"/>
+          <w:lang w:val="en-IN"/>
+        </w:rPr>
+      </w:pPr>
+    </w:p>
+    <w:p>
+      <w:pPr>
+        <w:pStyle w:val="27"/>
+        <w:rPr>
+          <w:rFonts w:hint="default"/>
+          <w:b/>
+          <w:bCs/>
+          <w:sz w:val="22"/>
+          <w:szCs w:val="22"/>
+          <w:lang w:val="en-US"/>
+        </w:rPr>
+      </w:pPr>
+      <w:r>
+        <w:rPr>
+          <w:b/>
+          <w:bCs/>
+          <w:sz w:val="22"/>
+          <w:szCs w:val="22"/>
+          <w:lang w:val="en-IN"/>
+        </w:rPr>
+        <w:t>3. JD Date &amp; Version Identification</w:t>
+      </w:r>
+      <w:r>
+        <w:rPr>
+          <w:rFonts w:hint="default"/>
+          <w:b/>
+          <w:bCs/>
+          <w:sz w:val="22"/>
+          <w:szCs w:val="22"/>
+          <w:lang w:val="en-US"/>
+        </w:rPr>
+        <w:t xml:space="preserve"> --N19</w:t>
+      </w:r>
+    </w:p>
+    <w:p>
+      <w:pPr>
+        <w:pStyle w:val="27"/>
         <w:rPr>
           <w:sz w:val="22"/>
           <w:szCs w:val="22"/>
@@ -407,10 +455,10 @@
     </w:p>
     <w:p>
       <w:pPr>
-        <w:pStyle w:val="Compact"/>
+        <w:pStyle w:val="27"/>
         <w:numPr>
           <w:ilvl w:val="0"/>
-          <w:numId w:val="12"/>
+          <w:numId w:val="2"/>
         </w:numPr>
         <w:rPr>
           <w:sz w:val="22"/>
@@ -429,61 +477,53 @@
     </w:p>
     <w:p>
       <w:pPr>
-        <w:pStyle w:val="Compact"/>
-        <w:rPr>
-          <w:b/>
-          <w:bCs/>
-          <w:sz w:val="22"/>
-          <w:szCs w:val="22"/>
-          <w:lang w:val="en-IN"/>
-        </w:rPr>
-      </w:pPr>
-    </w:p>
-    <w:p>
-      <w:pPr>
-        <w:pStyle w:val="Compact"/>
-        <w:rPr>
-          <w:b/>
-          <w:bCs/>
-          <w:sz w:val="22"/>
-          <w:szCs w:val="22"/>
-          <w:lang w:val="en-IN"/>
-        </w:rPr>
-      </w:pPr>
-      <w:r>
-        <w:rPr>
-          <w:b/>
-          <w:bCs/>
-          <w:sz w:val="22"/>
-          <w:szCs w:val="22"/>
-          <w:lang w:val="en-IN"/>
-        </w:rPr>
-        <w:t>4</w:t>
-      </w:r>
-      <w:r>
-        <w:rPr>
-          <w:b/>
-          <w:bCs/>
-          <w:sz w:val="22"/>
-          <w:szCs w:val="22"/>
-          <w:lang w:val="en-IN"/>
-        </w:rPr>
-        <w:t>. Bulk/Individual Profile Upload &amp; JD Tagging</w:t>
-      </w:r>
-      <w:r>
-        <w:rPr>
-          <w:b/>
-          <w:bCs/>
-          <w:sz w:val="22"/>
-          <w:szCs w:val="22"/>
-          <w:lang w:val="en-IN"/>
-        </w:rPr>
-        <w:t xml:space="preserve"> (Most important)</w:t>
-      </w:r>
-    </w:p>
-    <w:p>
-      <w:pPr>
-        <w:pStyle w:val="Compact"/>
+        <w:pStyle w:val="27"/>
+        <w:rPr>
+          <w:b/>
+          <w:bCs/>
+          <w:sz w:val="22"/>
+          <w:szCs w:val="22"/>
+          <w:lang w:val="en-IN"/>
+        </w:rPr>
+      </w:pPr>
+    </w:p>
+    <w:p>
+      <w:pPr>
+        <w:pStyle w:val="27"/>
+        <w:rPr>
+          <w:rFonts w:hint="default"/>
+          <w:b/>
+          <w:bCs/>
+          <w:sz w:val="22"/>
+          <w:szCs w:val="22"/>
+          <w:lang w:val="en-US"/>
+        </w:rPr>
+      </w:pPr>
+      <w:r>
+        <w:rPr>
+          <w:b/>
+          <w:bCs/>
+          <w:sz w:val="22"/>
+          <w:szCs w:val="22"/>
+          <w:lang w:val="en-IN"/>
+        </w:rPr>
+        <w:t>4. Bulk/Individual Profile Upload &amp; JD Tagging (Most important)</w:t>
+      </w:r>
+      <w:r>
+        <w:rPr>
+          <w:rFonts w:hint="default"/>
+          <w:b/>
+          <w:bCs/>
+          <w:sz w:val="22"/>
+          <w:szCs w:val="22"/>
+          <w:lang w:val="en-US"/>
+        </w:rPr>
+        <w:t xml:space="preserve"> N14-N15</w:t>
+      </w:r>
+    </w:p>
+    <w:p>
+      <w:pPr>
+        <w:pStyle w:val="27"/>
         <w:rPr>
           <w:sz w:val="22"/>
           <w:szCs w:val="22"/>
@@ -501,10 +541,10 @@
     </w:p>
     <w:p>
       <w:pPr>
-        <w:pStyle w:val="Compact"/>
+        <w:pStyle w:val="27"/>
         <w:numPr>
           <w:ilvl w:val="0"/>
-          <w:numId w:val="13"/>
+          <w:numId w:val="3"/>
         </w:numPr>
         <w:rPr>
           <w:sz w:val="22"/>
@@ -523,10 +563,10 @@
     </w:p>
     <w:p>
       <w:pPr>
-        <w:pStyle w:val="Compact"/>
+        <w:pStyle w:val="27"/>
         <w:numPr>
           <w:ilvl w:val="0"/>
-          <w:numId w:val="13"/>
+          <w:numId w:val="3"/>
         </w:numPr>
         <w:rPr>
           <w:sz w:val="22"/>
@@ -545,7 +585,7 @@
     </w:p>
     <w:p>
       <w:pPr>
-        <w:pStyle w:val="Compact"/>
+        <w:pStyle w:val="27"/>
         <w:rPr>
           <w:sz w:val="22"/>
           <w:szCs w:val="22"/>
@@ -563,85 +603,71 @@
     </w:p>
     <w:p>
       <w:pPr>
-        <w:pStyle w:val="Compact"/>
-        <w:rPr>
-          <w:b/>
-          <w:bCs/>
-          <w:sz w:val="22"/>
-          <w:szCs w:val="22"/>
-          <w:lang w:val="en-IN"/>
-        </w:rPr>
-      </w:pPr>
-    </w:p>
-    <w:p>
-      <w:pPr>
-        <w:pStyle w:val="Compact"/>
-        <w:rPr>
-          <w:b/>
-          <w:bCs/>
-          <w:sz w:val="22"/>
-          <w:szCs w:val="22"/>
-          <w:lang w:val="en-IN"/>
-        </w:rPr>
-      </w:pPr>
-      <w:r>
-        <w:rPr>
-          <w:b/>
-          <w:bCs/>
-          <w:sz w:val="22"/>
-          <w:szCs w:val="22"/>
-          <w:lang w:val="en-IN"/>
-        </w:rPr>
-        <w:t>5</w:t>
-      </w:r>
-      <w:r>
-        <w:rPr>
-          <w:b/>
-          <w:bCs/>
-          <w:sz w:val="22"/>
-          <w:szCs w:val="22"/>
-          <w:lang w:val="en-IN"/>
-        </w:rPr>
-        <w:t>. JD Filtering &amp; Matching Profiles</w:t>
-      </w:r>
-    </w:p>
-    <w:p>
-      <w:pPr>
-        <w:pStyle w:val="Compact"/>
-        <w:rPr>
-          <w:sz w:val="22"/>
-          <w:szCs w:val="22"/>
-          <w:lang w:val="en-IN"/>
-        </w:rPr>
-      </w:pPr>
-      <w:r>
-        <w:rPr>
-          <w:sz w:val="22"/>
-          <w:szCs w:val="22"/>
-          <w:lang w:val="en-IN"/>
-        </w:rPr>
-        <w:t>JD filtering should display profiles that match the selected JD criteria</w:t>
-      </w:r>
-      <w:r>
-        <w:rPr>
-          <w:sz w:val="22"/>
-          <w:szCs w:val="22"/>
-          <w:lang w:val="en-IN"/>
-        </w:rPr>
-        <w:t xml:space="preserve"> only</w:t>
-      </w:r>
-      <w:r>
-        <w:rPr>
-          <w:sz w:val="22"/>
-          <w:szCs w:val="22"/>
-          <w:lang w:val="en-IN"/>
-        </w:rPr>
-        <w:t>.</w:t>
-      </w:r>
-    </w:p>
-    <w:p>
-      <w:pPr>
-        <w:pStyle w:val="Compact"/>
+        <w:pStyle w:val="27"/>
+        <w:rPr>
+          <w:b/>
+          <w:bCs/>
+          <w:sz w:val="22"/>
+          <w:szCs w:val="22"/>
+          <w:lang w:val="en-IN"/>
+        </w:rPr>
+      </w:pPr>
+    </w:p>
+    <w:p>
+      <w:pPr>
+        <w:pStyle w:val="27"/>
+        <w:rPr>
+          <w:rFonts w:hint="default"/>
+          <w:b/>
+          <w:bCs/>
+          <w:sz w:val="22"/>
+          <w:szCs w:val="22"/>
+          <w:lang w:val="en-US"/>
+        </w:rPr>
+      </w:pPr>
+      <w:r>
+        <w:rPr>
+          <w:b/>
+          <w:bCs/>
+          <w:sz w:val="22"/>
+          <w:szCs w:val="22"/>
+          <w:lang w:val="en-IN"/>
+        </w:rPr>
+        <w:t>5. JD Filtering &amp; Matching Profiles</w:t>
+      </w:r>
+      <w:r>
+        <w:rPr>
+          <w:rFonts w:hint="default"/>
+          <w:b/>
+          <w:bCs/>
+          <w:sz w:val="22"/>
+          <w:szCs w:val="22"/>
+          <w:lang w:val="en-US"/>
+        </w:rPr>
+        <w:t xml:space="preserve"> N1- N12</w:t>
+      </w:r>
+    </w:p>
+    <w:p>
+      <w:pPr>
+        <w:pStyle w:val="27"/>
+        <w:rPr>
+          <w:sz w:val="22"/>
+          <w:szCs w:val="22"/>
+          <w:lang w:val="en-IN"/>
+        </w:rPr>
+      </w:pPr>
+      <w:r>
+        <w:rPr>
+          <w:sz w:val="22"/>
+          <w:szCs w:val="22"/>
+          <w:lang w:val="en-IN"/>
+        </w:rPr>
+        <w:t>JD filtering should display profiles that match the selected JD criteria only.</w:t>
+      </w:r>
+    </w:p>
+    <w:p>
+      <w:pPr>
+        <w:pStyle w:val="27"/>
         <w:rPr>
           <w:sz w:val="22"/>
           <w:szCs w:val="22"/>
@@ -672,32 +698,24 @@
           <w:szCs w:val="22"/>
           <w:lang w:val="en-IN"/>
         </w:rPr>
-        <w:t>.</w:t>
-      </w:r>
-      <w:r>
-        <w:rPr>
-          <w:sz w:val="22"/>
-          <w:szCs w:val="22"/>
-          <w:lang w:val="en-IN"/>
-        </w:rPr>
-        <w:t xml:space="preserve"> Result is still not upto the mark.</w:t>
-      </w:r>
-    </w:p>
-    <w:p>
-      <w:pPr>
-        <w:pStyle w:val="Compact"/>
-        <w:rPr>
-          <w:b/>
-          <w:bCs/>
-          <w:sz w:val="22"/>
-          <w:szCs w:val="22"/>
-          <w:lang w:val="en-IN"/>
-        </w:rPr>
-      </w:pPr>
-    </w:p>
-    <w:p>
-      <w:pPr>
-        <w:pStyle w:val="Compact"/>
+        <w:t>. Result is still not upto the mark.</w:t>
+      </w:r>
+    </w:p>
+    <w:p>
+      <w:pPr>
+        <w:pStyle w:val="27"/>
+        <w:rPr>
+          <w:b/>
+          <w:bCs/>
+          <w:sz w:val="22"/>
+          <w:szCs w:val="22"/>
+          <w:lang w:val="en-IN"/>
+        </w:rPr>
+      </w:pPr>
+    </w:p>
+    <w:p>
+      <w:pPr>
+        <w:pStyle w:val="27"/>
         <w:rPr>
           <w:b/>
           <w:bCs/>
@@ -719,7 +737,7 @@
     </w:p>
     <w:p>
       <w:pPr>
-        <w:pStyle w:val="Compact"/>
+        <w:pStyle w:val="27"/>
         <w:rPr>
           <w:sz w:val="22"/>
           <w:szCs w:val="22"/>
@@ -773,7 +791,7 @@
     </w:p>
     <w:p>
       <w:pPr>
-        <w:pStyle w:val="Compact"/>
+        <w:pStyle w:val="27"/>
         <w:rPr>
           <w:sz w:val="22"/>
           <w:szCs w:val="22"/>
@@ -791,19 +809,19 @@
     </w:p>
     <w:p>
       <w:pPr>
-        <w:pStyle w:val="Compact"/>
-        <w:rPr>
-          <w:b/>
-          <w:bCs/>
-          <w:sz w:val="22"/>
-          <w:szCs w:val="22"/>
-          <w:lang w:val="en-IN"/>
-        </w:rPr>
-      </w:pPr>
-    </w:p>
-    <w:p>
-      <w:pPr>
-        <w:pStyle w:val="Compact"/>
+        <w:pStyle w:val="27"/>
+        <w:rPr>
+          <w:b/>
+          <w:bCs/>
+          <w:sz w:val="22"/>
+          <w:szCs w:val="22"/>
+          <w:lang w:val="en-IN"/>
+        </w:rPr>
+      </w:pPr>
+    </w:p>
+    <w:p>
+      <w:pPr>
+        <w:pStyle w:val="27"/>
         <w:rPr>
           <w:b/>
           <w:bCs/>
@@ -825,84 +843,82 @@
     </w:p>
     <w:p>
       <w:pPr>
-        <w:pStyle w:val="Compact"/>
-        <w:rPr>
-          <w:sz w:val="22"/>
-          <w:szCs w:val="22"/>
-          <w:lang w:val="en-IN"/>
-        </w:rPr>
-      </w:pPr>
-      <w:r>
-        <w:rPr>
-          <w:sz w:val="22"/>
-          <w:szCs w:val="22"/>
-          <w:lang w:val="en-IN"/>
-        </w:rPr>
-        <w:lastRenderedPageBreak/>
+        <w:pStyle w:val="27"/>
+        <w:rPr>
+          <w:sz w:val="22"/>
+          <w:szCs w:val="22"/>
+          <w:lang w:val="en-IN"/>
+        </w:rPr>
+      </w:pPr>
+      <w:r>
+        <w:rPr>
+          <w:sz w:val="22"/>
+          <w:szCs w:val="22"/>
+          <w:lang w:val="en-IN"/>
+        </w:rPr>
         <w:t>Fresher profiles that fall outside the defined experience criteria should receive a relatively lower match rating. The rating should appropriately reflect the mandatory JD criteria.</w:t>
       </w:r>
     </w:p>
     <w:p>
       <w:pPr>
-        <w:pStyle w:val="Compact"/>
-        <w:rPr>
-          <w:sz w:val="22"/>
-          <w:szCs w:val="22"/>
-          <w:lang w:val="en-IN"/>
-        </w:rPr>
-      </w:pPr>
-      <w:r>
-        <w:rPr>
-          <w:sz w:val="22"/>
-          <w:szCs w:val="22"/>
-          <w:lang w:val="en-IN"/>
-        </w:rPr>
-        <w:pict w14:anchorId="0B5562F5">
-          <v:rect id="_x0000_i1025" style="width:0;height:1.5pt" o:hralign="center" o:hrstd="t" o:hr="t" fillcolor="#a0a0a0" stroked="f"/>
+        <w:pStyle w:val="27"/>
+        <w:rPr>
+          <w:sz w:val="22"/>
+          <w:szCs w:val="22"/>
+          <w:lang w:val="en-IN"/>
+        </w:rPr>
+      </w:pPr>
+      <w:r>
+        <w:rPr>
+          <w:sz w:val="22"/>
+          <w:szCs w:val="22"/>
+          <w:lang w:val="en-IN"/>
+        </w:rPr>
+        <w:pict>
+          <v:rect id="_x0000_i1025" o:spt="1" style="height:1.5pt;width:0pt;" fillcolor="#A0A0A0" filled="t" stroked="f" coordsize="21600,21600" o:hr="t" o:hrstd="t" o:hralign="center">
+            <v:path/>
+            <v:fill on="t" focussize="0,0"/>
+            <v:stroke on="f"/>
+            <v:imagedata o:title=""/>
+            <o:lock v:ext="edit"/>
+            <w10:wrap type="none"/>
+            <w10:anchorlock/>
+          </v:rect>
         </w:pict>
       </w:r>
     </w:p>
     <w:p>
       <w:pPr>
-        <w:pStyle w:val="Compact"/>
-        <w:rPr>
-          <w:b/>
-          <w:bCs/>
-          <w:sz w:val="22"/>
-          <w:szCs w:val="22"/>
-          <w:lang w:val="en-IN"/>
-        </w:rPr>
-      </w:pPr>
-      <w:r>
-        <w:rPr>
-          <w:b/>
-          <w:bCs/>
-          <w:sz w:val="22"/>
-          <w:szCs w:val="22"/>
-          <w:lang w:val="en-IN"/>
-        </w:rPr>
-        <w:t>6</w:t>
-      </w:r>
-      <w:r>
-        <w:rPr>
-          <w:b/>
-          <w:bCs/>
-          <w:sz w:val="22"/>
-          <w:szCs w:val="22"/>
-          <w:lang w:val="en-IN"/>
-        </w:rPr>
-        <w:t>. Candidate Screening &amp; Pipeline</w:t>
-      </w:r>
-    </w:p>
-    <w:p>
-      <w:pPr>
-        <w:pStyle w:val="Compact"/>
-        <w:rPr>
-          <w:b/>
-          <w:bCs/>
-          <w:sz w:val="22"/>
-          <w:szCs w:val="22"/>
-          <w:lang w:val="en-IN"/>
+        <w:pStyle w:val="27"/>
+        <w:rPr>
+          <w:b/>
+          <w:bCs/>
+          <w:sz w:val="22"/>
+          <w:szCs w:val="22"/>
+          <w:lang w:val="en-IN"/>
+        </w:rPr>
+      </w:pPr>
+      <w:r>
+        <w:rPr>
+          <w:b/>
+          <w:bCs/>
+          <w:sz w:val="22"/>
+          <w:szCs w:val="22"/>
+          <w:lang w:val="en-IN"/>
+        </w:rPr>
+        <w:t>6. Candidate Screening &amp; Pipeline</w:t>
+      </w:r>
+    </w:p>
+    <w:p>
+      <w:pPr>
+        <w:pStyle w:val="27"/>
+        <w:rPr>
+          <w:rFonts w:hint="default"/>
+          <w:b/>
+          <w:bCs/>
+          <w:sz w:val="22"/>
+          <w:szCs w:val="22"/>
+          <w:lang w:val="en-US"/>
         </w:rPr>
       </w:pPr>
       <w:r>
@@ -915,10 +931,21 @@
         </w:rPr>
         <w:t>1. QA Automation Tagging</w:t>
       </w:r>
-    </w:p>
-    <w:p>
-      <w:pPr>
-        <w:pStyle w:val="Compact"/>
+      <w:r>
+        <w:rPr>
+          <w:rFonts w:hint="default"/>
+          <w:b/>
+          <w:bCs/>
+          <w:sz w:val="22"/>
+          <w:szCs w:val="22"/>
+          <w:lang w:val="en-US"/>
+        </w:rPr>
+        <w:t xml:space="preserve"> --N20</w:t>
+      </w:r>
+    </w:p>
+    <w:p>
+      <w:pPr>
+        <w:pStyle w:val="27"/>
         <w:rPr>
           <w:sz w:val="22"/>
           <w:szCs w:val="22"/>
@@ -949,28 +976,12 @@
           <w:szCs w:val="22"/>
           <w:lang w:val="en-IN"/>
         </w:rPr>
-        <w:t xml:space="preserve"> tag is not available in Candidate Screening, although it is available in the Candidate Pipeline</w:t>
-      </w:r>
-      <w:r>
-        <w:rPr>
-          <w:sz w:val="22"/>
-          <w:szCs w:val="22"/>
-          <w:lang w:val="en-IN"/>
-        </w:rPr>
-        <w:t xml:space="preserve"> when we tested in staging requirment</w:t>
-      </w:r>
-      <w:r>
-        <w:rPr>
-          <w:sz w:val="22"/>
-          <w:szCs w:val="22"/>
-          <w:lang w:val="en-IN"/>
-        </w:rPr>
-        <w:t>.</w:t>
-      </w:r>
-    </w:p>
-    <w:p>
-      <w:pPr>
-        <w:pStyle w:val="Compact"/>
+        <w:t xml:space="preserve"> tag is not available in Candidate Screening, although it is available in the Candidate Pipeline when we tested in staging requirment.</w:t>
+      </w:r>
+    </w:p>
+    <w:p>
+      <w:pPr>
+        <w:pStyle w:val="27"/>
         <w:rPr>
           <w:sz w:val="22"/>
           <w:szCs w:val="22"/>
@@ -988,7 +999,7 @@
     </w:p>
     <w:p>
       <w:pPr>
-        <w:pStyle w:val="Compact"/>
+        <w:pStyle w:val="27"/>
         <w:rPr>
           <w:b/>
           <w:bCs/>
@@ -1010,7 +1021,7 @@
     </w:p>
     <w:p>
       <w:pPr>
-        <w:pStyle w:val="Compact"/>
+        <w:pStyle w:val="27"/>
         <w:rPr>
           <w:sz w:val="22"/>
           <w:szCs w:val="22"/>
@@ -1028,10 +1039,10 @@
     </w:p>
     <w:p>
       <w:pPr>
-        <w:pStyle w:val="Compact"/>
+        <w:pStyle w:val="27"/>
         <w:numPr>
           <w:ilvl w:val="0"/>
-          <w:numId w:val="14"/>
+          <w:numId w:val="4"/>
         </w:numPr>
         <w:rPr>
           <w:sz w:val="22"/>
@@ -1068,7 +1079,7 @@
     </w:p>
     <w:p>
       <w:pPr>
-        <w:pStyle w:val="Compact"/>
+        <w:pStyle w:val="27"/>
         <w:rPr>
           <w:sz w:val="22"/>
           <w:szCs w:val="22"/>
@@ -1099,80 +1110,74 @@
           <w:szCs w:val="22"/>
           <w:lang w:val="en-IN"/>
         </w:rPr>
-        <w:t>, and there is no option to move the candidate to the required stage.</w:t>
-      </w:r>
-      <w:r>
-        <w:rPr>
-          <w:sz w:val="22"/>
-          <w:szCs w:val="22"/>
-          <w:lang w:val="en-IN"/>
-        </w:rPr>
-        <w:t xml:space="preserve"> </w:t>
-      </w:r>
-      <w:r>
-        <w:rPr>
-          <w:sz w:val="22"/>
-          <w:szCs w:val="22"/>
-          <w:lang w:val="en-IN"/>
-        </w:rPr>
-        <w:t>Please note “Location” has to be perfect match .</w:t>
-      </w:r>
-    </w:p>
-    <w:p>
-      <w:pPr>
-        <w:pStyle w:val="Compact"/>
-        <w:rPr>
-          <w:sz w:val="22"/>
-          <w:szCs w:val="22"/>
-          <w:lang w:val="en-IN"/>
-        </w:rPr>
-      </w:pPr>
-      <w:r>
-        <w:rPr>
-          <w:sz w:val="22"/>
-          <w:szCs w:val="22"/>
-          <w:lang w:val="en-IN"/>
-        </w:rPr>
-        <w:pict w14:anchorId="65C213EA">
-          <v:rect id="_x0000_i1026" style="width:0;height:1.5pt" o:hralign="center" o:hrstd="t" o:hr="t" fillcolor="#a0a0a0" stroked="f"/>
+        <w:t>, and there is no option to move the candidate to the required stage. Please note “Location” has to be perfect match .</w:t>
+      </w:r>
+    </w:p>
+    <w:p>
+      <w:pPr>
+        <w:pStyle w:val="27"/>
+        <w:rPr>
+          <w:sz w:val="22"/>
+          <w:szCs w:val="22"/>
+          <w:lang w:val="en-IN"/>
+        </w:rPr>
+      </w:pPr>
+      <w:r>
+        <w:rPr>
+          <w:sz w:val="22"/>
+          <w:szCs w:val="22"/>
+          <w:lang w:val="en-IN"/>
+        </w:rPr>
+        <w:pict>
+          <v:rect id="_x0000_i1026" o:spt="1" style="height:1.5pt;width:0pt;" fillcolor="#A0A0A0" filled="t" stroked="f" coordsize="21600,21600" o:hr="t" o:hrstd="t" o:hralign="center">
+            <v:path/>
+            <v:fill on="t" focussize="0,0"/>
+            <v:stroke on="f"/>
+            <v:imagedata o:title=""/>
+            <o:lock v:ext="edit"/>
+            <w10:wrap type="none"/>
+            <w10:anchorlock/>
+          </v:rect>
         </w:pict>
       </w:r>
     </w:p>
     <w:p>
       <w:pPr>
-        <w:pStyle w:val="Compact"/>
-        <w:rPr>
-          <w:b/>
-          <w:bCs/>
-          <w:sz w:val="22"/>
-          <w:szCs w:val="22"/>
-          <w:lang w:val="en-IN"/>
-        </w:rPr>
-      </w:pPr>
-      <w:r>
-        <w:rPr>
-          <w:b/>
-          <w:bCs/>
-          <w:sz w:val="22"/>
-          <w:szCs w:val="22"/>
-          <w:lang w:val="en-IN"/>
-        </w:rPr>
-        <w:t>7</w:t>
-      </w:r>
-      <w:r>
-        <w:rPr>
-          <w:b/>
-          <w:bCs/>
-          <w:sz w:val="22"/>
-          <w:szCs w:val="22"/>
-          <w:lang w:val="en-IN"/>
-        </w:rPr>
-        <w:t>. Flexible Interview/Assessment Stages</w:t>
-      </w:r>
-    </w:p>
-    <w:p>
-      <w:pPr>
-        <w:pStyle w:val="Compact"/>
+        <w:pStyle w:val="27"/>
+        <w:rPr>
+          <w:rFonts w:hint="default"/>
+          <w:b/>
+          <w:bCs/>
+          <w:sz w:val="22"/>
+          <w:szCs w:val="22"/>
+          <w:lang w:val="en-US"/>
+        </w:rPr>
+      </w:pPr>
+      <w:r>
+        <w:rPr>
+          <w:b/>
+          <w:bCs/>
+          <w:sz w:val="22"/>
+          <w:szCs w:val="22"/>
+          <w:lang w:val="en-IN"/>
+        </w:rPr>
+        <w:t>7. Flexible Interview/Assessment Stages</w:t>
+      </w:r>
+      <w:r>
+        <w:rPr>
+          <w:rFonts w:hint="default"/>
+          <w:b/>
+          <w:bCs/>
+          <w:sz w:val="22"/>
+          <w:szCs w:val="22"/>
+          <w:lang w:val="en-US"/>
+        </w:rPr>
+        <w:t>-L01-L03</w:t>
+      </w:r>
+    </w:p>
+    <w:p>
+      <w:pPr>
+        <w:pStyle w:val="27"/>
         <w:rPr>
           <w:sz w:val="22"/>
           <w:szCs w:val="22"/>
@@ -1208,7 +1213,7 @@
     </w:p>
     <w:p>
       <w:pPr>
-        <w:pStyle w:val="Compact"/>
+        <w:pStyle w:val="27"/>
         <w:rPr>
           <w:sz w:val="22"/>
           <w:szCs w:val="22"/>
@@ -1226,10 +1231,10 @@
     </w:p>
     <w:p>
       <w:pPr>
-        <w:pStyle w:val="Compact"/>
+        <w:pStyle w:val="27"/>
         <w:numPr>
           <w:ilvl w:val="0"/>
-          <w:numId w:val="15"/>
+          <w:numId w:val="5"/>
         </w:numPr>
         <w:rPr>
           <w:sz w:val="22"/>
@@ -1248,10 +1253,10 @@
     </w:p>
     <w:p>
       <w:pPr>
-        <w:pStyle w:val="Compact"/>
+        <w:pStyle w:val="27"/>
         <w:numPr>
           <w:ilvl w:val="0"/>
-          <w:numId w:val="15"/>
+          <w:numId w:val="5"/>
         </w:numPr>
         <w:rPr>
           <w:sz w:val="22"/>
@@ -1270,10 +1275,10 @@
     </w:p>
     <w:p>
       <w:pPr>
-        <w:pStyle w:val="Compact"/>
+        <w:pStyle w:val="27"/>
         <w:numPr>
           <w:ilvl w:val="0"/>
-          <w:numId w:val="15"/>
+          <w:numId w:val="5"/>
         </w:numPr>
         <w:rPr>
           <w:sz w:val="22"/>
@@ -1292,7 +1297,7 @@
     </w:p>
     <w:p>
       <w:pPr>
-        <w:pStyle w:val="Compact"/>
+        <w:pStyle w:val="27"/>
         <w:rPr>
           <w:sz w:val="22"/>
           <w:szCs w:val="22"/>
@@ -1310,7 +1315,7 @@
     </w:p>
     <w:p>
       <w:pPr>
-        <w:pStyle w:val="Compact"/>
+        <w:pStyle w:val="27"/>
         <w:rPr>
           <w:sz w:val="22"/>
           <w:szCs w:val="22"/>
@@ -1346,7 +1351,7 @@
     </w:p>
     <w:p>
       <w:pPr>
-        <w:pStyle w:val="Compact"/>
+        <w:pStyle w:val="27"/>
         <w:rPr>
           <w:sz w:val="22"/>
           <w:szCs w:val="22"/>
@@ -1364,51 +1369,53 @@
     </w:p>
     <w:p>
       <w:pPr>
-        <w:pStyle w:val="Compact"/>
-        <w:rPr>
-          <w:b/>
-          <w:bCs/>
-          <w:sz w:val="22"/>
-          <w:szCs w:val="22"/>
-          <w:lang w:val="en-IN"/>
-        </w:rPr>
-      </w:pPr>
-    </w:p>
-    <w:p>
-      <w:pPr>
-        <w:pStyle w:val="Compact"/>
-        <w:rPr>
-          <w:b/>
-          <w:bCs/>
-          <w:sz w:val="22"/>
-          <w:szCs w:val="22"/>
-          <w:lang w:val="en-IN"/>
-        </w:rPr>
-      </w:pPr>
-      <w:r>
-        <w:rPr>
-          <w:b/>
-          <w:bCs/>
-          <w:sz w:val="22"/>
-          <w:szCs w:val="22"/>
-          <w:lang w:val="en-IN"/>
-        </w:rPr>
-        <w:t>8</w:t>
-      </w:r>
-      <w:r>
-        <w:rPr>
-          <w:b/>
-          <w:bCs/>
-          <w:sz w:val="22"/>
-          <w:szCs w:val="22"/>
-          <w:lang w:val="en-IN"/>
-        </w:rPr>
-        <w:t>. Keyword Search &amp; Filtering</w:t>
-      </w:r>
-    </w:p>
-    <w:p>
-      <w:pPr>
-        <w:pStyle w:val="Compact"/>
+        <w:pStyle w:val="27"/>
+        <w:rPr>
+          <w:b/>
+          <w:bCs/>
+          <w:sz w:val="22"/>
+          <w:szCs w:val="22"/>
+          <w:lang w:val="en-IN"/>
+        </w:rPr>
+      </w:pPr>
+    </w:p>
+    <w:p>
+      <w:pPr>
+        <w:pStyle w:val="27"/>
+        <w:rPr>
+          <w:rFonts w:hint="default"/>
+          <w:b/>
+          <w:bCs/>
+          <w:sz w:val="22"/>
+          <w:szCs w:val="22"/>
+          <w:lang w:val="en-US"/>
+        </w:rPr>
+      </w:pPr>
+      <w:r>
+        <w:rPr>
+          <w:b/>
+          <w:bCs/>
+          <w:sz w:val="22"/>
+          <w:szCs w:val="22"/>
+          <w:lang w:val="en-IN"/>
+        </w:rPr>
+        <w:t>8. Keyword Search &amp; Filtering</w:t>
+      </w:r>
+      <w:r>
+        <w:rPr>
+          <w:rFonts w:hint="default"/>
+          <w:b/>
+          <w:bCs/>
+          <w:sz w:val="22"/>
+          <w:szCs w:val="22"/>
+          <w:lang w:val="en-US"/>
+        </w:rPr>
+        <w:t>-N01</w:t>
+      </w:r>
+    </w:p>
+    <w:p>
+      <w:pPr>
+        <w:pStyle w:val="27"/>
         <w:rPr>
           <w:sz w:val="22"/>
           <w:szCs w:val="22"/>
@@ -1426,10 +1433,10 @@
     </w:p>
     <w:p>
       <w:pPr>
-        <w:pStyle w:val="Compact"/>
+        <w:pStyle w:val="27"/>
         <w:numPr>
           <w:ilvl w:val="0"/>
-          <w:numId w:val="17"/>
+          <w:numId w:val="6"/>
         </w:numPr>
         <w:rPr>
           <w:sz w:val="22"/>
@@ -1448,10 +1455,10 @@
     </w:p>
     <w:p>
       <w:pPr>
-        <w:pStyle w:val="Compact"/>
+        <w:pStyle w:val="27"/>
         <w:numPr>
           <w:ilvl w:val="0"/>
-          <w:numId w:val="17"/>
+          <w:numId w:val="6"/>
         </w:numPr>
         <w:rPr>
           <w:sz w:val="22"/>
@@ -1470,10 +1477,10 @@
     </w:p>
     <w:p>
       <w:pPr>
-        <w:pStyle w:val="Compact"/>
+        <w:pStyle w:val="27"/>
         <w:numPr>
           <w:ilvl w:val="0"/>
-          <w:numId w:val="17"/>
+          <w:numId w:val="6"/>
         </w:numPr>
         <w:rPr>
           <w:sz w:val="22"/>
@@ -1492,7 +1499,7 @@
     </w:p>
     <w:p>
       <w:pPr>
-        <w:pStyle w:val="Compact"/>
+        <w:pStyle w:val="27"/>
         <w:rPr>
           <w:sz w:val="22"/>
           <w:szCs w:val="22"/>
@@ -1510,7 +1517,7 @@
     </w:p>
     <w:p>
       <w:pPr>
-        <w:pStyle w:val="Compact"/>
+        <w:pStyle w:val="27"/>
         <w:rPr>
           <w:sz w:val="22"/>
           <w:szCs w:val="22"/>
@@ -1546,59 +1553,51 @@
     </w:p>
     <w:p>
       <w:pPr>
-        <w:pStyle w:val="Compact"/>
-        <w:rPr>
-          <w:sz w:val="22"/>
-          <w:szCs w:val="22"/>
-          <w:lang w:val="en-IN"/>
-        </w:rPr>
-      </w:pPr>
-    </w:p>
-    <w:p>
-      <w:pPr>
-        <w:pStyle w:val="Compact"/>
-        <w:rPr>
-          <w:b/>
-          <w:bCs/>
-          <w:sz w:val="22"/>
-          <w:szCs w:val="22"/>
-          <w:lang w:val="en-IN"/>
-        </w:rPr>
-      </w:pPr>
-      <w:r>
-        <w:rPr>
-          <w:b/>
-          <w:bCs/>
-          <w:sz w:val="22"/>
-          <w:szCs w:val="22"/>
-          <w:lang w:val="en-IN"/>
-        </w:rPr>
-        <w:t>9</w:t>
-      </w:r>
-      <w:r>
-        <w:rPr>
-          <w:b/>
-          <w:bCs/>
-          <w:sz w:val="22"/>
-          <w:szCs w:val="22"/>
-          <w:lang w:val="en-IN"/>
-        </w:rPr>
-        <w:t>.</w:t>
-      </w:r>
-      <w:r>
-        <w:rPr>
-          <w:b/>
-          <w:bCs/>
-          <w:sz w:val="22"/>
-          <w:szCs w:val="22"/>
-          <w:lang w:val="en-IN"/>
-        </w:rPr>
-        <w:t>Zeko Interview – Contact Number &amp; Reminder</w:t>
-      </w:r>
-    </w:p>
-    <w:p>
-      <w:pPr>
-        <w:pStyle w:val="Compact"/>
+        <w:pStyle w:val="27"/>
+        <w:rPr>
+          <w:sz w:val="22"/>
+          <w:szCs w:val="22"/>
+          <w:lang w:val="en-IN"/>
+        </w:rPr>
+      </w:pPr>
+    </w:p>
+    <w:p>
+      <w:pPr>
+        <w:pStyle w:val="27"/>
+        <w:rPr>
+          <w:rFonts w:hint="default"/>
+          <w:b/>
+          <w:bCs/>
+          <w:sz w:val="22"/>
+          <w:szCs w:val="22"/>
+          <w:lang w:val="en-US"/>
+        </w:rPr>
+      </w:pPr>
+      <w:r>
+        <w:rPr>
+          <w:b/>
+          <w:bCs/>
+          <w:sz w:val="22"/>
+          <w:szCs w:val="22"/>
+          <w:lang w:val="en-IN"/>
+        </w:rPr>
+        <w:t>9.Zeko Interview – Contact Number &amp; Reminder</w:t>
+      </w:r>
+      <w:r>
+        <w:rPr>
+          <w:rFonts w:hint="default"/>
+          <w:b/>
+          <w:bCs/>
+          <w:sz w:val="22"/>
+          <w:szCs w:val="22"/>
+          <w:lang w:val="en-US"/>
+        </w:rPr>
+        <w:t xml:space="preserve"> -N22</w:t>
+      </w:r>
+    </w:p>
+    <w:p>
+      <w:pPr>
+        <w:pStyle w:val="27"/>
         <w:rPr>
           <w:sz w:val="22"/>
           <w:szCs w:val="22"/>
@@ -1634,7 +1633,7 @@
     </w:p>
     <w:p>
       <w:pPr>
-        <w:pStyle w:val="Compact"/>
+        <w:pStyle w:val="27"/>
         <w:rPr>
           <w:sz w:val="22"/>
           <w:szCs w:val="22"/>
@@ -1652,120 +1651,76 @@
     </w:p>
     <w:p>
       <w:pPr>
-        <w:pStyle w:val="Compact"/>
-        <w:rPr>
-          <w:b/>
-          <w:bCs/>
-          <w:sz w:val="22"/>
-          <w:szCs w:val="22"/>
-          <w:lang w:val="en-IN"/>
-        </w:rPr>
-      </w:pPr>
-    </w:p>
-    <w:p>
-      <w:pPr>
-        <w:pStyle w:val="Compact"/>
-        <w:rPr>
-          <w:b/>
-          <w:bCs/>
-          <w:sz w:val="22"/>
-          <w:szCs w:val="22"/>
-          <w:lang w:val="en-IN"/>
-        </w:rPr>
-      </w:pPr>
-      <w:r>
-        <w:rPr>
-          <w:b/>
-          <w:bCs/>
-          <w:sz w:val="22"/>
-          <w:szCs w:val="22"/>
-          <w:lang w:val="en-IN"/>
-        </w:rPr>
-        <w:t>1</w:t>
-      </w:r>
-      <w:r>
-        <w:rPr>
-          <w:b/>
-          <w:bCs/>
-          <w:sz w:val="22"/>
-          <w:szCs w:val="22"/>
-          <w:lang w:val="en-IN"/>
-        </w:rPr>
-        <w:t>0</w:t>
-      </w:r>
-      <w:r>
-        <w:rPr>
-          <w:b/>
-          <w:bCs/>
-          <w:sz w:val="22"/>
-          <w:szCs w:val="22"/>
-          <w:lang w:val="en-IN"/>
-        </w:rPr>
-        <w:t>.</w:t>
-      </w:r>
-      <w:r>
-        <w:rPr>
-          <w:b/>
-          <w:bCs/>
-          <w:sz w:val="22"/>
-          <w:szCs w:val="22"/>
-          <w:lang w:val="en-IN"/>
-        </w:rPr>
-        <w:t>Interviewer &amp; Interviewee Visibility</w:t>
-      </w:r>
-    </w:p>
-    <w:p>
-      <w:pPr>
-        <w:pStyle w:val="Compact"/>
-        <w:rPr>
-          <w:sz w:val="22"/>
-          <w:szCs w:val="22"/>
-          <w:lang w:val="en-IN"/>
-        </w:rPr>
-      </w:pPr>
-      <w:r>
-        <w:rPr>
-          <w:sz w:val="22"/>
-          <w:szCs w:val="22"/>
-          <w:lang w:val="en-IN"/>
-        </w:rPr>
-        <w:t>Currently,</w:t>
-      </w:r>
-      <w:r>
-        <w:rPr>
-          <w:sz w:val="22"/>
-          <w:szCs w:val="22"/>
-          <w:lang w:val="en-IN"/>
-        </w:rPr>
-        <w:t xml:space="preserve"> it </w:t>
-      </w:r>
-      <w:r>
-        <w:rPr>
-          <w:sz w:val="22"/>
-          <w:szCs w:val="22"/>
-          <w:lang w:val="en-IN"/>
-        </w:rPr>
-        <w:t xml:space="preserve">appears as an </w:t>
-      </w:r>
-      <w:r>
-        <w:rPr>
-          <w:b/>
-          <w:bCs/>
-          <w:sz w:val="22"/>
-          <w:szCs w:val="22"/>
-          <w:lang w:val="en-IN"/>
-        </w:rPr>
-        <w:t>Interviewer</w:t>
-      </w:r>
-      <w:r>
-        <w:rPr>
-          <w:b/>
-          <w:bCs/>
-          <w:sz w:val="22"/>
-          <w:szCs w:val="22"/>
-          <w:lang w:val="en-IN"/>
-        </w:rPr>
-        <w:t xml:space="preserve"> email</w:t>
+        <w:pStyle w:val="27"/>
+        <w:rPr>
+          <w:b/>
+          <w:bCs/>
+          <w:sz w:val="22"/>
+          <w:szCs w:val="22"/>
+          <w:lang w:val="en-IN"/>
+        </w:rPr>
+      </w:pPr>
+    </w:p>
+    <w:p>
+      <w:pPr>
+        <w:pStyle w:val="27"/>
+        <w:rPr>
+          <w:rFonts w:hint="default"/>
+          <w:b/>
+          <w:bCs/>
+          <w:sz w:val="22"/>
+          <w:szCs w:val="22"/>
+          <w:lang w:val="en-US"/>
+        </w:rPr>
+      </w:pPr>
+      <w:r>
+        <w:rPr>
+          <w:b/>
+          <w:bCs/>
+          <w:sz w:val="22"/>
+          <w:szCs w:val="22"/>
+          <w:lang w:val="en-IN"/>
+        </w:rPr>
+        <w:t>10.Interviewer &amp; Interviewee Visibility</w:t>
+      </w:r>
+      <w:r>
+        <w:rPr>
+          <w:rFonts w:hint="default"/>
+          <w:b/>
+          <w:bCs/>
+          <w:sz w:val="22"/>
+          <w:szCs w:val="22"/>
+          <w:lang w:val="en-US"/>
+        </w:rPr>
+        <w:t>-N23</w:t>
+      </w:r>
+    </w:p>
+    <w:p>
+      <w:pPr>
+        <w:pStyle w:val="27"/>
+        <w:rPr>
+          <w:sz w:val="22"/>
+          <w:szCs w:val="22"/>
+          <w:lang w:val="en-IN"/>
+        </w:rPr>
+      </w:pPr>
+      <w:r>
+        <w:rPr>
+          <w:sz w:val="22"/>
+          <w:szCs w:val="22"/>
+          <w:lang w:val="en-IN"/>
+        </w:rPr>
+        <w:t xml:space="preserve">Currently, it appears as an </w:t>
+      </w:r>
+      <w:r>
+        <w:rPr>
+          <w:b/>
+          <w:bCs/>
+          <w:sz w:val="22"/>
+          <w:szCs w:val="22"/>
+          <w:lang w:val="en-IN"/>
+        </w:rPr>
+        <w:t>Interviewer email</w:t>
       </w:r>
       <w:r>
         <w:rPr>
@@ -1778,81 +1733,69 @@
     </w:p>
     <w:p>
       <w:pPr>
-        <w:pStyle w:val="Compact"/>
-        <w:rPr>
-          <w:sz w:val="22"/>
-          <w:szCs w:val="22"/>
-          <w:lang w:val="en-IN"/>
-        </w:rPr>
-      </w:pPr>
-      <w:r>
-        <w:rPr>
-          <w:sz w:val="22"/>
-          <w:szCs w:val="22"/>
-          <w:lang w:val="en-IN"/>
-        </w:rPr>
-        <w:lastRenderedPageBreak/>
+        <w:pStyle w:val="27"/>
+        <w:rPr>
+          <w:sz w:val="22"/>
+          <w:szCs w:val="22"/>
+          <w:lang w:val="en-IN"/>
+        </w:rPr>
+      </w:pPr>
+      <w:r>
+        <w:rPr>
+          <w:sz w:val="22"/>
+          <w:szCs w:val="22"/>
+          <w:lang w:val="en-IN"/>
+        </w:rPr>
         <w:t>Instead, it should clearly mention:</w:t>
       </w:r>
     </w:p>
     <w:p>
       <w:pPr>
-        <w:pStyle w:val="Compact"/>
-        <w:rPr>
-          <w:sz w:val="22"/>
-          <w:szCs w:val="22"/>
-          <w:lang w:val="en-IN"/>
-        </w:rPr>
-      </w:pPr>
-      <w:r>
-        <w:rPr>
-          <w:b/>
-          <w:bCs/>
-          <w:sz w:val="22"/>
-          <w:szCs w:val="22"/>
-          <w:lang w:val="en-IN"/>
-        </w:rPr>
-        <w:t>Interviewer</w:t>
-      </w:r>
-      <w:r>
-        <w:rPr>
-          <w:b/>
-          <w:bCs/>
-          <w:sz w:val="22"/>
-          <w:szCs w:val="22"/>
-          <w:lang w:val="en-IN"/>
-        </w:rPr>
-        <w:t xml:space="preserve"> &amp; interviewee email</w:t>
-      </w:r>
-    </w:p>
-    <w:p>
-      <w:pPr>
-        <w:pStyle w:val="Compact"/>
-        <w:rPr>
-          <w:sz w:val="22"/>
-          <w:szCs w:val="22"/>
-          <w:lang w:val="en-IN"/>
-        </w:rPr>
-      </w:pPr>
-    </w:p>
-    <w:p>
-      <w:pPr>
-        <w:pStyle w:val="Compact"/>
-        <w:rPr>
-          <w:sz w:val="22"/>
-          <w:szCs w:val="22"/>
-          <w:lang w:val="en-IN"/>
-        </w:rPr>
-      </w:pPr>
-      <w:r>
-        <w:rPr>
-          <w:noProof/>
+        <w:pStyle w:val="27"/>
+        <w:rPr>
+          <w:sz w:val="22"/>
+          <w:szCs w:val="22"/>
+          <w:lang w:val="en-IN"/>
+        </w:rPr>
+      </w:pPr>
+      <w:r>
+        <w:rPr>
+          <w:b/>
+          <w:bCs/>
+          <w:sz w:val="22"/>
+          <w:szCs w:val="22"/>
+          <w:lang w:val="en-IN"/>
+        </w:rPr>
+        <w:t>Interviewer &amp; interviewee email</w:t>
+      </w:r>
+    </w:p>
+    <w:p>
+      <w:pPr>
+        <w:pStyle w:val="27"/>
+        <w:rPr>
+          <w:sz w:val="22"/>
+          <w:szCs w:val="22"/>
+          <w:lang w:val="en-IN"/>
+        </w:rPr>
+      </w:pPr>
+    </w:p>
+    <w:p>
+      <w:pPr>
+        <w:pStyle w:val="27"/>
+        <w:rPr>
+          <w:sz w:val="22"/>
+          <w:szCs w:val="22"/>
+          <w:lang w:val="en-IN"/>
+        </w:rPr>
+      </w:pPr>
+      <w:r>
+        <w:rPr>
           <w:sz w:val="22"/>
           <w:szCs w:val="22"/>
         </w:rPr>
         <w:drawing>
-          <wp:inline distT="0" distB="0" distL="0" distR="0" wp14:anchorId="7B268F34" wp14:editId="1150A55F">
-            <wp:extent cx="3733800" cy="2864973"/>
+          <wp:inline distT="0" distB="0" distL="0" distR="0">
+            <wp:extent cx="3733800" cy="2864485"/>
             <wp:effectExtent l="0" t="0" r="0" b="0"/>
             <wp:docPr id="838082053" name="Picture 1"/>
             <wp:cNvGraphicFramePr>
@@ -1862,8 +1805,10 @@
               <a:graphicData uri="http://schemas.openxmlformats.org/drawingml/2006/picture">
                 <pic:pic xmlns:pic="http://schemas.openxmlformats.org/drawingml/2006/picture">
                   <pic:nvPicPr>
-                    <pic:cNvPr id="838082053" name=""/>
-                    <pic:cNvPicPr/>
+                    <pic:cNvPr id="838082053" name="Picture 1"/>
+                    <pic:cNvPicPr>
+                      <a:picLocks noChangeAspect="1"/>
+                    </pic:cNvPicPr>
                   </pic:nvPicPr>
                   <pic:blipFill>
                     <a:blip r:embed="rId7"/>
@@ -1889,79 +1834,69 @@
     </w:p>
     <w:p>
       <w:pPr>
-        <w:pStyle w:val="Compact"/>
-        <w:rPr>
-          <w:sz w:val="22"/>
-          <w:szCs w:val="22"/>
-          <w:lang w:val="en-IN"/>
-        </w:rPr>
-      </w:pPr>
-      <w:r>
-        <w:rPr>
-          <w:sz w:val="22"/>
-          <w:szCs w:val="22"/>
-          <w:lang w:val="en-IN"/>
-        </w:rPr>
-        <w:pict w14:anchorId="0340F3C7">
-          <v:rect id="_x0000_i1029" style="width:0;height:1.5pt" o:hralign="center" o:hrstd="t" o:hr="t" fillcolor="#a0a0a0" stroked="f"/>
+        <w:pStyle w:val="27"/>
+        <w:rPr>
+          <w:sz w:val="22"/>
+          <w:szCs w:val="22"/>
+          <w:lang w:val="en-IN"/>
+        </w:rPr>
+      </w:pPr>
+      <w:r>
+        <w:rPr>
+          <w:sz w:val="22"/>
+          <w:szCs w:val="22"/>
+          <w:lang w:val="en-IN"/>
+        </w:rPr>
+        <w:pict>
+          <v:rect id="_x0000_i1027" o:spt="1" style="height:1.5pt;width:0pt;" fillcolor="#A0A0A0" filled="t" stroked="f" coordsize="21600,21600" o:hr="t" o:hrstd="t" o:hralign="center">
+            <v:path/>
+            <v:fill on="t" focussize="0,0"/>
+            <v:stroke on="f"/>
+            <v:imagedata o:title=""/>
+            <o:lock v:ext="edit"/>
+            <w10:wrap type="none"/>
+            <w10:anchorlock/>
+          </v:rect>
         </w:pict>
       </w:r>
     </w:p>
     <w:p>
       <w:pPr>
-        <w:pStyle w:val="Compact"/>
-        <w:rPr>
-          <w:b/>
-          <w:bCs/>
-          <w:sz w:val="22"/>
-          <w:szCs w:val="22"/>
-          <w:lang w:val="en-IN"/>
-        </w:rPr>
-      </w:pPr>
-      <w:r>
-        <w:rPr>
-          <w:b/>
-          <w:bCs/>
-          <w:sz w:val="22"/>
-          <w:szCs w:val="22"/>
-          <w:lang w:val="en-IN"/>
-        </w:rPr>
-        <w:t>1</w:t>
-      </w:r>
-      <w:r>
-        <w:rPr>
-          <w:b/>
-          <w:bCs/>
-          <w:sz w:val="22"/>
-          <w:szCs w:val="22"/>
-          <w:lang w:val="en-IN"/>
-        </w:rPr>
-        <w:t>1</w:t>
-      </w:r>
-      <w:r>
-        <w:rPr>
-          <w:b/>
-          <w:bCs/>
-          <w:sz w:val="22"/>
-          <w:szCs w:val="22"/>
-          <w:lang w:val="en-IN"/>
-        </w:rPr>
-        <w:t>. JD Attachment to Candidate</w:t>
-      </w:r>
-      <w:r>
-        <w:rPr>
-          <w:b/>
-          <w:bCs/>
-          <w:sz w:val="22"/>
-          <w:szCs w:val="22"/>
-          <w:lang w:val="en-IN"/>
-        </w:rPr>
-        <w:t xml:space="preserve"> (most important)</w:t>
-      </w:r>
-    </w:p>
-    <w:p>
-      <w:pPr>
-        <w:pStyle w:val="Compact"/>
+        <w:pStyle w:val="27"/>
+        <w:rPr>
+          <w:rFonts w:hint="default"/>
+          <w:b/>
+          <w:bCs/>
+          <w:sz w:val="22"/>
+          <w:szCs w:val="22"/>
+          <w:lang w:val="en-US"/>
+        </w:rPr>
+      </w:pPr>
+      <w:r>
+        <w:rPr>
+          <w:b/>
+          <w:bCs/>
+          <w:sz w:val="22"/>
+          <w:szCs w:val="22"/>
+          <w:lang w:val="en-IN"/>
+        </w:rPr>
+        <w:t>11. JD Attachment to Candidate (most important)</w:t>
+      </w:r>
+      <w:r>
+        <w:rPr>
+          <w:rFonts w:hint="default"/>
+          <w:b/>
+          <w:bCs/>
+          <w:sz w:val="22"/>
+          <w:szCs w:val="22"/>
+          <w:lang w:val="en-US"/>
+        </w:rPr>
+        <w:t xml:space="preserve"> -N17</w:t>
+      </w:r>
+    </w:p>
+    <w:p>
+      <w:pPr>
+        <w:pStyle w:val="27"/>
         <w:rPr>
           <w:sz w:val="22"/>
           <w:szCs w:val="22"/>
@@ -1979,7 +1914,7 @@
     </w:p>
     <w:p>
       <w:pPr>
-        <w:pStyle w:val="Compact"/>
+        <w:pStyle w:val="27"/>
         <w:rPr>
           <w:sz w:val="22"/>
           <w:szCs w:val="22"/>
@@ -2015,7 +1950,7 @@
     </w:p>
     <w:p>
       <w:pPr>
-        <w:pStyle w:val="Compact"/>
+        <w:pStyle w:val="27"/>
         <w:rPr>
           <w:sz w:val="22"/>
           <w:szCs w:val="22"/>
@@ -2033,69 +1968,71 @@
     </w:p>
     <w:p>
       <w:pPr>
-        <w:pStyle w:val="Compact"/>
-        <w:rPr>
-          <w:sz w:val="22"/>
-          <w:szCs w:val="22"/>
-          <w:lang w:val="en-IN"/>
-        </w:rPr>
-      </w:pPr>
-      <w:r>
-        <w:rPr>
-          <w:sz w:val="22"/>
-          <w:szCs w:val="22"/>
-          <w:lang w:val="en-IN"/>
-        </w:rPr>
-        <w:pict w14:anchorId="6DD4C247">
-          <v:rect id="_x0000_i1030" style="width:0;height:1.5pt" o:hralign="center" o:hrstd="t" o:hr="t" fillcolor="#a0a0a0" stroked="f"/>
+        <w:pStyle w:val="27"/>
+        <w:rPr>
+          <w:sz w:val="22"/>
+          <w:szCs w:val="22"/>
+          <w:lang w:val="en-IN"/>
+        </w:rPr>
+      </w:pPr>
+      <w:r>
+        <w:rPr>
+          <w:sz w:val="22"/>
+          <w:szCs w:val="22"/>
+          <w:lang w:val="en-IN"/>
+        </w:rPr>
+        <w:pict>
+          <v:rect id="_x0000_i1028" o:spt="1" style="height:1.5pt;width:0pt;" fillcolor="#A0A0A0" filled="t" stroked="f" coordsize="21600,21600" o:hr="t" o:hrstd="t" o:hralign="center">
+            <v:path/>
+            <v:fill on="t" focussize="0,0"/>
+            <v:stroke on="f"/>
+            <v:imagedata o:title=""/>
+            <o:lock v:ext="edit"/>
+            <w10:wrap type="none"/>
+            <w10:anchorlock/>
+          </v:rect>
         </w:pict>
       </w:r>
     </w:p>
     <w:p>
       <w:pPr>
-        <w:pStyle w:val="Compact"/>
-        <w:rPr>
-          <w:b/>
-          <w:bCs/>
-          <w:sz w:val="22"/>
-          <w:szCs w:val="22"/>
-          <w:lang w:val="en-IN"/>
-        </w:rPr>
-      </w:pPr>
-      <w:r>
-        <w:rPr>
-          <w:b/>
-          <w:bCs/>
-          <w:sz w:val="22"/>
-          <w:szCs w:val="22"/>
-          <w:lang w:val="en-IN"/>
-        </w:rPr>
-        <w:t>1</w:t>
-      </w:r>
-      <w:r>
-        <w:rPr>
-          <w:b/>
-          <w:bCs/>
-          <w:sz w:val="22"/>
-          <w:szCs w:val="22"/>
-          <w:lang w:val="en-IN"/>
-        </w:rPr>
-        <w:t>2</w:t>
-      </w:r>
-      <w:r>
-        <w:rPr>
-          <w:b/>
-          <w:bCs/>
-          <w:sz w:val="22"/>
-          <w:szCs w:val="22"/>
-          <w:lang w:val="en-IN"/>
-        </w:rPr>
-        <w:t>. CEO Round – Optional Stage</w:t>
-      </w:r>
-    </w:p>
-    <w:p>
-      <w:pPr>
-        <w:pStyle w:val="Compact"/>
+        <w:pStyle w:val="27"/>
+        <w:rPr>
+          <w:rFonts w:hint="default"/>
+          <w:b/>
+          <w:bCs/>
+          <w:sz w:val="22"/>
+          <w:szCs w:val="22"/>
+          <w:lang w:val="en-US"/>
+        </w:rPr>
+      </w:pPr>
+      <w:r>
+        <w:rPr>
+          <w:b/>
+          <w:bCs/>
+          <w:sz w:val="22"/>
+          <w:szCs w:val="22"/>
+          <w:lang w:val="en-IN"/>
+        </w:rPr>
+        <w:t>12. CEO Round – Optional Stage</w:t>
+      </w:r>
+      <w:r>
+        <w:rPr>
+          <w:rFonts w:hint="default"/>
+          <w:b/>
+          <w:bCs/>
+          <w:sz w:val="22"/>
+          <w:szCs w:val="22"/>
+          <w:lang w:val="en-US"/>
+        </w:rPr>
+        <w:t>-N24</w:t>
+      </w:r>
+      <w:bookmarkStart w:id="1" w:name="_GoBack"/>
+      <w:bookmarkEnd w:id="1"/>
+    </w:p>
+    <w:p>
+      <w:pPr>
+        <w:pStyle w:val="27"/>
         <w:rPr>
           <w:sz w:val="22"/>
           <w:szCs w:val="22"/>
@@ -2131,7 +2068,7 @@
     </w:p>
     <w:p>
       <w:pPr>
-        <w:pStyle w:val="Compact"/>
+        <w:pStyle w:val="27"/>
         <w:rPr>
           <w:sz w:val="22"/>
           <w:szCs w:val="22"/>
@@ -2149,7 +2086,7 @@
     </w:p>
     <w:p>
       <w:pPr>
-        <w:pStyle w:val="Compact"/>
+        <w:pStyle w:val="27"/>
         <w:rPr>
           <w:sz w:val="22"/>
           <w:szCs w:val="22"/>
@@ -2187,22 +2124,30 @@
           <w:sz w:val="22"/>
           <w:szCs w:val="22"/>
         </w:rPr>
-        <w:br/>
-      </w:r>
-      <w:r>
-        <w:rPr>
-          <w:sz w:val="22"/>
-          <w:szCs w:val="22"/>
-          <w:lang w:val="en-IN"/>
-        </w:rPr>
-        <w:pict w14:anchorId="72BD928E">
-          <v:rect id="_x0000_i1063" style="width:0;height:1.5pt" o:hralign="center" o:hrstd="t" o:hr="t" fillcolor="#a0a0a0" stroked="f"/>
+        <w:br w:type="textWrapping"/>
+      </w:r>
+      <w:r>
+        <w:rPr>
+          <w:sz w:val="22"/>
+          <w:szCs w:val="22"/>
+          <w:lang w:val="en-IN"/>
+        </w:rPr>
+        <w:pict>
+          <v:rect id="_x0000_i1029" o:spt="1" style="height:1.5pt;width:0pt;" fillcolor="#A0A0A0" filled="t" stroked="f" coordsize="21600,21600" o:hr="t" o:hrstd="t" o:hralign="center">
+            <v:path/>
+            <v:fill on="t" focussize="0,0"/>
+            <v:stroke on="f"/>
+            <v:imagedata o:title=""/>
+            <o:lock v:ext="edit"/>
+            <w10:wrap type="none"/>
+            <w10:anchorlock/>
+          </v:rect>
         </w:pict>
       </w:r>
     </w:p>
     <w:p>
       <w:pPr>
-        <w:pStyle w:val="Compact"/>
+        <w:pStyle w:val="27"/>
         <w:rPr>
           <w:sz w:val="22"/>
           <w:szCs w:val="22"/>
@@ -2222,27 +2167,13 @@
           <w:sz w:val="22"/>
           <w:szCs w:val="22"/>
         </w:rPr>
-        <w:t>takes too long to upload .please note data is less</w:t>
-      </w:r>
-      <w:r>
-        <w:rPr>
-          <w:sz w:val="22"/>
-          <w:szCs w:val="22"/>
-        </w:rPr>
-        <w:t xml:space="preserve"> now</w:t>
-      </w:r>
-      <w:r>
-        <w:rPr>
-          <w:sz w:val="22"/>
-          <w:szCs w:val="22"/>
-        </w:rPr>
-        <w:t>, it will be huge later.</w:t>
+        <w:t>takes too long to upload .please note data is less now, it will be huge later.</w:t>
       </w:r>
     </w:p>
     <w:bookmarkEnd w:id="0"/>
     <w:p>
       <w:pPr>
-        <w:pStyle w:val="Compact"/>
+        <w:pStyle w:val="27"/>
         <w:rPr>
           <w:sz w:val="20"/>
           <w:szCs w:val="20"/>
@@ -2250,50 +2181,33 @@
       </w:pPr>
     </w:p>
     <w:sectPr>
-      <w:headerReference w:type="default" r:id="rId8"/>
-      <w:footerReference w:type="default" r:id="rId9"/>
+      <w:headerReference r:id="rId4" w:type="default"/>
+      <w:footerReference r:id="rId5" w:type="default"/>
       <w:footnotePr>
         <w:numRestart w:val="eachSect"/>
       </w:footnotePr>
       <w:pgSz w:w="12240" w:h="15840"/>
       <w:pgMar w:top="1440" w:right="1440" w:bottom="1440" w:left="1440" w:header="720" w:footer="720" w:gutter="0"/>
-      <w:cols w:space="720"/>
+      <w:cols w:space="720" w:num="1"/>
     </w:sectPr>
   </w:body>
 </w:document>
 </file>
 
-<file path=word/endnotes.xml><?xml version="1.0" encoding="utf-8"?>
-<w:endnotes xmlns:wpc="http://schemas.microsoft.com/office/word/2010/wordprocessingCanvas" xmlns:cx="http://schemas.microsoft.com/office/drawing/2014/chartex" xmlns:cx1="http://schemas.microsoft.com/office/drawing/2015/9/8/chartex" xmlns:cx2="http://schemas.microsoft.com/office/drawing/2015/10/21/chartex" xmlns:cx3="http://schemas.microsoft.com/office/drawing/2016/5/9/chartex" xmlns:cx4="http://schemas.microsoft.com/office/drawing/2016/5/10/chartex" xmlns:cx5="http://schemas.microsoft.com/office/drawing/2016/5/11/chartex" xmlns:cx6="http://schemas.microsoft.com/office/drawing/2016/5/12/chartex" xmlns:cx7="http://schemas.microsoft.com/office/drawing/2016/5/13/chartex" xmlns:cx8="http://schemas.microsoft.com/office/drawing/2016/5/14/chartex" xmlns:mc="http://schemas.openxmlformats.org/markup-compatibility/2006" xmlns:aink="http://schemas.microsoft.com/office/drawing/2016/ink" xmlns:am3d="http://schemas.microsoft.com/office/drawing/2017/model3d" xmlns:o="urn:schemas-microsoft-com:office:office" xmlns:oel="http://schemas.microsoft.com/office/2019/extlst" xmlns:r="http://schemas.openxmlformats.org/officeDocument/2006/relationships" xmlns:m="http://schemas.openxmlformats.org/officeDocument/2006/math" xmlns:v="urn:schemas-microsoft-com:vml" xmlns:wp14="http://schemas.microsoft.com/office/word/2010/wordprocessingDrawing" xmlns:wp="http://schemas.openxmlformats.org/drawingml/2006/wordprocessingDrawing" xmlns:w10="urn:schemas-microsoft-com:office:word" xmlns:w="http://schemas.openxmlformats.org/wordprocessingml/2006/main" xmlns:w14="http://schemas.microsoft.com/office/word/2010/wordml" xmlns:w15="http://schemas.microsoft.com/office/word/2012/wordml" xmlns:w16cex="http://schemas.microsoft.com/office/word/2018/wordml/cex" xmlns:w16cid="http://schemas.microsoft.com/office/word/2016/wordml/cid" xmlns:w16="http://schemas.microsoft.com/office/word/2018/wordml" xmlns:w16du="http://schemas.microsoft.com/office/word/2023/wordml/word16du" xmlns:w16sdtdh="http://schemas.microsoft.com/office/word/2020/wordml/sdtdatahash" xmlns:w16sdtfl="http://schemas.microsoft.com/office/word/2024/wordml/sdtformatlock" xmlns:w16se="http://schemas.microsoft.com/office/word/2015/wordml/symex" xmlns:wpg="http://schemas.microsoft.com/office/word/2010/wordprocessingGroup" xmlns:wpi="http://schemas.microsoft.com/office/word/2010/wordprocessingInk" xmlns:wne="http://schemas.microsoft.com/office/word/2006/wordml" xmlns:wps="http://schemas.microsoft.com/office/word/2010/wordprocessingShape" mc:Ignorable="w14 w15 w16se w16cid w16 w16cex w16sdtdh w16sdtfl w16du wp14">
-  <w:endnote w:type="separator" w:id="-1">
-    <w:p>
-      <w:pPr>
-        <w:spacing w:after="0"/>
-      </w:pPr>
-      <w:r>
-        <w:separator/>
-      </w:r>
-    </w:p>
-  </w:endnote>
-  <w:endnote w:type="continuationSeparator" w:id="0">
-    <w:p>
-      <w:pPr>
-        <w:spacing w:after="0"/>
-      </w:pPr>
-      <w:r>
-        <w:continuationSeparator/>
-      </w:r>
-    </w:p>
-  </w:endnote>
-</w:endnotes>
-</file>
-
 <file path=word/footer1.xml><?xml version="1.0" encoding="utf-8"?>
-<w:ftr xmlns:wpc="http://schemas.microsoft.com/office/word/2010/wordprocessingCanvas" xmlns:cx="http://schemas.microsoft.com/office/drawing/2014/chartex" xmlns:cx1="http://schemas.microsoft.com/office/drawing/2015/9/8/chartex" xmlns:cx2="http://schemas.microsoft.com/office/drawing/2015/10/21/chartex" xmlns:cx3="http://schemas.microsoft.com/office/drawing/2016/5/9/chartex" xmlns:cx4="http://schemas.microsoft.com/office/drawing/2016/5/10/chartex" xmlns:cx5="http://schemas.microsoft.com/office/drawing/2016/5/11/chartex" xmlns:cx6="http://schemas.microsoft.com/office/drawing/2016/5/12/chartex" xmlns:cx7="http://schemas.microsoft.com/office/drawing/2016/5/13/chartex" xmlns:cx8="http://schemas.microsoft.com/office/drawing/2016/5/14/chartex" xmlns:mc="http://schemas.openxmlformats.org/markup-compatibility/2006" xmlns:aink="http://schemas.microsoft.com/office/drawing/2016/ink" xmlns:am3d="http://schemas.microsoft.com/office/drawing/2017/model3d" xmlns:o="urn:schemas-microsoft-com:office:office" xmlns:oel="http://schemas.microsoft.com/office/2019/extlst" xmlns:r="http://schemas.openxmlformats.org/officeDocument/2006/relationships" xmlns:m="http://schemas.openxmlformats.org/officeDocument/2006/math" xmlns:v="urn:schemas-microsoft-com:vml" xmlns:wp14="http://schemas.microsoft.com/office/word/2010/wordprocessingDrawing" xmlns:wp="http://schemas.openxmlformats.org/drawingml/2006/wordprocessingDrawing" xmlns:w10="urn:schemas-microsoft-com:office:word" xmlns:w="http://schemas.openxmlformats.org/wordprocessingml/2006/main" xmlns:w14="http://schemas.microsoft.com/office/word/2010/wordml" xmlns:w15="http://schemas.microsoft.com/office/word/2012/wordml" xmlns:w16cex="http://schemas.microsoft.com/office/word/2018/wordml/cex" xmlns:w16cid="http://schemas.microsoft.com/office/word/2016/wordml/cid" xmlns:w16="http://schemas.microsoft.com/office/word/2018/wordml" xmlns:w16du="http://schemas.microsoft.com/office/word/2023/wordml/word16du" xmlns:w16sdtdh="http://schemas.microsoft.com/office/word/2020/wordml/sdtdatahash" xmlns:w16sdtfl="http://schemas.microsoft.com/office/word/2024/wordml/sdtformatlock" xmlns:w16se="http://schemas.microsoft.com/office/word/2015/wordml/symex" xmlns:wpg="http://schemas.microsoft.com/office/word/2010/wordprocessingGroup" xmlns:wpi="http://schemas.microsoft.com/office/word/2010/wordprocessingInk" xmlns:wne="http://schemas.microsoft.com/office/word/2006/wordml" xmlns:wps="http://schemas.microsoft.com/office/word/2010/wordprocessingShape" mc:Ignorable="w14 w15 w16se w16cid w16 w16cex w16sdtdh w16sdtfl w16du wp14">
+<w:ftr xmlns:wpc="http://schemas.microsoft.com/office/word/2010/wordprocessingCanvas" xmlns:mc="http://schemas.openxmlformats.org/markup-compatibility/2006" xmlns:o="urn:schemas-microsoft-com:office:office" xmlns:r="http://schemas.openxmlformats.org/officeDocument/2006/relationships" xmlns:m="http://schemas.openxmlformats.org/officeDocument/2006/math" xmlns:v="urn:schemas-microsoft-com:vml" xmlns:wp14="http://schemas.microsoft.com/office/word/2010/wordprocessingDrawing" xmlns:wp="http://schemas.openxmlformats.org/drawingml/2006/wordprocessingDrawing" xmlns:w10="urn:schemas-microsoft-com:office:word" xmlns:w="http://schemas.openxmlformats.org/wordprocessingml/2006/main" xmlns:w14="http://schemas.microsoft.com/office/word/2010/wordml" xmlns:w15="http://schemas.microsoft.com/office/word/2012/wordml" xmlns:wpg="http://schemas.microsoft.com/office/word/2010/wordprocessingGroup" xmlns:wpi="http://schemas.microsoft.com/office/word/2010/wordprocessingInk" xmlns:wne="http://schemas.microsoft.com/office/word/2006/wordml" xmlns:wps="http://schemas.microsoft.com/office/word/2010/wordprocessingShape" xmlns:wpsCustomData="http://www.wps.cn/officeDocument/2013/wpsCustomData" mc:Ignorable="w14 w15 wp14">
   <w:tbl>
     <w:tblPr>
+      <w:tblStyle w:val="13"/>
       <w:tblW w:w="0" w:type="auto"/>
-      <w:tblLook w:val="06A0" w:firstRow="1" w:lastRow="0" w:firstColumn="1" w:lastColumn="0" w:noHBand="1" w:noVBand="1"/>
+      <w:tblInd w:w="0" w:type="dxa"/>
+      <w:tblLayout w:type="autofit"/>
+      <w:tblCellMar>
+        <w:top w:w="0" w:type="dxa"/>
+        <w:left w:w="108" w:type="dxa"/>
+        <w:bottom w:w="0" w:type="dxa"/>
+        <w:right w:w="108" w:type="dxa"/>
+      </w:tblCellMar>
     </w:tblPr>
     <w:tblGrid>
       <w:gridCol w:w="3120"/>
@@ -2301,8 +2215,16 @@
       <w:gridCol w:w="3120"/>
     </w:tblGrid>
     <w:tr>
+      <w:tblPrEx>
+        <w:tblCellMar>
+          <w:top w:w="0" w:type="dxa"/>
+          <w:left w:w="108" w:type="dxa"/>
+          <w:bottom w:w="0" w:type="dxa"/>
+          <w:right w:w="108" w:type="dxa"/>
+        </w:tblCellMar>
+      </w:tblPrEx>
       <w:trPr>
-        <w:trHeight w:val="300"/>
+        <w:trHeight w:val="300" w:hRule="atLeast"/>
       </w:trPr>
       <w:tc>
         <w:tcPr>
@@ -2342,21 +2264,21 @@
 </file>
 
 <file path=word/footnotes.xml><?xml version="1.0" encoding="utf-8"?>
-<w:footnotes xmlns:wpc="http://schemas.microsoft.com/office/word/2010/wordprocessingCanvas" xmlns:cx="http://schemas.microsoft.com/office/drawing/2014/chartex" xmlns:cx1="http://schemas.microsoft.com/office/drawing/2015/9/8/chartex" xmlns:cx2="http://schemas.microsoft.com/office/drawing/2015/10/21/chartex" xmlns:cx3="http://schemas.microsoft.com/office/drawing/2016/5/9/chartex" xmlns:cx4="http://schemas.microsoft.com/office/drawing/2016/5/10/chartex" xmlns:cx5="http://schemas.microsoft.com/office/drawing/2016/5/11/chartex" xmlns:cx6="http://schemas.microsoft.com/office/drawing/2016/5/12/chartex" xmlns:cx7="http://schemas.microsoft.com/office/drawing/2016/5/13/chartex" xmlns:cx8="http://schemas.microsoft.com/office/drawing/2016/5/14/chartex" xmlns:mc="http://schemas.openxmlformats.org/markup-compatibility/2006" xmlns:aink="http://schemas.microsoft.com/office/drawing/2016/ink" xmlns:am3d="http://schemas.microsoft.com/office/drawing/2017/model3d" xmlns:o="urn:schemas-microsoft-com:office:office" xmlns:oel="http://schemas.microsoft.com/office/2019/extlst" xmlns:r="http://schemas.openxmlformats.org/officeDocument/2006/relationships" xmlns:m="http://schemas.openxmlformats.org/officeDocument/2006/math" xmlns:v="urn:schemas-microsoft-com:vml" xmlns:wp14="http://schemas.microsoft.com/office/word/2010/wordprocessingDrawing" xmlns:wp="http://schemas.openxmlformats.org/drawingml/2006/wordprocessingDrawing" xmlns:w10="urn:schemas-microsoft-com:office:word" xmlns:w="http://schemas.openxmlformats.org/wordprocessingml/2006/main" xmlns:w14="http://schemas.microsoft.com/office/word/2010/wordml" xmlns:w15="http://schemas.microsoft.com/office/word/2012/wordml" xmlns:w16cex="http://schemas.microsoft.com/office/word/2018/wordml/cex" xmlns:w16cid="http://schemas.microsoft.com/office/word/2016/wordml/cid" xmlns:w16="http://schemas.microsoft.com/office/word/2018/wordml" xmlns:w16du="http://schemas.microsoft.com/office/word/2023/wordml/word16du" xmlns:w16sdtdh="http://schemas.microsoft.com/office/word/2020/wordml/sdtdatahash" xmlns:w16sdtfl="http://schemas.microsoft.com/office/word/2024/wordml/sdtformatlock" xmlns:w16se="http://schemas.microsoft.com/office/word/2015/wordml/symex" xmlns:wpg="http://schemas.microsoft.com/office/word/2010/wordprocessingGroup" xmlns:wpi="http://schemas.microsoft.com/office/word/2010/wordprocessingInk" xmlns:wne="http://schemas.microsoft.com/office/word/2006/wordml" xmlns:wps="http://schemas.microsoft.com/office/word/2010/wordprocessingShape" mc:Ignorable="w14 w15 w16se w16cid w16 w16cex w16sdtdh w16sdtfl w16du wp14">
-  <w:footnote w:type="separator" w:id="-1">
-    <w:p>
-      <w:pPr>
-        <w:spacing w:after="0"/>
+<w:footnotes xmlns:wpc="http://schemas.microsoft.com/office/word/2010/wordprocessingCanvas" xmlns:mc="http://schemas.openxmlformats.org/markup-compatibility/2006" xmlns:o="urn:schemas-microsoft-com:office:office" xmlns:r="http://schemas.openxmlformats.org/officeDocument/2006/relationships" xmlns:m="http://schemas.openxmlformats.org/officeDocument/2006/math" xmlns:v="urn:schemas-microsoft-com:vml" xmlns:wp14="http://schemas.microsoft.com/office/word/2010/wordprocessingDrawing" xmlns:wp="http://schemas.openxmlformats.org/drawingml/2006/wordprocessingDrawing" xmlns:w="http://schemas.openxmlformats.org/wordprocessingml/2006/main" xmlns:w14="http://schemas.microsoft.com/office/word/2010/wordml" xmlns:w15="http://schemas.microsoft.com/office/word/2012/wordml" xmlns:w10="urn:schemas-microsoft-com:office:word" xmlns:wpg="http://schemas.microsoft.com/office/word/2010/wordprocessingGroup" xmlns:wpi="http://schemas.microsoft.com/office/word/2010/wordprocessingInk" xmlns:wne="http://schemas.microsoft.com/office/word/2006/wordml" xmlns:wps="http://schemas.microsoft.com/office/word/2010/wordprocessingShape" xmlns:wpsCustomData="http://www.wps.cn/officeDocument/2013/wpsCustomData" mc:Ignorable="w14 w15 wp14">
+  <w:footnote w:type="separator" w:id="0">
+    <w:p>
+      <w:pPr>
+        <w:spacing w:before="0" w:after="0"/>
       </w:pPr>
       <w:r>
         <w:separator/>
       </w:r>
     </w:p>
   </w:footnote>
-  <w:footnote w:type="continuationSeparator" w:id="0">
-    <w:p>
-      <w:pPr>
-        <w:spacing w:after="0"/>
+  <w:footnote w:type="continuationSeparator" w:id="1">
+    <w:p>
+      <w:pPr>
+        <w:spacing w:before="0" w:after="0"/>
       </w:pPr>
       <w:r>
         <w:continuationSeparator/>
@@ -2367,11 +2289,19 @@
 </file>
 
 <file path=word/header1.xml><?xml version="1.0" encoding="utf-8"?>
-<w:hdr xmlns:wpc="http://schemas.microsoft.com/office/word/2010/wordprocessingCanvas" xmlns:cx="http://schemas.microsoft.com/office/drawing/2014/chartex" xmlns:cx1="http://schemas.microsoft.com/office/drawing/2015/9/8/chartex" xmlns:cx2="http://schemas.microsoft.com/office/drawing/2015/10/21/chartex" xmlns:cx3="http://schemas.microsoft.com/office/drawing/2016/5/9/chartex" xmlns:cx4="http://schemas.microsoft.com/office/drawing/2016/5/10/chartex" xmlns:cx5="http://schemas.microsoft.com/office/drawing/2016/5/11/chartex" xmlns:cx6="http://schemas.microsoft.com/office/drawing/2016/5/12/chartex" xmlns:cx7="http://schemas.microsoft.com/office/drawing/2016/5/13/chartex" xmlns:cx8="http://schemas.microsoft.com/office/drawing/2016/5/14/chartex" xmlns:mc="http://schemas.openxmlformats.org/markup-compatibility/2006" xmlns:aink="http://schemas.microsoft.com/office/drawing/2016/ink" xmlns:am3d="http://schemas.microsoft.com/office/drawing/2017/model3d" xmlns:o="urn:schemas-microsoft-com:office:office" xmlns:oel="http://schemas.microsoft.com/office/2019/extlst" xmlns:r="http://schemas.openxmlformats.org/officeDocument/2006/relationships" xmlns:m="http://schemas.openxmlformats.org/officeDocument/2006/math" xmlns:v="urn:schemas-microsoft-com:vml" xmlns:wp14="http://schemas.microsoft.com/office/word/2010/wordprocessingDrawing" xmlns:wp="http://schemas.openxmlformats.org/drawingml/2006/wordprocessingDrawing" xmlns:w10="urn:schemas-microsoft-com:office:word" xmlns:w="http://schemas.openxmlformats.org/wordprocessingml/2006/main" xmlns:w14="http://schemas.microsoft.com/office/word/2010/wordml" xmlns:w15="http://schemas.microsoft.com/office/word/2012/wordml" xmlns:w16cex="http://schemas.microsoft.com/office/word/2018/wordml/cex" xmlns:w16cid="http://schemas.microsoft.com/office/word/2016/wordml/cid" xmlns:w16="http://schemas.microsoft.com/office/word/2018/wordml" xmlns:w16du="http://schemas.microsoft.com/office/word/2023/wordml/word16du" xmlns:w16sdtdh="http://schemas.microsoft.com/office/word/2020/wordml/sdtdatahash" xmlns:w16sdtfl="http://schemas.microsoft.com/office/word/2024/wordml/sdtformatlock" xmlns:w16se="http://schemas.microsoft.com/office/word/2015/wordml/symex" xmlns:wpg="http://schemas.microsoft.com/office/word/2010/wordprocessingGroup" xmlns:wpi="http://schemas.microsoft.com/office/word/2010/wordprocessingInk" xmlns:wne="http://schemas.microsoft.com/office/word/2006/wordml" xmlns:wps="http://schemas.microsoft.com/office/word/2010/wordprocessingShape" mc:Ignorable="w14 w15 w16se w16cid w16 w16cex w16sdtdh w16sdtfl w16du wp14">
+<w:hdr xmlns:wpc="http://schemas.microsoft.com/office/word/2010/wordprocessingCanvas" xmlns:mc="http://schemas.openxmlformats.org/markup-compatibility/2006" xmlns:o="urn:schemas-microsoft-com:office:office" xmlns:r="http://schemas.openxmlformats.org/officeDocument/2006/relationships" xmlns:m="http://schemas.openxmlformats.org/officeDocument/2006/math" xmlns:v="urn:schemas-microsoft-com:vml" xmlns:wp14="http://schemas.microsoft.com/office/word/2010/wordprocessingDrawing" xmlns:wp="http://schemas.openxmlformats.org/drawingml/2006/wordprocessingDrawing" xmlns:w10="urn:schemas-microsoft-com:office:word" xmlns:w="http://schemas.openxmlformats.org/wordprocessingml/2006/main" xmlns:w14="http://schemas.microsoft.com/office/word/2010/wordml" xmlns:w15="http://schemas.microsoft.com/office/word/2012/wordml" xmlns:wpg="http://schemas.microsoft.com/office/word/2010/wordprocessingGroup" xmlns:wpi="http://schemas.microsoft.com/office/word/2010/wordprocessingInk" xmlns:wne="http://schemas.microsoft.com/office/word/2006/wordml" xmlns:wps="http://schemas.microsoft.com/office/word/2010/wordprocessingShape" xmlns:wpsCustomData="http://www.wps.cn/officeDocument/2013/wpsCustomData" mc:Ignorable="w14 w15 wp14">
   <w:tbl>
     <w:tblPr>
+      <w:tblStyle w:val="13"/>
       <w:tblW w:w="0" w:type="auto"/>
-      <w:tblLook w:val="06A0" w:firstRow="1" w:lastRow="0" w:firstColumn="1" w:lastColumn="0" w:noHBand="1" w:noVBand="1"/>
+      <w:tblInd w:w="0" w:type="dxa"/>
+      <w:tblLayout w:type="autofit"/>
+      <w:tblCellMar>
+        <w:top w:w="0" w:type="dxa"/>
+        <w:left w:w="108" w:type="dxa"/>
+        <w:bottom w:w="0" w:type="dxa"/>
+        <w:right w:w="108" w:type="dxa"/>
+      </w:tblCellMar>
     </w:tblPr>
     <w:tblGrid>
       <w:gridCol w:w="3120"/>
@@ -2379,8 +2309,16 @@
       <w:gridCol w:w="3120"/>
     </w:tblGrid>
     <w:tr>
+      <w:tblPrEx>
+        <w:tblCellMar>
+          <w:top w:w="0" w:type="dxa"/>
+          <w:left w:w="108" w:type="dxa"/>
+          <w:bottom w:w="0" w:type="dxa"/>
+          <w:right w:w="108" w:type="dxa"/>
+        </w:tblCellMar>
+      </w:tblPrEx>
       <w:trPr>
-        <w:trHeight w:val="300"/>
+        <w:trHeight w:val="300" w:hRule="atLeast"/>
       </w:trPr>
       <w:tc>
         <w:tcPr>
@@ -2420,1725 +2358,1204 @@
 </file>
 
 <file path=word/numbering.xml><?xml version="1.0" encoding="utf-8"?>
-<w:numbering xmlns:wpc="http://schemas.microsoft.com/office/word/2010/wordprocessingCanvas" xmlns:cx="http://schemas.microsoft.com/office/drawing/2014/chartex" xmlns:cx1="http://schemas.microsoft.com/office/drawing/2015/9/8/chartex" xmlns:cx2="http://schemas.microsoft.com/office/drawing/2015/10/21/chartex" xmlns:cx3="http://schemas.microsoft.com/office/drawing/2016/5/9/chartex" xmlns:cx4="http://schemas.microsoft.com/office/drawing/2016/5/10/chartex" xmlns:cx5="http://schemas.microsoft.com/office/drawing/2016/5/11/chartex" xmlns:cx6="http://schemas.microsoft.com/office/drawing/2016/5/12/chartex" xmlns:cx7="http://schemas.microsoft.com/office/drawing/2016/5/13/chartex" xmlns:cx8="http://schemas.microsoft.com/office/drawing/2016/5/14/chartex" xmlns:mc="http://schemas.openxmlformats.org/markup-compatibility/2006" xmlns:aink="http://schemas.microsoft.com/office/drawing/2016/ink" xmlns:am3d="http://schemas.microsoft.com/office/drawing/2017/model3d" xmlns:o="urn:schemas-microsoft-com:office:office" xmlns:oel="http://schemas.microsoft.com/office/2019/extlst" xmlns:r="http://schemas.openxmlformats.org/officeDocument/2006/relationships" xmlns:m="http://schemas.openxmlformats.org/officeDocument/2006/math" xmlns:v="urn:schemas-microsoft-com:vml" xmlns:wp14="http://schemas.microsoft.com/office/word/2010/wordprocessingDrawing" xmlns:wp="http://schemas.openxmlformats.org/drawingml/2006/wordprocessingDrawing" xmlns:w10="urn:schemas-microsoft-com:office:word" xmlns:w="http://schemas.openxmlformats.org/wordprocessingml/2006/main" xmlns:w14="http://schemas.microsoft.com/office/word/2010/wordml" xmlns:w15="http://schemas.microsoft.com/office/word/2012/wordml" xmlns:w16cex="http://schemas.microsoft.com/office/word/2018/wordml/cex" xmlns:w16cid="http://schemas.microsoft.com/office/word/2016/wordml/cid" xmlns:w16="http://schemas.microsoft.com/office/word/2018/wordml" xmlns:w16du="http://schemas.microsoft.com/office/word/2023/wordml/word16du" xmlns:w16sdtdh="http://schemas.microsoft.com/office/word/2020/wordml/sdtdatahash" xmlns:w16sdtfl="http://schemas.microsoft.com/office/word/2024/wordml/sdtformatlock" xmlns:w16se="http://schemas.microsoft.com/office/word/2015/wordml/symex" xmlns:wpg="http://schemas.microsoft.com/office/word/2010/wordprocessingGroup" xmlns:wpi="http://schemas.microsoft.com/office/word/2010/wordprocessingInk" xmlns:wne="http://schemas.microsoft.com/office/word/2006/wordml" xmlns:wps="http://schemas.microsoft.com/office/word/2010/wordprocessingShape" mc:Ignorable="w14 w15 w16se w16cid w16 w16cex w16sdtdh w16sdtfl w16du wp14">
-  <w:abstractNum w:abstractNumId="0" w15:restartNumberingAfterBreak="0">
-    <w:nsid w:val="0000A990"/>
-    <w:multiLevelType w:val="multilevel"/>
-    <w:tmpl w:val="B6B4C568"/>
-    <w:lvl w:ilvl="0">
-      <w:numFmt w:val="bullet"/>
-      <w:lvlText w:val=" "/>
-      <w:lvlJc w:val="left"/>
-      <w:pPr>
-        <w:ind w:left="720" w:hanging="360"/>
-      </w:pPr>
-    </w:lvl>
-    <w:lvl w:ilvl="1">
-      <w:numFmt w:val="bullet"/>
-      <w:lvlText w:val=" "/>
-      <w:lvlJc w:val="left"/>
-      <w:pPr>
-        <w:ind w:left="1440" w:hanging="360"/>
-      </w:pPr>
-    </w:lvl>
-    <w:lvl w:ilvl="2">
-      <w:numFmt w:val="bullet"/>
-      <w:lvlText w:val=" "/>
-      <w:lvlJc w:val="left"/>
-      <w:pPr>
-        <w:ind w:left="2160" w:hanging="360"/>
-      </w:pPr>
-    </w:lvl>
-    <w:lvl w:ilvl="3">
-      <w:numFmt w:val="bullet"/>
-      <w:lvlText w:val=" "/>
-      <w:lvlJc w:val="left"/>
-      <w:pPr>
-        <w:ind w:left="2880" w:hanging="360"/>
-      </w:pPr>
-    </w:lvl>
-    <w:lvl w:ilvl="4">
-      <w:numFmt w:val="bullet"/>
-      <w:lvlText w:val=" "/>
-      <w:lvlJc w:val="left"/>
-      <w:pPr>
-        <w:ind w:left="3600" w:hanging="360"/>
-      </w:pPr>
-    </w:lvl>
-    <w:lvl w:ilvl="5">
-      <w:numFmt w:val="bullet"/>
-      <w:lvlText w:val=" "/>
-      <w:lvlJc w:val="left"/>
-      <w:pPr>
-        <w:ind w:left="4320" w:hanging="360"/>
-      </w:pPr>
-    </w:lvl>
-    <w:lvl w:ilvl="6">
-      <w:numFmt w:val="bullet"/>
-      <w:lvlText w:val=" "/>
-      <w:lvlJc w:val="left"/>
-      <w:pPr>
-        <w:ind w:left="5040" w:hanging="360"/>
-      </w:pPr>
-    </w:lvl>
-    <w:lvl w:ilvl="7">
-      <w:numFmt w:val="bullet"/>
-      <w:lvlText w:val=" "/>
-      <w:lvlJc w:val="left"/>
-      <w:pPr>
-        <w:ind w:left="5760" w:hanging="360"/>
-      </w:pPr>
-    </w:lvl>
-    <w:lvl w:ilvl="8">
-      <w:numFmt w:val="bullet"/>
-      <w:lvlText w:val=" "/>
-      <w:lvlJc w:val="left"/>
-      <w:pPr>
-        <w:ind w:left="6480" w:hanging="360"/>
-      </w:pPr>
-    </w:lvl>
-  </w:abstractNum>
-  <w:abstractNum w:abstractNumId="1" w15:restartNumberingAfterBreak="0">
-    <w:nsid w:val="0000A991"/>
-    <w:multiLevelType w:val="multilevel"/>
-    <w:tmpl w:val="D3C84302"/>
-    <w:lvl w:ilvl="0">
-      <w:numFmt w:val="bullet"/>
-      <w:lvlText w:val=""/>
-      <w:lvlJc w:val="left"/>
-      <w:pPr>
-        <w:ind w:left="720" w:hanging="360"/>
-      </w:pPr>
-      <w:rPr>
-        <w:rFonts w:ascii="Symbol" w:hAnsi="Symbol" w:cs="Symbol" w:hint="default"/>
-      </w:rPr>
-    </w:lvl>
-    <w:lvl w:ilvl="1">
-      <w:numFmt w:val="bullet"/>
-      <w:lvlText w:val="o"/>
-      <w:lvlJc w:val="left"/>
-      <w:pPr>
-        <w:ind w:left="1440" w:hanging="360"/>
-      </w:pPr>
-      <w:rPr>
-        <w:rFonts w:ascii="Courier New" w:hAnsi="Courier New" w:cs="Courier New" w:hint="default"/>
-      </w:rPr>
-    </w:lvl>
-    <w:lvl w:ilvl="2">
-      <w:numFmt w:val="bullet"/>
-      <w:lvlText w:val=""/>
-      <w:lvlJc w:val="left"/>
-      <w:pPr>
-        <w:ind w:left="2160" w:hanging="360"/>
-      </w:pPr>
-      <w:rPr>
-        <w:rFonts w:ascii="Wingdings" w:hAnsi="Wingdings" w:cs="Wingdings" w:hint="default"/>
-      </w:rPr>
-    </w:lvl>
-    <w:lvl w:ilvl="3">
-      <w:numFmt w:val="bullet"/>
-      <w:lvlText w:val=""/>
-      <w:lvlJc w:val="left"/>
-      <w:pPr>
-        <w:ind w:left="2880" w:hanging="360"/>
-      </w:pPr>
-      <w:rPr>
-        <w:rFonts w:ascii="Symbol" w:hAnsi="Symbol" w:cs="Symbol" w:hint="default"/>
-      </w:rPr>
-    </w:lvl>
-    <w:lvl w:ilvl="4">
-      <w:numFmt w:val="bullet"/>
-      <w:lvlText w:val="o"/>
-      <w:lvlJc w:val="left"/>
-      <w:pPr>
-        <w:ind w:left="3600" w:hanging="360"/>
-      </w:pPr>
-      <w:rPr>
-        <w:rFonts w:ascii="Courier New" w:hAnsi="Courier New" w:cs="Courier New" w:hint="default"/>
-      </w:rPr>
-    </w:lvl>
-    <w:lvl w:ilvl="5">
-      <w:numFmt w:val="bullet"/>
-      <w:lvlText w:val=""/>
-      <w:lvlJc w:val="left"/>
-      <w:pPr>
-        <w:ind w:left="4320" w:hanging="360"/>
-      </w:pPr>
-      <w:rPr>
-        <w:rFonts w:ascii="Wingdings" w:hAnsi="Wingdings" w:cs="Wingdings" w:hint="default"/>
-      </w:rPr>
-    </w:lvl>
-    <w:lvl w:ilvl="6">
-      <w:numFmt w:val="bullet"/>
-      <w:lvlText w:val=""/>
-      <w:lvlJc w:val="left"/>
-      <w:pPr>
-        <w:ind w:left="5040" w:hanging="360"/>
-      </w:pPr>
-      <w:rPr>
-        <w:rFonts w:ascii="Symbol" w:hAnsi="Symbol" w:cs="Symbol" w:hint="default"/>
-      </w:rPr>
-    </w:lvl>
-    <w:lvl w:ilvl="7">
-      <w:numFmt w:val="bullet"/>
-      <w:lvlText w:val="o"/>
-      <w:lvlJc w:val="left"/>
-      <w:pPr>
-        <w:ind w:left="5760" w:hanging="360"/>
-      </w:pPr>
-      <w:rPr>
-        <w:rFonts w:ascii="Courier New" w:hAnsi="Courier New" w:cs="Courier New" w:hint="default"/>
-      </w:rPr>
-    </w:lvl>
-    <w:lvl w:ilvl="8">
-      <w:numFmt w:val="bullet"/>
-      <w:lvlText w:val=""/>
-      <w:lvlJc w:val="left"/>
-      <w:pPr>
-        <w:ind w:left="6480" w:hanging="360"/>
-      </w:pPr>
-      <w:rPr>
-        <w:rFonts w:ascii="Wingdings" w:hAnsi="Wingdings" w:cs="Wingdings" w:hint="default"/>
-      </w:rPr>
-    </w:lvl>
-  </w:abstractNum>
-  <w:abstractNum w:abstractNumId="2" w15:restartNumberingAfterBreak="0">
-    <w:nsid w:val="00A99411"/>
-    <w:multiLevelType w:val="multilevel"/>
-    <w:tmpl w:val="67C0C352"/>
-    <w:lvl w:ilvl="0">
-      <w:start w:val="1"/>
-      <w:numFmt w:val="decimal"/>
-      <w:lvlText w:val="%1."/>
-      <w:lvlJc w:val="left"/>
-      <w:pPr>
-        <w:ind w:left="720" w:hanging="360"/>
-      </w:pPr>
-    </w:lvl>
-    <w:lvl w:ilvl="1">
-      <w:start w:val="1"/>
-      <w:numFmt w:val="decimal"/>
-      <w:lvlText w:val="%2."/>
-      <w:lvlJc w:val="left"/>
-      <w:pPr>
-        <w:ind w:left="1440" w:hanging="360"/>
-      </w:pPr>
-    </w:lvl>
-    <w:lvl w:ilvl="2">
-      <w:start w:val="1"/>
-      <w:numFmt w:val="decimal"/>
-      <w:lvlText w:val="%3."/>
-      <w:lvlJc w:val="left"/>
-      <w:pPr>
-        <w:ind w:left="2160" w:hanging="360"/>
-      </w:pPr>
-    </w:lvl>
-    <w:lvl w:ilvl="3">
-      <w:start w:val="1"/>
-      <w:numFmt w:val="decimal"/>
-      <w:lvlText w:val="%4."/>
-      <w:lvlJc w:val="left"/>
-      <w:pPr>
-        <w:ind w:left="2880" w:hanging="360"/>
-      </w:pPr>
-    </w:lvl>
-    <w:lvl w:ilvl="4">
-      <w:start w:val="1"/>
-      <w:numFmt w:val="decimal"/>
-      <w:lvlText w:val="%5."/>
-      <w:lvlJc w:val="left"/>
-      <w:pPr>
-        <w:ind w:left="3600" w:hanging="360"/>
-      </w:pPr>
-    </w:lvl>
-    <w:lvl w:ilvl="5">
-      <w:start w:val="1"/>
-      <w:numFmt w:val="decimal"/>
-      <w:lvlText w:val="%6."/>
-      <w:lvlJc w:val="left"/>
-      <w:pPr>
-        <w:ind w:left="4320" w:hanging="360"/>
-      </w:pPr>
-    </w:lvl>
-    <w:lvl w:ilvl="6">
-      <w:start w:val="1"/>
-      <w:numFmt w:val="decimal"/>
-      <w:lvlText w:val="%7."/>
-      <w:lvlJc w:val="left"/>
-      <w:pPr>
-        <w:ind w:left="5040" w:hanging="360"/>
-      </w:pPr>
-    </w:lvl>
-    <w:lvl w:ilvl="7">
-      <w:start w:val="1"/>
-      <w:numFmt w:val="decimal"/>
-      <w:lvlText w:val="%8."/>
-      <w:lvlJc w:val="left"/>
-      <w:pPr>
-        <w:ind w:left="5760" w:hanging="360"/>
-      </w:pPr>
-    </w:lvl>
-    <w:lvl w:ilvl="8">
-      <w:start w:val="1"/>
-      <w:numFmt w:val="decimal"/>
-      <w:lvlText w:val="%9."/>
-      <w:lvlJc w:val="left"/>
-      <w:pPr>
-        <w:ind w:left="6480" w:hanging="360"/>
-      </w:pPr>
-    </w:lvl>
-  </w:abstractNum>
-  <w:abstractNum w:abstractNumId="3" w15:restartNumberingAfterBreak="0">
+<w:numbering xmlns:wpc="http://schemas.microsoft.com/office/word/2010/wordprocessingCanvas" xmlns:mc="http://schemas.openxmlformats.org/markup-compatibility/2006" xmlns:o="urn:schemas-microsoft-com:office:office" xmlns:r="http://schemas.openxmlformats.org/officeDocument/2006/relationships" xmlns:m="http://schemas.openxmlformats.org/officeDocument/2006/math" xmlns:v="urn:schemas-microsoft-com:vml" xmlns:wp14="http://schemas.microsoft.com/office/word/2010/wordprocessingDrawing" xmlns:wp="http://schemas.openxmlformats.org/drawingml/2006/wordprocessingDrawing" xmlns:w10="urn:schemas-microsoft-com:office:word" xmlns:w="http://schemas.openxmlformats.org/wordprocessingml/2006/main" xmlns:w14="http://schemas.microsoft.com/office/word/2010/wordml" xmlns:wpg="http://schemas.microsoft.com/office/word/2010/wordprocessingGroup" xmlns:wpi="http://schemas.microsoft.com/office/word/2010/wordprocessingInk" xmlns:wne="http://schemas.microsoft.com/office/word/2006/wordml" xmlns:wps="http://schemas.microsoft.com/office/word/2010/wordprocessingShape" xmlns:wpsCustomData="http://www.wps.cn/officeDocument/2013/wpsCustomData" mc:Ignorable="w14 wp14">
+  <w:abstractNum w:abstractNumId="0">
     <w:nsid w:val="0AD8293F"/>
     <w:multiLevelType w:val="multilevel"/>
-    <w:tmpl w:val="0D141DCE"/>
-    <w:lvl w:ilvl="0">
+    <w:tmpl w:val="0AD8293F"/>
+    <w:lvl w:ilvl="0" w:tentative="0">
       <w:start w:val="1"/>
       <w:numFmt w:val="bullet"/>
       <w:lvlText w:val=""/>
       <w:lvlJc w:val="left"/>
       <w:pPr>
         <w:tabs>
-          <w:tab w:val="num" w:pos="720"/>
+          <w:tab w:val="left" w:pos="720"/>
         </w:tabs>
         <w:ind w:left="720" w:hanging="360"/>
       </w:pPr>
       <w:rPr>
-        <w:rFonts w:ascii="Symbol" w:hAnsi="Symbol" w:hint="default"/>
-        <w:sz w:val="20"/>
-      </w:rPr>
-    </w:lvl>
-    <w:lvl w:ilvl="1" w:tentative="1">
+        <w:rFonts w:hint="default" w:ascii="Symbol" w:hAnsi="Symbol"/>
+        <w:sz w:val="20"/>
+      </w:rPr>
+    </w:lvl>
+    <w:lvl w:ilvl="1" w:tentative="0">
       <w:start w:val="1"/>
       <w:numFmt w:val="bullet"/>
       <w:lvlText w:val="o"/>
       <w:lvlJc w:val="left"/>
       <w:pPr>
         <w:tabs>
-          <w:tab w:val="num" w:pos="1440"/>
+          <w:tab w:val="left" w:pos="1440"/>
         </w:tabs>
         <w:ind w:left="1440" w:hanging="360"/>
       </w:pPr>
       <w:rPr>
-        <w:rFonts w:ascii="Courier New" w:hAnsi="Courier New" w:hint="default"/>
-        <w:sz w:val="20"/>
-      </w:rPr>
-    </w:lvl>
-    <w:lvl w:ilvl="2" w:tentative="1">
+        <w:rFonts w:hint="default" w:ascii="Courier New" w:hAnsi="Courier New"/>
+        <w:sz w:val="20"/>
+      </w:rPr>
+    </w:lvl>
+    <w:lvl w:ilvl="2" w:tentative="0">
       <w:start w:val="1"/>
       <w:numFmt w:val="bullet"/>
       <w:lvlText w:val=""/>
       <w:lvlJc w:val="left"/>
       <w:pPr>
         <w:tabs>
-          <w:tab w:val="num" w:pos="2160"/>
+          <w:tab w:val="left" w:pos="2160"/>
         </w:tabs>
         <w:ind w:left="2160" w:hanging="360"/>
       </w:pPr>
       <w:rPr>
-        <w:rFonts w:ascii="Wingdings" w:hAnsi="Wingdings" w:hint="default"/>
-        <w:sz w:val="20"/>
-      </w:rPr>
-    </w:lvl>
-    <w:lvl w:ilvl="3" w:tentative="1">
+        <w:rFonts w:hint="default" w:ascii="Wingdings" w:hAnsi="Wingdings"/>
+        <w:sz w:val="20"/>
+      </w:rPr>
+    </w:lvl>
+    <w:lvl w:ilvl="3" w:tentative="0">
       <w:start w:val="1"/>
       <w:numFmt w:val="bullet"/>
       <w:lvlText w:val=""/>
       <w:lvlJc w:val="left"/>
       <w:pPr>
         <w:tabs>
-          <w:tab w:val="num" w:pos="2880"/>
+          <w:tab w:val="left" w:pos="2880"/>
         </w:tabs>
         <w:ind w:left="2880" w:hanging="360"/>
       </w:pPr>
       <w:rPr>
-        <w:rFonts w:ascii="Wingdings" w:hAnsi="Wingdings" w:hint="default"/>
-        <w:sz w:val="20"/>
-      </w:rPr>
-    </w:lvl>
-    <w:lvl w:ilvl="4" w:tentative="1">
+        <w:rFonts w:hint="default" w:ascii="Wingdings" w:hAnsi="Wingdings"/>
+        <w:sz w:val="20"/>
+      </w:rPr>
+    </w:lvl>
+    <w:lvl w:ilvl="4" w:tentative="0">
       <w:start w:val="1"/>
       <w:numFmt w:val="bullet"/>
       <w:lvlText w:val=""/>
       <w:lvlJc w:val="left"/>
       <w:pPr>
         <w:tabs>
-          <w:tab w:val="num" w:pos="3600"/>
+          <w:tab w:val="left" w:pos="3600"/>
         </w:tabs>
         <w:ind w:left="3600" w:hanging="360"/>
       </w:pPr>
       <w:rPr>
-        <w:rFonts w:ascii="Wingdings" w:hAnsi="Wingdings" w:hint="default"/>
-        <w:sz w:val="20"/>
-      </w:rPr>
-    </w:lvl>
-    <w:lvl w:ilvl="5" w:tentative="1">
+        <w:rFonts w:hint="default" w:ascii="Wingdings" w:hAnsi="Wingdings"/>
+        <w:sz w:val="20"/>
+      </w:rPr>
+    </w:lvl>
+    <w:lvl w:ilvl="5" w:tentative="0">
       <w:start w:val="1"/>
       <w:numFmt w:val="bullet"/>
       <w:lvlText w:val=""/>
       <w:lvlJc w:val="left"/>
       <w:pPr>
         <w:tabs>
-          <w:tab w:val="num" w:pos="4320"/>
+          <w:tab w:val="left" w:pos="4320"/>
         </w:tabs>
         <w:ind w:left="4320" w:hanging="360"/>
       </w:pPr>
       <w:rPr>
-        <w:rFonts w:ascii="Wingdings" w:hAnsi="Wingdings" w:hint="default"/>
-        <w:sz w:val="20"/>
-      </w:rPr>
-    </w:lvl>
-    <w:lvl w:ilvl="6" w:tentative="1">
+        <w:rFonts w:hint="default" w:ascii="Wingdings" w:hAnsi="Wingdings"/>
+        <w:sz w:val="20"/>
+      </w:rPr>
+    </w:lvl>
+    <w:lvl w:ilvl="6" w:tentative="0">
       <w:start w:val="1"/>
       <w:numFmt w:val="bullet"/>
       <w:lvlText w:val=""/>
       <w:lvlJc w:val="left"/>
       <w:pPr>
         <w:tabs>
-          <w:tab w:val="num" w:pos="5040"/>
+          <w:tab w:val="left" w:pos="5040"/>
         </w:tabs>
         <w:ind w:left="5040" w:hanging="360"/>
       </w:pPr>
       <w:rPr>
-        <w:rFonts w:ascii="Wingdings" w:hAnsi="Wingdings" w:hint="default"/>
-        <w:sz w:val="20"/>
-      </w:rPr>
-    </w:lvl>
-    <w:lvl w:ilvl="7" w:tentative="1">
+        <w:rFonts w:hint="default" w:ascii="Wingdings" w:hAnsi="Wingdings"/>
+        <w:sz w:val="20"/>
+      </w:rPr>
+    </w:lvl>
+    <w:lvl w:ilvl="7" w:tentative="0">
       <w:start w:val="1"/>
       <w:numFmt w:val="bullet"/>
       <w:lvlText w:val=""/>
       <w:lvlJc w:val="left"/>
       <w:pPr>
         <w:tabs>
-          <w:tab w:val="num" w:pos="5760"/>
+          <w:tab w:val="left" w:pos="5760"/>
         </w:tabs>
         <w:ind w:left="5760" w:hanging="360"/>
       </w:pPr>
       <w:rPr>
-        <w:rFonts w:ascii="Wingdings" w:hAnsi="Wingdings" w:hint="default"/>
-        <w:sz w:val="20"/>
-      </w:rPr>
-    </w:lvl>
-    <w:lvl w:ilvl="8" w:tentative="1">
+        <w:rFonts w:hint="default" w:ascii="Wingdings" w:hAnsi="Wingdings"/>
+        <w:sz w:val="20"/>
+      </w:rPr>
+    </w:lvl>
+    <w:lvl w:ilvl="8" w:tentative="0">
       <w:start w:val="1"/>
       <w:numFmt w:val="bullet"/>
       <w:lvlText w:val=""/>
       <w:lvlJc w:val="left"/>
       <w:pPr>
         <w:tabs>
-          <w:tab w:val="num" w:pos="6480"/>
+          <w:tab w:val="left" w:pos="6480"/>
         </w:tabs>
         <w:ind w:left="6480" w:hanging="360"/>
       </w:pPr>
       <w:rPr>
-        <w:rFonts w:ascii="Wingdings" w:hAnsi="Wingdings" w:hint="default"/>
+        <w:rFonts w:hint="default" w:ascii="Wingdings" w:hAnsi="Wingdings"/>
         <w:sz w:val="20"/>
       </w:rPr>
     </w:lvl>
   </w:abstractNum>
-  <w:abstractNum w:abstractNumId="4" w15:restartNumberingAfterBreak="0">
+  <w:abstractNum w:abstractNumId="1">
     <w:nsid w:val="17AD0E60"/>
     <w:multiLevelType w:val="multilevel"/>
-    <w:tmpl w:val="311EAE3A"/>
-    <w:lvl w:ilvl="0">
+    <w:tmpl w:val="17AD0E60"/>
+    <w:lvl w:ilvl="0" w:tentative="0">
       <w:start w:val="1"/>
       <w:numFmt w:val="bullet"/>
       <w:lvlText w:val=""/>
       <w:lvlJc w:val="left"/>
       <w:pPr>
         <w:tabs>
-          <w:tab w:val="num" w:pos="720"/>
+          <w:tab w:val="left" w:pos="720"/>
         </w:tabs>
         <w:ind w:left="720" w:hanging="360"/>
       </w:pPr>
       <w:rPr>
-        <w:rFonts w:ascii="Symbol" w:hAnsi="Symbol" w:hint="default"/>
-        <w:sz w:val="20"/>
-      </w:rPr>
-    </w:lvl>
-    <w:lvl w:ilvl="1" w:tentative="1">
+        <w:rFonts w:hint="default" w:ascii="Symbol" w:hAnsi="Symbol"/>
+        <w:sz w:val="20"/>
+      </w:rPr>
+    </w:lvl>
+    <w:lvl w:ilvl="1" w:tentative="0">
       <w:start w:val="1"/>
       <w:numFmt w:val="bullet"/>
       <w:lvlText w:val="o"/>
       <w:lvlJc w:val="left"/>
       <w:pPr>
         <w:tabs>
-          <w:tab w:val="num" w:pos="1440"/>
+          <w:tab w:val="left" w:pos="1440"/>
         </w:tabs>
         <w:ind w:left="1440" w:hanging="360"/>
       </w:pPr>
       <w:rPr>
-        <w:rFonts w:ascii="Courier New" w:hAnsi="Courier New" w:hint="default"/>
-        <w:sz w:val="20"/>
-      </w:rPr>
-    </w:lvl>
-    <w:lvl w:ilvl="2" w:tentative="1">
+        <w:rFonts w:hint="default" w:ascii="Courier New" w:hAnsi="Courier New"/>
+        <w:sz w:val="20"/>
+      </w:rPr>
+    </w:lvl>
+    <w:lvl w:ilvl="2" w:tentative="0">
       <w:start w:val="1"/>
       <w:numFmt w:val="bullet"/>
       <w:lvlText w:val=""/>
       <w:lvlJc w:val="left"/>
       <w:pPr>
         <w:tabs>
-          <w:tab w:val="num" w:pos="2160"/>
+          <w:tab w:val="left" w:pos="2160"/>
         </w:tabs>
         <w:ind w:left="2160" w:hanging="360"/>
       </w:pPr>
       <w:rPr>
-        <w:rFonts w:ascii="Wingdings" w:hAnsi="Wingdings" w:hint="default"/>
-        <w:sz w:val="20"/>
-      </w:rPr>
-    </w:lvl>
-    <w:lvl w:ilvl="3" w:tentative="1">
+        <w:rFonts w:hint="default" w:ascii="Wingdings" w:hAnsi="Wingdings"/>
+        <w:sz w:val="20"/>
+      </w:rPr>
+    </w:lvl>
+    <w:lvl w:ilvl="3" w:tentative="0">
       <w:start w:val="1"/>
       <w:numFmt w:val="bullet"/>
       <w:lvlText w:val=""/>
       <w:lvlJc w:val="left"/>
       <w:pPr>
         <w:tabs>
-          <w:tab w:val="num" w:pos="2880"/>
+          <w:tab w:val="left" w:pos="2880"/>
         </w:tabs>
         <w:ind w:left="2880" w:hanging="360"/>
       </w:pPr>
       <w:rPr>
-        <w:rFonts w:ascii="Wingdings" w:hAnsi="Wingdings" w:hint="default"/>
-        <w:sz w:val="20"/>
-      </w:rPr>
-    </w:lvl>
-    <w:lvl w:ilvl="4" w:tentative="1">
+        <w:rFonts w:hint="default" w:ascii="Wingdings" w:hAnsi="Wingdings"/>
+        <w:sz w:val="20"/>
+      </w:rPr>
+    </w:lvl>
+    <w:lvl w:ilvl="4" w:tentative="0">
       <w:start w:val="1"/>
       <w:numFmt w:val="bullet"/>
       <w:lvlText w:val=""/>
       <w:lvlJc w:val="left"/>
       <w:pPr>
         <w:tabs>
-          <w:tab w:val="num" w:pos="3600"/>
+          <w:tab w:val="left" w:pos="3600"/>
         </w:tabs>
         <w:ind w:left="3600" w:hanging="360"/>
       </w:pPr>
       <w:rPr>
-        <w:rFonts w:ascii="Wingdings" w:hAnsi="Wingdings" w:hint="default"/>
-        <w:sz w:val="20"/>
-      </w:rPr>
-    </w:lvl>
-    <w:lvl w:ilvl="5" w:tentative="1">
+        <w:rFonts w:hint="default" w:ascii="Wingdings" w:hAnsi="Wingdings"/>
+        <w:sz w:val="20"/>
+      </w:rPr>
+    </w:lvl>
+    <w:lvl w:ilvl="5" w:tentative="0">
       <w:start w:val="1"/>
       <w:numFmt w:val="bullet"/>
       <w:lvlText w:val=""/>
       <w:lvlJc w:val="left"/>
       <w:pPr>
         <w:tabs>
-          <w:tab w:val="num" w:pos="4320"/>
+          <w:tab w:val="left" w:pos="4320"/>
         </w:tabs>
         <w:ind w:left="4320" w:hanging="360"/>
       </w:pPr>
       <w:rPr>
-        <w:rFonts w:ascii="Wingdings" w:hAnsi="Wingdings" w:hint="default"/>
-        <w:sz w:val="20"/>
-      </w:rPr>
-    </w:lvl>
-    <w:lvl w:ilvl="6" w:tentative="1">
+        <w:rFonts w:hint="default" w:ascii="Wingdings" w:hAnsi="Wingdings"/>
+        <w:sz w:val="20"/>
+      </w:rPr>
+    </w:lvl>
+    <w:lvl w:ilvl="6" w:tentative="0">
       <w:start w:val="1"/>
       <w:numFmt w:val="bullet"/>
       <w:lvlText w:val=""/>
       <w:lvlJc w:val="left"/>
       <w:pPr>
         <w:tabs>
-          <w:tab w:val="num" w:pos="5040"/>
+          <w:tab w:val="left" w:pos="5040"/>
         </w:tabs>
         <w:ind w:left="5040" w:hanging="360"/>
       </w:pPr>
       <w:rPr>
-        <w:rFonts w:ascii="Wingdings" w:hAnsi="Wingdings" w:hint="default"/>
-        <w:sz w:val="20"/>
-      </w:rPr>
-    </w:lvl>
-    <w:lvl w:ilvl="7" w:tentative="1">
+        <w:rFonts w:hint="default" w:ascii="Wingdings" w:hAnsi="Wingdings"/>
+        <w:sz w:val="20"/>
+      </w:rPr>
+    </w:lvl>
+    <w:lvl w:ilvl="7" w:tentative="0">
       <w:start w:val="1"/>
       <w:numFmt w:val="bullet"/>
       <w:lvlText w:val=""/>
       <w:lvlJc w:val="left"/>
       <w:pPr>
         <w:tabs>
-          <w:tab w:val="num" w:pos="5760"/>
+          <w:tab w:val="left" w:pos="5760"/>
         </w:tabs>
         <w:ind w:left="5760" w:hanging="360"/>
       </w:pPr>
       <w:rPr>
-        <w:rFonts w:ascii="Wingdings" w:hAnsi="Wingdings" w:hint="default"/>
-        <w:sz w:val="20"/>
-      </w:rPr>
-    </w:lvl>
-    <w:lvl w:ilvl="8" w:tentative="1">
+        <w:rFonts w:hint="default" w:ascii="Wingdings" w:hAnsi="Wingdings"/>
+        <w:sz w:val="20"/>
+      </w:rPr>
+    </w:lvl>
+    <w:lvl w:ilvl="8" w:tentative="0">
       <w:start w:val="1"/>
       <w:numFmt w:val="bullet"/>
       <w:lvlText w:val=""/>
       <w:lvlJc w:val="left"/>
       <w:pPr>
         <w:tabs>
-          <w:tab w:val="num" w:pos="6480"/>
+          <w:tab w:val="left" w:pos="6480"/>
         </w:tabs>
         <w:ind w:left="6480" w:hanging="360"/>
       </w:pPr>
       <w:rPr>
-        <w:rFonts w:ascii="Wingdings" w:hAnsi="Wingdings" w:hint="default"/>
+        <w:rFonts w:hint="default" w:ascii="Wingdings" w:hAnsi="Wingdings"/>
         <w:sz w:val="20"/>
       </w:rPr>
     </w:lvl>
   </w:abstractNum>
-  <w:abstractNum w:abstractNumId="5" w15:restartNumberingAfterBreak="0">
-    <w:nsid w:val="19DC52BE"/>
-    <w:multiLevelType w:val="multilevel"/>
-    <w:tmpl w:val="2E20D494"/>
-    <w:lvl w:ilvl="0">
-      <w:start w:val="1"/>
-      <w:numFmt w:val="bullet"/>
-      <w:lvlText w:val=""/>
-      <w:lvlJc w:val="left"/>
-      <w:pPr>
-        <w:tabs>
-          <w:tab w:val="num" w:pos="720"/>
-        </w:tabs>
-        <w:ind w:left="720" w:hanging="360"/>
-      </w:pPr>
-      <w:rPr>
-        <w:rFonts w:ascii="Symbol" w:hAnsi="Symbol" w:hint="default"/>
-        <w:sz w:val="20"/>
-      </w:rPr>
-    </w:lvl>
-    <w:lvl w:ilvl="1" w:tentative="1">
-      <w:start w:val="1"/>
-      <w:numFmt w:val="bullet"/>
-      <w:lvlText w:val="o"/>
-      <w:lvlJc w:val="left"/>
-      <w:pPr>
-        <w:tabs>
-          <w:tab w:val="num" w:pos="1440"/>
-        </w:tabs>
-        <w:ind w:left="1440" w:hanging="360"/>
-      </w:pPr>
-      <w:rPr>
-        <w:rFonts w:ascii="Courier New" w:hAnsi="Courier New" w:hint="default"/>
-        <w:sz w:val="20"/>
-      </w:rPr>
-    </w:lvl>
-    <w:lvl w:ilvl="2" w:tentative="1">
-      <w:start w:val="1"/>
-      <w:numFmt w:val="bullet"/>
-      <w:lvlText w:val=""/>
-      <w:lvlJc w:val="left"/>
-      <w:pPr>
-        <w:tabs>
-          <w:tab w:val="num" w:pos="2160"/>
-        </w:tabs>
-        <w:ind w:left="2160" w:hanging="360"/>
-      </w:pPr>
-      <w:rPr>
-        <w:rFonts w:ascii="Wingdings" w:hAnsi="Wingdings" w:hint="default"/>
-        <w:sz w:val="20"/>
-      </w:rPr>
-    </w:lvl>
-    <w:lvl w:ilvl="3" w:tentative="1">
-      <w:start w:val="1"/>
-      <w:numFmt w:val="bullet"/>
-      <w:lvlText w:val=""/>
-      <w:lvlJc w:val="left"/>
-      <w:pPr>
-        <w:tabs>
-          <w:tab w:val="num" w:pos="2880"/>
-        </w:tabs>
-        <w:ind w:left="2880" w:hanging="360"/>
-      </w:pPr>
-      <w:rPr>
-        <w:rFonts w:ascii="Wingdings" w:hAnsi="Wingdings" w:hint="default"/>
-        <w:sz w:val="20"/>
-      </w:rPr>
-    </w:lvl>
-    <w:lvl w:ilvl="4" w:tentative="1">
-      <w:start w:val="1"/>
-      <w:numFmt w:val="bullet"/>
-      <w:lvlText w:val=""/>
-      <w:lvlJc w:val="left"/>
-      <w:pPr>
-        <w:tabs>
-          <w:tab w:val="num" w:pos="3600"/>
-        </w:tabs>
-        <w:ind w:left="3600" w:hanging="360"/>
-      </w:pPr>
-      <w:rPr>
-        <w:rFonts w:ascii="Wingdings" w:hAnsi="Wingdings" w:hint="default"/>
-        <w:sz w:val="20"/>
-      </w:rPr>
-    </w:lvl>
-    <w:lvl w:ilvl="5" w:tentative="1">
-      <w:start w:val="1"/>
-      <w:numFmt w:val="bullet"/>
-      <w:lvlText w:val=""/>
-      <w:lvlJc w:val="left"/>
-      <w:pPr>
-        <w:tabs>
-          <w:tab w:val="num" w:pos="4320"/>
-        </w:tabs>
-        <w:ind w:left="4320" w:hanging="360"/>
-      </w:pPr>
-      <w:rPr>
-        <w:rFonts w:ascii="Wingdings" w:hAnsi="Wingdings" w:hint="default"/>
-        <w:sz w:val="20"/>
-      </w:rPr>
-    </w:lvl>
-    <w:lvl w:ilvl="6" w:tentative="1">
-      <w:start w:val="1"/>
-      <w:numFmt w:val="bullet"/>
-      <w:lvlText w:val=""/>
-      <w:lvlJc w:val="left"/>
-      <w:pPr>
-        <w:tabs>
-          <w:tab w:val="num" w:pos="5040"/>
-        </w:tabs>
-        <w:ind w:left="5040" w:hanging="360"/>
-      </w:pPr>
-      <w:rPr>
-        <w:rFonts w:ascii="Wingdings" w:hAnsi="Wingdings" w:hint="default"/>
-        <w:sz w:val="20"/>
-      </w:rPr>
-    </w:lvl>
-    <w:lvl w:ilvl="7" w:tentative="1">
-      <w:start w:val="1"/>
-      <w:numFmt w:val="bullet"/>
-      <w:lvlText w:val=""/>
-      <w:lvlJc w:val="left"/>
-      <w:pPr>
-        <w:tabs>
-          <w:tab w:val="num" w:pos="5760"/>
-        </w:tabs>
-        <w:ind w:left="5760" w:hanging="360"/>
-      </w:pPr>
-      <w:rPr>
-        <w:rFonts w:ascii="Wingdings" w:hAnsi="Wingdings" w:hint="default"/>
-        <w:sz w:val="20"/>
-      </w:rPr>
-    </w:lvl>
-    <w:lvl w:ilvl="8" w:tentative="1">
-      <w:start w:val="1"/>
-      <w:numFmt w:val="bullet"/>
-      <w:lvlText w:val=""/>
-      <w:lvlJc w:val="left"/>
-      <w:pPr>
-        <w:tabs>
-          <w:tab w:val="num" w:pos="6480"/>
-        </w:tabs>
-        <w:ind w:left="6480" w:hanging="360"/>
-      </w:pPr>
-      <w:rPr>
-        <w:rFonts w:ascii="Wingdings" w:hAnsi="Wingdings" w:hint="default"/>
-        <w:sz w:val="20"/>
-      </w:rPr>
-    </w:lvl>
-  </w:abstractNum>
-  <w:abstractNum w:abstractNumId="6" w15:restartNumberingAfterBreak="0">
+  <w:abstractNum w:abstractNumId="2">
     <w:nsid w:val="1A2B0B77"/>
     <w:multiLevelType w:val="multilevel"/>
-    <w:tmpl w:val="07A0BF66"/>
-    <w:lvl w:ilvl="0">
+    <w:tmpl w:val="1A2B0B77"/>
+    <w:lvl w:ilvl="0" w:tentative="0">
       <w:start w:val="1"/>
       <w:numFmt w:val="bullet"/>
       <w:lvlText w:val=""/>
       <w:lvlJc w:val="left"/>
       <w:pPr>
         <w:tabs>
-          <w:tab w:val="num" w:pos="720"/>
+          <w:tab w:val="left" w:pos="720"/>
         </w:tabs>
         <w:ind w:left="720" w:hanging="360"/>
       </w:pPr>
       <w:rPr>
-        <w:rFonts w:ascii="Symbol" w:hAnsi="Symbol" w:hint="default"/>
-        <w:sz w:val="20"/>
-      </w:rPr>
-    </w:lvl>
-    <w:lvl w:ilvl="1" w:tentative="1">
+        <w:rFonts w:hint="default" w:ascii="Symbol" w:hAnsi="Symbol"/>
+        <w:sz w:val="20"/>
+      </w:rPr>
+    </w:lvl>
+    <w:lvl w:ilvl="1" w:tentative="0">
       <w:start w:val="1"/>
       <w:numFmt w:val="bullet"/>
       <w:lvlText w:val="o"/>
       <w:lvlJc w:val="left"/>
       <w:pPr>
         <w:tabs>
-          <w:tab w:val="num" w:pos="1440"/>
+          <w:tab w:val="left" w:pos="1440"/>
         </w:tabs>
         <w:ind w:left="1440" w:hanging="360"/>
       </w:pPr>
       <w:rPr>
-        <w:rFonts w:ascii="Courier New" w:hAnsi="Courier New" w:hint="default"/>
-        <w:sz w:val="20"/>
-      </w:rPr>
-    </w:lvl>
-    <w:lvl w:ilvl="2" w:tentative="1">
+        <w:rFonts w:hint="default" w:ascii="Courier New" w:hAnsi="Courier New"/>
+        <w:sz w:val="20"/>
+      </w:rPr>
+    </w:lvl>
+    <w:lvl w:ilvl="2" w:tentative="0">
       <w:start w:val="1"/>
       <w:numFmt w:val="bullet"/>
       <w:lvlText w:val=""/>
       <w:lvlJc w:val="left"/>
       <w:pPr>
         <w:tabs>
-          <w:tab w:val="num" w:pos="2160"/>
+          <w:tab w:val="left" w:pos="2160"/>
         </w:tabs>
         <w:ind w:left="2160" w:hanging="360"/>
       </w:pPr>
       <w:rPr>
-        <w:rFonts w:ascii="Wingdings" w:hAnsi="Wingdings" w:hint="default"/>
-        <w:sz w:val="20"/>
-      </w:rPr>
-    </w:lvl>
-    <w:lvl w:ilvl="3" w:tentative="1">
+        <w:rFonts w:hint="default" w:ascii="Wingdings" w:hAnsi="Wingdings"/>
+        <w:sz w:val="20"/>
+      </w:rPr>
+    </w:lvl>
+    <w:lvl w:ilvl="3" w:tentative="0">
       <w:start w:val="1"/>
       <w:numFmt w:val="bullet"/>
       <w:lvlText w:val=""/>
       <w:lvlJc w:val="left"/>
       <w:pPr>
         <w:tabs>
-          <w:tab w:val="num" w:pos="2880"/>
+          <w:tab w:val="left" w:pos="2880"/>
         </w:tabs>
         <w:ind w:left="2880" w:hanging="360"/>
       </w:pPr>
       <w:rPr>
-        <w:rFonts w:ascii="Wingdings" w:hAnsi="Wingdings" w:hint="default"/>
-        <w:sz w:val="20"/>
-      </w:rPr>
-    </w:lvl>
-    <w:lvl w:ilvl="4" w:tentative="1">
+        <w:rFonts w:hint="default" w:ascii="Wingdings" w:hAnsi="Wingdings"/>
+        <w:sz w:val="20"/>
+      </w:rPr>
+    </w:lvl>
+    <w:lvl w:ilvl="4" w:tentative="0">
       <w:start w:val="1"/>
       <w:numFmt w:val="bullet"/>
       <w:lvlText w:val=""/>
       <w:lvlJc w:val="left"/>
       <w:pPr>
         <w:tabs>
-          <w:tab w:val="num" w:pos="3600"/>
+          <w:tab w:val="left" w:pos="3600"/>
         </w:tabs>
         <w:ind w:left="3600" w:hanging="360"/>
       </w:pPr>
       <w:rPr>
-        <w:rFonts w:ascii="Wingdings" w:hAnsi="Wingdings" w:hint="default"/>
-        <w:sz w:val="20"/>
-      </w:rPr>
-    </w:lvl>
-    <w:lvl w:ilvl="5" w:tentative="1">
+        <w:rFonts w:hint="default" w:ascii="Wingdings" w:hAnsi="Wingdings"/>
+        <w:sz w:val="20"/>
+      </w:rPr>
+    </w:lvl>
+    <w:lvl w:ilvl="5" w:tentative="0">
       <w:start w:val="1"/>
       <w:numFmt w:val="bullet"/>
       <w:lvlText w:val=""/>
       <w:lvlJc w:val="left"/>
       <w:pPr>
         <w:tabs>
-          <w:tab w:val="num" w:pos="4320"/>
+          <w:tab w:val="left" w:pos="4320"/>
         </w:tabs>
         <w:ind w:left="4320" w:hanging="360"/>
       </w:pPr>
       <w:rPr>
-        <w:rFonts w:ascii="Wingdings" w:hAnsi="Wingdings" w:hint="default"/>
-        <w:sz w:val="20"/>
-      </w:rPr>
-    </w:lvl>
-    <w:lvl w:ilvl="6" w:tentative="1">
+        <w:rFonts w:hint="default" w:ascii="Wingdings" w:hAnsi="Wingdings"/>
+        <w:sz w:val="20"/>
+      </w:rPr>
+    </w:lvl>
+    <w:lvl w:ilvl="6" w:tentative="0">
       <w:start w:val="1"/>
       <w:numFmt w:val="bullet"/>
       <w:lvlText w:val=""/>
       <w:lvlJc w:val="left"/>
       <w:pPr>
         <w:tabs>
-          <w:tab w:val="num" w:pos="5040"/>
+          <w:tab w:val="left" w:pos="5040"/>
         </w:tabs>
         <w:ind w:left="5040" w:hanging="360"/>
       </w:pPr>
       <w:rPr>
-        <w:rFonts w:ascii="Wingdings" w:hAnsi="Wingdings" w:hint="default"/>
-        <w:sz w:val="20"/>
-      </w:rPr>
-    </w:lvl>
-    <w:lvl w:ilvl="7" w:tentative="1">
+        <w:rFonts w:hint="default" w:ascii="Wingdings" w:hAnsi="Wingdings"/>
+        <w:sz w:val="20"/>
+      </w:rPr>
+    </w:lvl>
+    <w:lvl w:ilvl="7" w:tentative="0">
       <w:start w:val="1"/>
       <w:numFmt w:val="bullet"/>
       <w:lvlText w:val=""/>
       <w:lvlJc w:val="left"/>
       <w:pPr>
         <w:tabs>
-          <w:tab w:val="num" w:pos="5760"/>
+          <w:tab w:val="left" w:pos="5760"/>
         </w:tabs>
         <w:ind w:left="5760" w:hanging="360"/>
       </w:pPr>
       <w:rPr>
-        <w:rFonts w:ascii="Wingdings" w:hAnsi="Wingdings" w:hint="default"/>
-        <w:sz w:val="20"/>
-      </w:rPr>
-    </w:lvl>
-    <w:lvl w:ilvl="8" w:tentative="1">
+        <w:rFonts w:hint="default" w:ascii="Wingdings" w:hAnsi="Wingdings"/>
+        <w:sz w:val="20"/>
+      </w:rPr>
+    </w:lvl>
+    <w:lvl w:ilvl="8" w:tentative="0">
       <w:start w:val="1"/>
       <w:numFmt w:val="bullet"/>
       <w:lvlText w:val=""/>
       <w:lvlJc w:val="left"/>
       <w:pPr>
         <w:tabs>
-          <w:tab w:val="num" w:pos="6480"/>
+          <w:tab w:val="left" w:pos="6480"/>
         </w:tabs>
         <w:ind w:left="6480" w:hanging="360"/>
       </w:pPr>
       <w:rPr>
-        <w:rFonts w:ascii="Wingdings" w:hAnsi="Wingdings" w:hint="default"/>
+        <w:rFonts w:hint="default" w:ascii="Wingdings" w:hAnsi="Wingdings"/>
         <w:sz w:val="20"/>
       </w:rPr>
     </w:lvl>
   </w:abstractNum>
-  <w:abstractNum w:abstractNumId="7" w15:restartNumberingAfterBreak="0">
+  <w:abstractNum w:abstractNumId="3">
     <w:nsid w:val="443F63AA"/>
     <w:multiLevelType w:val="multilevel"/>
-    <w:tmpl w:val="5DA63C2C"/>
-    <w:lvl w:ilvl="0">
+    <w:tmpl w:val="443F63AA"/>
+    <w:lvl w:ilvl="0" w:tentative="0">
       <w:start w:val="1"/>
       <w:numFmt w:val="bullet"/>
       <w:lvlText w:val=""/>
       <w:lvlJc w:val="left"/>
       <w:pPr>
         <w:tabs>
-          <w:tab w:val="num" w:pos="720"/>
+          <w:tab w:val="left" w:pos="720"/>
         </w:tabs>
         <w:ind w:left="720" w:hanging="360"/>
       </w:pPr>
       <w:rPr>
-        <w:rFonts w:ascii="Symbol" w:hAnsi="Symbol" w:hint="default"/>
-        <w:sz w:val="20"/>
-      </w:rPr>
-    </w:lvl>
-    <w:lvl w:ilvl="1" w:tentative="1">
+        <w:rFonts w:hint="default" w:ascii="Symbol" w:hAnsi="Symbol"/>
+        <w:sz w:val="20"/>
+      </w:rPr>
+    </w:lvl>
+    <w:lvl w:ilvl="1" w:tentative="0">
       <w:start w:val="1"/>
       <w:numFmt w:val="bullet"/>
       <w:lvlText w:val="o"/>
       <w:lvlJc w:val="left"/>
       <w:pPr>
         <w:tabs>
-          <w:tab w:val="num" w:pos="1440"/>
+          <w:tab w:val="left" w:pos="1440"/>
         </w:tabs>
         <w:ind w:left="1440" w:hanging="360"/>
       </w:pPr>
       <w:rPr>
-        <w:rFonts w:ascii="Courier New" w:hAnsi="Courier New" w:hint="default"/>
-        <w:sz w:val="20"/>
-      </w:rPr>
-    </w:lvl>
-    <w:lvl w:ilvl="2" w:tentative="1">
+        <w:rFonts w:hint="default" w:ascii="Courier New" w:hAnsi="Courier New"/>
+        <w:sz w:val="20"/>
+      </w:rPr>
+    </w:lvl>
+    <w:lvl w:ilvl="2" w:tentative="0">
       <w:start w:val="1"/>
       <w:numFmt w:val="bullet"/>
       <w:lvlText w:val=""/>
       <w:lvlJc w:val="left"/>
       <w:pPr>
         <w:tabs>
-          <w:tab w:val="num" w:pos="2160"/>
+          <w:tab w:val="left" w:pos="2160"/>
         </w:tabs>
         <w:ind w:left="2160" w:hanging="360"/>
       </w:pPr>
       <w:rPr>
-        <w:rFonts w:ascii="Wingdings" w:hAnsi="Wingdings" w:hint="default"/>
-        <w:sz w:val="20"/>
-      </w:rPr>
-    </w:lvl>
-    <w:lvl w:ilvl="3" w:tentative="1">
+        <w:rFonts w:hint="default" w:ascii="Wingdings" w:hAnsi="Wingdings"/>
+        <w:sz w:val="20"/>
+      </w:rPr>
+    </w:lvl>
+    <w:lvl w:ilvl="3" w:tentative="0">
       <w:start w:val="1"/>
       <w:numFmt w:val="bullet"/>
       <w:lvlText w:val=""/>
       <w:lvlJc w:val="left"/>
       <w:pPr>
         <w:tabs>
-          <w:tab w:val="num" w:pos="2880"/>
+          <w:tab w:val="left" w:pos="2880"/>
         </w:tabs>
         <w:ind w:left="2880" w:hanging="360"/>
       </w:pPr>
       <w:rPr>
-        <w:rFonts w:ascii="Wingdings" w:hAnsi="Wingdings" w:hint="default"/>
-        <w:sz w:val="20"/>
-      </w:rPr>
-    </w:lvl>
-    <w:lvl w:ilvl="4" w:tentative="1">
+        <w:rFonts w:hint="default" w:ascii="Wingdings" w:hAnsi="Wingdings"/>
+        <w:sz w:val="20"/>
+      </w:rPr>
+    </w:lvl>
+    <w:lvl w:ilvl="4" w:tentative="0">
       <w:start w:val="1"/>
       <w:numFmt w:val="bullet"/>
       <w:lvlText w:val=""/>
       <w:lvlJc w:val="left"/>
       <w:pPr>
         <w:tabs>
-          <w:tab w:val="num" w:pos="3600"/>
+          <w:tab w:val="left" w:pos="3600"/>
         </w:tabs>
         <w:ind w:left="3600" w:hanging="360"/>
       </w:pPr>
       <w:rPr>
-        <w:rFonts w:ascii="Wingdings" w:hAnsi="Wingdings" w:hint="default"/>
-        <w:sz w:val="20"/>
-      </w:rPr>
-    </w:lvl>
-    <w:lvl w:ilvl="5" w:tentative="1">
+        <w:rFonts w:hint="default" w:ascii="Wingdings" w:hAnsi="Wingdings"/>
+        <w:sz w:val="20"/>
+      </w:rPr>
+    </w:lvl>
+    <w:lvl w:ilvl="5" w:tentative="0">
       <w:start w:val="1"/>
       <w:numFmt w:val="bullet"/>
       <w:lvlText w:val=""/>
       <w:lvlJc w:val="left"/>
       <w:pPr>
         <w:tabs>
-          <w:tab w:val="num" w:pos="4320"/>
+          <w:tab w:val="left" w:pos="4320"/>
         </w:tabs>
         <w:ind w:left="4320" w:hanging="360"/>
       </w:pPr>
       <w:rPr>
-        <w:rFonts w:ascii="Wingdings" w:hAnsi="Wingdings" w:hint="default"/>
-        <w:sz w:val="20"/>
-      </w:rPr>
-    </w:lvl>
-    <w:lvl w:ilvl="6" w:tentative="1">
+        <w:rFonts w:hint="default" w:ascii="Wingdings" w:hAnsi="Wingdings"/>
+        <w:sz w:val="20"/>
+      </w:rPr>
+    </w:lvl>
+    <w:lvl w:ilvl="6" w:tentative="0">
       <w:start w:val="1"/>
       <w:numFmt w:val="bullet"/>
       <w:lvlText w:val=""/>
       <w:lvlJc w:val="left"/>
       <w:pPr>
         <w:tabs>
-          <w:tab w:val="num" w:pos="5040"/>
+          <w:tab w:val="left" w:pos="5040"/>
         </w:tabs>
         <w:ind w:left="5040" w:hanging="360"/>
       </w:pPr>
       <w:rPr>
-        <w:rFonts w:ascii="Wingdings" w:hAnsi="Wingdings" w:hint="default"/>
-        <w:sz w:val="20"/>
-      </w:rPr>
-    </w:lvl>
-    <w:lvl w:ilvl="7" w:tentative="1">
+        <w:rFonts w:hint="default" w:ascii="Wingdings" w:hAnsi="Wingdings"/>
+        <w:sz w:val="20"/>
+      </w:rPr>
+    </w:lvl>
+    <w:lvl w:ilvl="7" w:tentative="0">
       <w:start w:val="1"/>
       <w:numFmt w:val="bullet"/>
       <w:lvlText w:val=""/>
       <w:lvlJc w:val="left"/>
       <w:pPr>
         <w:tabs>
-          <w:tab w:val="num" w:pos="5760"/>
+          <w:tab w:val="left" w:pos="5760"/>
         </w:tabs>
         <w:ind w:left="5760" w:hanging="360"/>
       </w:pPr>
       <w:rPr>
-        <w:rFonts w:ascii="Wingdings" w:hAnsi="Wingdings" w:hint="default"/>
-        <w:sz w:val="20"/>
-      </w:rPr>
-    </w:lvl>
-    <w:lvl w:ilvl="8" w:tentative="1">
+        <w:rFonts w:hint="default" w:ascii="Wingdings" w:hAnsi="Wingdings"/>
+        <w:sz w:val="20"/>
+      </w:rPr>
+    </w:lvl>
+    <w:lvl w:ilvl="8" w:tentative="0">
       <w:start w:val="1"/>
       <w:numFmt w:val="bullet"/>
       <w:lvlText w:val=""/>
       <w:lvlJc w:val="left"/>
       <w:pPr>
         <w:tabs>
-          <w:tab w:val="num" w:pos="6480"/>
+          <w:tab w:val="left" w:pos="6480"/>
         </w:tabs>
         <w:ind w:left="6480" w:hanging="360"/>
       </w:pPr>
       <w:rPr>
-        <w:rFonts w:ascii="Wingdings" w:hAnsi="Wingdings" w:hint="default"/>
+        <w:rFonts w:hint="default" w:ascii="Wingdings" w:hAnsi="Wingdings"/>
         <w:sz w:val="20"/>
       </w:rPr>
     </w:lvl>
   </w:abstractNum>
-  <w:abstractNum w:abstractNumId="8" w15:restartNumberingAfterBreak="0">
+  <w:abstractNum w:abstractNumId="4">
     <w:nsid w:val="71A81540"/>
     <w:multiLevelType w:val="multilevel"/>
-    <w:tmpl w:val="B734EA72"/>
-    <w:lvl w:ilvl="0">
+    <w:tmpl w:val="71A81540"/>
+    <w:lvl w:ilvl="0" w:tentative="0">
       <w:start w:val="1"/>
       <w:numFmt w:val="bullet"/>
       <w:lvlText w:val=""/>
       <w:lvlJc w:val="left"/>
       <w:pPr>
         <w:tabs>
-          <w:tab w:val="num" w:pos="720"/>
+          <w:tab w:val="left" w:pos="720"/>
         </w:tabs>
         <w:ind w:left="720" w:hanging="360"/>
       </w:pPr>
       <w:rPr>
-        <w:rFonts w:ascii="Symbol" w:hAnsi="Symbol" w:hint="default"/>
-        <w:sz w:val="20"/>
-      </w:rPr>
-    </w:lvl>
-    <w:lvl w:ilvl="1" w:tentative="1">
+        <w:rFonts w:hint="default" w:ascii="Symbol" w:hAnsi="Symbol"/>
+        <w:sz w:val="20"/>
+      </w:rPr>
+    </w:lvl>
+    <w:lvl w:ilvl="1" w:tentative="0">
       <w:start w:val="1"/>
       <w:numFmt w:val="bullet"/>
       <w:lvlText w:val="o"/>
       <w:lvlJc w:val="left"/>
       <w:pPr>
         <w:tabs>
-          <w:tab w:val="num" w:pos="1440"/>
+          <w:tab w:val="left" w:pos="1440"/>
         </w:tabs>
         <w:ind w:left="1440" w:hanging="360"/>
       </w:pPr>
       <w:rPr>
-        <w:rFonts w:ascii="Courier New" w:hAnsi="Courier New" w:hint="default"/>
-        <w:sz w:val="20"/>
-      </w:rPr>
-    </w:lvl>
-    <w:lvl w:ilvl="2" w:tentative="1">
+        <w:rFonts w:hint="default" w:ascii="Courier New" w:hAnsi="Courier New"/>
+        <w:sz w:val="20"/>
+      </w:rPr>
+    </w:lvl>
+    <w:lvl w:ilvl="2" w:tentative="0">
       <w:start w:val="1"/>
       <w:numFmt w:val="bullet"/>
       <w:lvlText w:val=""/>
       <w:lvlJc w:val="left"/>
       <w:pPr>
         <w:tabs>
-          <w:tab w:val="num" w:pos="2160"/>
+          <w:tab w:val="left" w:pos="2160"/>
         </w:tabs>
         <w:ind w:left="2160" w:hanging="360"/>
       </w:pPr>
       <w:rPr>
-        <w:rFonts w:ascii="Wingdings" w:hAnsi="Wingdings" w:hint="default"/>
-        <w:sz w:val="20"/>
-      </w:rPr>
-    </w:lvl>
-    <w:lvl w:ilvl="3" w:tentative="1">
+        <w:rFonts w:hint="default" w:ascii="Wingdings" w:hAnsi="Wingdings"/>
+        <w:sz w:val="20"/>
+      </w:rPr>
+    </w:lvl>
+    <w:lvl w:ilvl="3" w:tentative="0">
       <w:start w:val="1"/>
       <w:numFmt w:val="bullet"/>
       <w:lvlText w:val=""/>
       <w:lvlJc w:val="left"/>
       <w:pPr>
         <w:tabs>
-          <w:tab w:val="num" w:pos="2880"/>
+          <w:tab w:val="left" w:pos="2880"/>
         </w:tabs>
         <w:ind w:left="2880" w:hanging="360"/>
       </w:pPr>
       <w:rPr>
-        <w:rFonts w:ascii="Wingdings" w:hAnsi="Wingdings" w:hint="default"/>
-        <w:sz w:val="20"/>
-      </w:rPr>
-    </w:lvl>
-    <w:lvl w:ilvl="4" w:tentative="1">
+        <w:rFonts w:hint="default" w:ascii="Wingdings" w:hAnsi="Wingdings"/>
+        <w:sz w:val="20"/>
+      </w:rPr>
+    </w:lvl>
+    <w:lvl w:ilvl="4" w:tentative="0">
       <w:start w:val="1"/>
       <w:numFmt w:val="bullet"/>
       <w:lvlText w:val=""/>
       <w:lvlJc w:val="left"/>
       <w:pPr>
         <w:tabs>
-          <w:tab w:val="num" w:pos="3600"/>
+          <w:tab w:val="left" w:pos="3600"/>
         </w:tabs>
         <w:ind w:left="3600" w:hanging="360"/>
       </w:pPr>
       <w:rPr>
-        <w:rFonts w:ascii="Wingdings" w:hAnsi="Wingdings" w:hint="default"/>
-        <w:sz w:val="20"/>
-      </w:rPr>
-    </w:lvl>
-    <w:lvl w:ilvl="5" w:tentative="1">
+        <w:rFonts w:hint="default" w:ascii="Wingdings" w:hAnsi="Wingdings"/>
+        <w:sz w:val="20"/>
+      </w:rPr>
+    </w:lvl>
+    <w:lvl w:ilvl="5" w:tentative="0">
       <w:start w:val="1"/>
       <w:numFmt w:val="bullet"/>
       <w:lvlText w:val=""/>
       <w:lvlJc w:val="left"/>
       <w:pPr>
         <w:tabs>
-          <w:tab w:val="num" w:pos="4320"/>
+          <w:tab w:val="left" w:pos="4320"/>
         </w:tabs>
         <w:ind w:left="4320" w:hanging="360"/>
       </w:pPr>
       <w:rPr>
-        <w:rFonts w:ascii="Wingdings" w:hAnsi="Wingdings" w:hint="default"/>
-        <w:sz w:val="20"/>
-      </w:rPr>
-    </w:lvl>
-    <w:lvl w:ilvl="6" w:tentative="1">
+        <w:rFonts w:hint="default" w:ascii="Wingdings" w:hAnsi="Wingdings"/>
+        <w:sz w:val="20"/>
+      </w:rPr>
+    </w:lvl>
+    <w:lvl w:ilvl="6" w:tentative="0">
       <w:start w:val="1"/>
       <w:numFmt w:val="bullet"/>
       <w:lvlText w:val=""/>
       <w:lvlJc w:val="left"/>
       <w:pPr>
         <w:tabs>
-          <w:tab w:val="num" w:pos="5040"/>
+          <w:tab w:val="left" w:pos="5040"/>
         </w:tabs>
         <w:ind w:left="5040" w:hanging="360"/>
       </w:pPr>
       <w:rPr>
-        <w:rFonts w:ascii="Wingdings" w:hAnsi="Wingdings" w:hint="default"/>
-        <w:sz w:val="20"/>
-      </w:rPr>
-    </w:lvl>
-    <w:lvl w:ilvl="7" w:tentative="1">
+        <w:rFonts w:hint="default" w:ascii="Wingdings" w:hAnsi="Wingdings"/>
+        <w:sz w:val="20"/>
+      </w:rPr>
+    </w:lvl>
+    <w:lvl w:ilvl="7" w:tentative="0">
       <w:start w:val="1"/>
       <w:numFmt w:val="bullet"/>
       <w:lvlText w:val=""/>
       <w:lvlJc w:val="left"/>
       <w:pPr>
         <w:tabs>
-          <w:tab w:val="num" w:pos="5760"/>
+          <w:tab w:val="left" w:pos="5760"/>
         </w:tabs>
         <w:ind w:left="5760" w:hanging="360"/>
       </w:pPr>
       <w:rPr>
-        <w:rFonts w:ascii="Wingdings" w:hAnsi="Wingdings" w:hint="default"/>
-        <w:sz w:val="20"/>
-      </w:rPr>
-    </w:lvl>
-    <w:lvl w:ilvl="8" w:tentative="1">
+        <w:rFonts w:hint="default" w:ascii="Wingdings" w:hAnsi="Wingdings"/>
+        <w:sz w:val="20"/>
+      </w:rPr>
+    </w:lvl>
+    <w:lvl w:ilvl="8" w:tentative="0">
       <w:start w:val="1"/>
       <w:numFmt w:val="bullet"/>
       <w:lvlText w:val=""/>
       <w:lvlJc w:val="left"/>
       <w:pPr>
         <w:tabs>
-          <w:tab w:val="num" w:pos="6480"/>
+          <w:tab w:val="left" w:pos="6480"/>
         </w:tabs>
         <w:ind w:left="6480" w:hanging="360"/>
       </w:pPr>
       <w:rPr>
-        <w:rFonts w:ascii="Wingdings" w:hAnsi="Wingdings" w:hint="default"/>
+        <w:rFonts w:hint="default" w:ascii="Wingdings" w:hAnsi="Wingdings"/>
         <w:sz w:val="20"/>
       </w:rPr>
     </w:lvl>
   </w:abstractNum>
-  <w:abstractNum w:abstractNumId="9" w15:restartNumberingAfterBreak="0">
+  <w:abstractNum w:abstractNumId="5">
     <w:nsid w:val="79DC3FF5"/>
     <w:multiLevelType w:val="multilevel"/>
-    <w:tmpl w:val="A2A2CA2C"/>
-    <w:lvl w:ilvl="0">
+    <w:tmpl w:val="79DC3FF5"/>
+    <w:lvl w:ilvl="0" w:tentative="0">
       <w:start w:val="1"/>
       <w:numFmt w:val="bullet"/>
       <w:lvlText w:val=""/>
       <w:lvlJc w:val="left"/>
       <w:pPr>
         <w:tabs>
-          <w:tab w:val="num" w:pos="720"/>
+          <w:tab w:val="left" w:pos="720"/>
         </w:tabs>
         <w:ind w:left="720" w:hanging="360"/>
       </w:pPr>
       <w:rPr>
-        <w:rFonts w:ascii="Symbol" w:hAnsi="Symbol" w:hint="default"/>
-        <w:sz w:val="20"/>
-      </w:rPr>
-    </w:lvl>
-    <w:lvl w:ilvl="1" w:tentative="1">
+        <w:rFonts w:hint="default" w:ascii="Symbol" w:hAnsi="Symbol"/>
+        <w:sz w:val="20"/>
+      </w:rPr>
+    </w:lvl>
+    <w:lvl w:ilvl="1" w:tentative="0">
       <w:start w:val="1"/>
       <w:numFmt w:val="bullet"/>
       <w:lvlText w:val="o"/>
       <w:lvlJc w:val="left"/>
       <w:pPr>
         <w:tabs>
-          <w:tab w:val="num" w:pos="1440"/>
+          <w:tab w:val="left" w:pos="1440"/>
         </w:tabs>
         <w:ind w:left="1440" w:hanging="360"/>
       </w:pPr>
       <w:rPr>
-        <w:rFonts w:ascii="Courier New" w:hAnsi="Courier New" w:hint="default"/>
-        <w:sz w:val="20"/>
-      </w:rPr>
-    </w:lvl>
-    <w:lvl w:ilvl="2" w:tentative="1">
+        <w:rFonts w:hint="default" w:ascii="Courier New" w:hAnsi="Courier New"/>
+        <w:sz w:val="20"/>
+      </w:rPr>
+    </w:lvl>
+    <w:lvl w:ilvl="2" w:tentative="0">
       <w:start w:val="1"/>
       <w:numFmt w:val="bullet"/>
       <w:lvlText w:val=""/>
       <w:lvlJc w:val="left"/>
       <w:pPr>
         <w:tabs>
-          <w:tab w:val="num" w:pos="2160"/>
+          <w:tab w:val="left" w:pos="2160"/>
         </w:tabs>
         <w:ind w:left="2160" w:hanging="360"/>
       </w:pPr>
       <w:rPr>
-        <w:rFonts w:ascii="Wingdings" w:hAnsi="Wingdings" w:hint="default"/>
-        <w:sz w:val="20"/>
-      </w:rPr>
-    </w:lvl>
-    <w:lvl w:ilvl="3" w:tentative="1">
+        <w:rFonts w:hint="default" w:ascii="Wingdings" w:hAnsi="Wingdings"/>
+        <w:sz w:val="20"/>
+      </w:rPr>
+    </w:lvl>
+    <w:lvl w:ilvl="3" w:tentative="0">
       <w:start w:val="1"/>
       <w:numFmt w:val="bullet"/>
       <w:lvlText w:val=""/>
       <w:lvlJc w:val="left"/>
       <w:pPr>
         <w:tabs>
-          <w:tab w:val="num" w:pos="2880"/>
+          <w:tab w:val="left" w:pos="2880"/>
         </w:tabs>
         <w:ind w:left="2880" w:hanging="360"/>
       </w:pPr>
       <w:rPr>
-        <w:rFonts w:ascii="Wingdings" w:hAnsi="Wingdings" w:hint="default"/>
-        <w:sz w:val="20"/>
-      </w:rPr>
-    </w:lvl>
-    <w:lvl w:ilvl="4" w:tentative="1">
+        <w:rFonts w:hint="default" w:ascii="Wingdings" w:hAnsi="Wingdings"/>
+        <w:sz w:val="20"/>
+      </w:rPr>
+    </w:lvl>
+    <w:lvl w:ilvl="4" w:tentative="0">
       <w:start w:val="1"/>
       <w:numFmt w:val="bullet"/>
       <w:lvlText w:val=""/>
       <w:lvlJc w:val="left"/>
       <w:pPr>
         <w:tabs>
-          <w:tab w:val="num" w:pos="3600"/>
+          <w:tab w:val="left" w:pos="3600"/>
         </w:tabs>
         <w:ind w:left="3600" w:hanging="360"/>
       </w:pPr>
       <w:rPr>
-        <w:rFonts w:ascii="Wingdings" w:hAnsi="Wingdings" w:hint="default"/>
-        <w:sz w:val="20"/>
-      </w:rPr>
-    </w:lvl>
-    <w:lvl w:ilvl="5" w:tentative="1">
+        <w:rFonts w:hint="default" w:ascii="Wingdings" w:hAnsi="Wingdings"/>
+        <w:sz w:val="20"/>
+      </w:rPr>
+    </w:lvl>
+    <w:lvl w:ilvl="5" w:tentative="0">
       <w:start w:val="1"/>
       <w:numFmt w:val="bullet"/>
       <w:lvlText w:val=""/>
       <w:lvlJc w:val="left"/>
       <w:pPr>
         <w:tabs>
-          <w:tab w:val="num" w:pos="4320"/>
+          <w:tab w:val="left" w:pos="4320"/>
         </w:tabs>
         <w:ind w:left="4320" w:hanging="360"/>
       </w:pPr>
       <w:rPr>
-        <w:rFonts w:ascii="Wingdings" w:hAnsi="Wingdings" w:hint="default"/>
-        <w:sz w:val="20"/>
-      </w:rPr>
-    </w:lvl>
-    <w:lvl w:ilvl="6" w:tentative="1">
+        <w:rFonts w:hint="default" w:ascii="Wingdings" w:hAnsi="Wingdings"/>
+        <w:sz w:val="20"/>
+      </w:rPr>
+    </w:lvl>
+    <w:lvl w:ilvl="6" w:tentative="0">
       <w:start w:val="1"/>
       <w:numFmt w:val="bullet"/>
       <w:lvlText w:val=""/>
       <w:lvlJc w:val="left"/>
       <w:pPr>
         <w:tabs>
-          <w:tab w:val="num" w:pos="5040"/>
+          <w:tab w:val="left" w:pos="5040"/>
         </w:tabs>
         <w:ind w:left="5040" w:hanging="360"/>
       </w:pPr>
       <w:rPr>
-        <w:rFonts w:ascii="Wingdings" w:hAnsi="Wingdings" w:hint="default"/>
-        <w:sz w:val="20"/>
-      </w:rPr>
-    </w:lvl>
-    <w:lvl w:ilvl="7" w:tentative="1">
+        <w:rFonts w:hint="default" w:ascii="Wingdings" w:hAnsi="Wingdings"/>
+        <w:sz w:val="20"/>
+      </w:rPr>
+    </w:lvl>
+    <w:lvl w:ilvl="7" w:tentative="0">
       <w:start w:val="1"/>
       <w:numFmt w:val="bullet"/>
       <w:lvlText w:val=""/>
       <w:lvlJc w:val="left"/>
       <w:pPr>
         <w:tabs>
-          <w:tab w:val="num" w:pos="5760"/>
+          <w:tab w:val="left" w:pos="5760"/>
         </w:tabs>
         <w:ind w:left="5760" w:hanging="360"/>
       </w:pPr>
       <w:rPr>
-        <w:rFonts w:ascii="Wingdings" w:hAnsi="Wingdings" w:hint="default"/>
-        <w:sz w:val="20"/>
-      </w:rPr>
-    </w:lvl>
-    <w:lvl w:ilvl="8" w:tentative="1">
+        <w:rFonts w:hint="default" w:ascii="Wingdings" w:hAnsi="Wingdings"/>
+        <w:sz w:val="20"/>
+      </w:rPr>
+    </w:lvl>
+    <w:lvl w:ilvl="8" w:tentative="0">
       <w:start w:val="1"/>
       <w:numFmt w:val="bullet"/>
       <w:lvlText w:val=""/>
       <w:lvlJc w:val="left"/>
       <w:pPr>
         <w:tabs>
-          <w:tab w:val="num" w:pos="6480"/>
+          <w:tab w:val="left" w:pos="6480"/>
         </w:tabs>
         <w:ind w:left="6480" w:hanging="360"/>
       </w:pPr>
       <w:rPr>
-        <w:rFonts w:ascii="Wingdings" w:hAnsi="Wingdings" w:hint="default"/>
+        <w:rFonts w:hint="default" w:ascii="Wingdings" w:hAnsi="Wingdings"/>
         <w:sz w:val="20"/>
       </w:rPr>
     </w:lvl>
   </w:abstractNum>
-  <w:num w:numId="1" w16cid:durableId="475731903">
+  <w:num w:numId="1">
+    <w:abstractNumId w:val="3"/>
+  </w:num>
+  <w:num w:numId="2">
+    <w:abstractNumId w:val="5"/>
+  </w:num>
+  <w:num w:numId="3">
     <w:abstractNumId w:val="0"/>
   </w:num>
-  <w:num w:numId="2" w16cid:durableId="1621296528">
+  <w:num w:numId="4">
+    <w:abstractNumId w:val="4"/>
+  </w:num>
+  <w:num w:numId="5">
     <w:abstractNumId w:val="2"/>
-    <w:lvlOverride w:ilvl="0">
-      <w:startOverride w:val="1"/>
-    </w:lvlOverride>
-    <w:lvlOverride w:ilvl="1">
-      <w:startOverride w:val="1"/>
-    </w:lvlOverride>
-    <w:lvlOverride w:ilvl="2">
-      <w:startOverride w:val="1"/>
-    </w:lvlOverride>
-    <w:lvlOverride w:ilvl="3">
-      <w:startOverride w:val="1"/>
-    </w:lvlOverride>
-    <w:lvlOverride w:ilvl="4">
-      <w:startOverride w:val="1"/>
-    </w:lvlOverride>
-    <w:lvlOverride w:ilvl="5">
-      <w:startOverride w:val="1"/>
-    </w:lvlOverride>
-    <w:lvlOverride w:ilvl="6">
-      <w:startOverride w:val="1"/>
-    </w:lvlOverride>
-    <w:lvlOverride w:ilvl="7">
-      <w:startOverride w:val="1"/>
-    </w:lvlOverride>
-    <w:lvlOverride w:ilvl="8">
-      <w:startOverride w:val="1"/>
-    </w:lvlOverride>
   </w:num>
-  <w:num w:numId="3" w16cid:durableId="1474056552">
+  <w:num w:numId="6">
     <w:abstractNumId w:val="1"/>
-  </w:num>
-  <w:num w:numId="4" w16cid:durableId="337578904">
-    <w:abstractNumId w:val="1"/>
-  </w:num>
-  <w:num w:numId="5" w16cid:durableId="2071029307">
-    <w:abstractNumId w:val="1"/>
-  </w:num>
-  <w:num w:numId="6" w16cid:durableId="295453772">
-    <w:abstractNumId w:val="2"/>
-    <w:lvlOverride w:ilvl="0">
-      <w:startOverride w:val="1"/>
-    </w:lvlOverride>
-    <w:lvlOverride w:ilvl="1">
-      <w:startOverride w:val="1"/>
-    </w:lvlOverride>
-    <w:lvlOverride w:ilvl="2">
-      <w:startOverride w:val="1"/>
-    </w:lvlOverride>
-    <w:lvlOverride w:ilvl="3">
-      <w:startOverride w:val="1"/>
-    </w:lvlOverride>
-    <w:lvlOverride w:ilvl="4">
-      <w:startOverride w:val="1"/>
-    </w:lvlOverride>
-    <w:lvlOverride w:ilvl="5">
-      <w:startOverride w:val="1"/>
-    </w:lvlOverride>
-    <w:lvlOverride w:ilvl="6">
-      <w:startOverride w:val="1"/>
-    </w:lvlOverride>
-    <w:lvlOverride w:ilvl="7">
-      <w:startOverride w:val="1"/>
-    </w:lvlOverride>
-    <w:lvlOverride w:ilvl="8">
-      <w:startOverride w:val="1"/>
-    </w:lvlOverride>
-  </w:num>
-  <w:num w:numId="7" w16cid:durableId="1864054656">
-    <w:abstractNumId w:val="1"/>
-  </w:num>
-  <w:num w:numId="8" w16cid:durableId="752816397">
-    <w:abstractNumId w:val="1"/>
-  </w:num>
-  <w:num w:numId="9" w16cid:durableId="1776094169">
-    <w:abstractNumId w:val="1"/>
-  </w:num>
-  <w:num w:numId="10" w16cid:durableId="71314952">
-    <w:abstractNumId w:val="2"/>
-    <w:lvlOverride w:ilvl="0">
-      <w:startOverride w:val="1"/>
-    </w:lvlOverride>
-    <w:lvlOverride w:ilvl="1">
-      <w:startOverride w:val="1"/>
-    </w:lvlOverride>
-    <w:lvlOverride w:ilvl="2">
-      <w:startOverride w:val="1"/>
-    </w:lvlOverride>
-    <w:lvlOverride w:ilvl="3">
-      <w:startOverride w:val="1"/>
-    </w:lvlOverride>
-    <w:lvlOverride w:ilvl="4">
-      <w:startOverride w:val="1"/>
-    </w:lvlOverride>
-    <w:lvlOverride w:ilvl="5">
-      <w:startOverride w:val="1"/>
-    </w:lvlOverride>
-    <w:lvlOverride w:ilvl="6">
-      <w:startOverride w:val="1"/>
-    </w:lvlOverride>
-    <w:lvlOverride w:ilvl="7">
-      <w:startOverride w:val="1"/>
-    </w:lvlOverride>
-    <w:lvlOverride w:ilvl="8">
-      <w:startOverride w:val="1"/>
-    </w:lvlOverride>
-  </w:num>
-  <w:num w:numId="11" w16cid:durableId="1906451347">
-    <w:abstractNumId w:val="7"/>
-  </w:num>
-  <w:num w:numId="12" w16cid:durableId="1333140041">
-    <w:abstractNumId w:val="9"/>
-  </w:num>
-  <w:num w:numId="13" w16cid:durableId="1995139051">
-    <w:abstractNumId w:val="3"/>
-  </w:num>
-  <w:num w:numId="14" w16cid:durableId="1543512753">
-    <w:abstractNumId w:val="8"/>
-  </w:num>
-  <w:num w:numId="15" w16cid:durableId="594360220">
-    <w:abstractNumId w:val="6"/>
-  </w:num>
-  <w:num w:numId="16" w16cid:durableId="1703435924">
-    <w:abstractNumId w:val="5"/>
-  </w:num>
-  <w:num w:numId="17" w16cid:durableId="703213245">
-    <w:abstractNumId w:val="4"/>
   </w:num>
 </w:numbering>
 </file>
 
 <file path=word/styles.xml><?xml version="1.0" encoding="utf-8"?>
-<w:styles xmlns:mc="http://schemas.openxmlformats.org/markup-compatibility/2006" xmlns:r="http://schemas.openxmlformats.org/officeDocument/2006/relationships" xmlns:w="http://schemas.openxmlformats.org/wordprocessingml/2006/main" xmlns:w14="http://schemas.microsoft.com/office/word/2010/wordml" xmlns:w15="http://schemas.microsoft.com/office/word/2012/wordml" xmlns:w16cex="http://schemas.microsoft.com/office/word/2018/wordml/cex" xmlns:w16cid="http://schemas.microsoft.com/office/word/2016/wordml/cid" xmlns:w16="http://schemas.microsoft.com/office/word/2018/wordml" xmlns:w16du="http://schemas.microsoft.com/office/word/2023/wordml/word16du" xmlns:w16sdtdh="http://schemas.microsoft.com/office/word/2020/wordml/sdtdatahash" xmlns:w16sdtfl="http://schemas.microsoft.com/office/word/2024/wordml/sdtformatlock" xmlns:w16se="http://schemas.microsoft.com/office/word/2015/wordml/symex" mc:Ignorable="w14 w15 w16se w16cid w16 w16cex w16sdtdh w16sdtfl w16du">
+<w:styles xmlns:mc="http://schemas.openxmlformats.org/markup-compatibility/2006" xmlns:o="urn:schemas-microsoft-com:office:office" xmlns:r="http://schemas.openxmlformats.org/officeDocument/2006/relationships" xmlns:m="http://schemas.openxmlformats.org/officeDocument/2006/math" xmlns:v="urn:schemas-microsoft-com:vml" xmlns:w="http://schemas.openxmlformats.org/wordprocessingml/2006/main" xmlns:w14="http://schemas.microsoft.com/office/word/2010/wordml" xmlns:w10="urn:schemas-microsoft-com:office:word" xmlns:sl="http://schemas.openxmlformats.org/schemaLibrary/2006/main" xmlns:wpsCustomData="http://www.wps.cn/officeDocument/2013/wpsCustomData" mc:Ignorable="w14">
   <w:docDefaults>
     <w:rPrDefault>
       <w:rPr>
-        <w:rFonts w:asciiTheme="minorHAnsi" w:eastAsiaTheme="minorEastAsia" w:hAnsiTheme="minorHAnsi" w:cstheme="minorBidi"/>
-        <w:sz w:val="24"/>
-        <w:szCs w:val="24"/>
-        <w:lang w:val="en-US" w:eastAsia="zh-CN" w:bidi="ar-SA"/>
+        <w:rFonts w:asciiTheme="minorHAnsi" w:hAnsiTheme="minorHAnsi" w:eastAsiaTheme="minorEastAsia" w:cstheme="minorBidi"/>
       </w:rPr>
     </w:rPrDefault>
-    <w:pPrDefault>
-      <w:pPr>
-        <w:spacing w:after="200"/>
-      </w:pPr>
-    </w:pPrDefault>
+    <w:pPrDefault/>
   </w:docDefaults>
-  <w:latentStyles w:defLockedState="0" w:defUIPriority="0" w:defSemiHidden="0" w:defUnhideWhenUsed="0" w:defQFormat="0" w:count="376">
-    <w:lsdException w:name="Normal Table" w:semiHidden="1" w:unhideWhenUsed="1"/>
-    <w:lsdException w:name="Table Simple 1" w:semiHidden="1" w:unhideWhenUsed="1"/>
-    <w:lsdException w:name="Table Simple 2" w:semiHidden="1" w:unhideWhenUsed="1"/>
-    <w:lsdException w:name="Table Simple 3" w:semiHidden="1" w:unhideWhenUsed="1"/>
-    <w:lsdException w:name="Table Classic 1" w:semiHidden="1" w:unhideWhenUsed="1"/>
-    <w:lsdException w:name="Table Classic 2" w:semiHidden="1" w:unhideWhenUsed="1"/>
-    <w:lsdException w:name="Table Classic 3" w:semiHidden="1" w:unhideWhenUsed="1"/>
-    <w:lsdException w:name="Table Classic 4" w:semiHidden="1" w:unhideWhenUsed="1"/>
-    <w:lsdException w:name="Table Colorful 1" w:semiHidden="1" w:unhideWhenUsed="1"/>
-    <w:lsdException w:name="Table Colorful 2" w:semiHidden="1" w:unhideWhenUsed="1"/>
-    <w:lsdException w:name="Table Colorful 3" w:semiHidden="1" w:unhideWhenUsed="1"/>
-    <w:lsdException w:name="Table Columns 1" w:semiHidden="1" w:unhideWhenUsed="1"/>
-    <w:lsdException w:name="Table Columns 2" w:semiHidden="1" w:unhideWhenUsed="1"/>
-    <w:lsdException w:name="Table Columns 3" w:semiHidden="1" w:unhideWhenUsed="1"/>
-    <w:lsdException w:name="Table Columns 4" w:semiHidden="1" w:unhideWhenUsed="1"/>
-    <w:lsdException w:name="Table Columns 5" w:semiHidden="1" w:unhideWhenUsed="1"/>
-    <w:lsdException w:name="Table Grid 1" w:semiHidden="1" w:unhideWhenUsed="1"/>
-    <w:lsdException w:name="Table Grid 2" w:semiHidden="1" w:unhideWhenUsed="1"/>
-    <w:lsdException w:name="Table Grid 3" w:semiHidden="1" w:unhideWhenUsed="1"/>
-    <w:lsdException w:name="Table Grid 4" w:semiHidden="1" w:unhideWhenUsed="1"/>
-    <w:lsdException w:name="Table Grid 5" w:semiHidden="1" w:unhideWhenUsed="1"/>
-    <w:lsdException w:name="Table Grid 6" w:semiHidden="1" w:unhideWhenUsed="1"/>
-    <w:lsdException w:name="Table Grid 7" w:semiHidden="1" w:unhideWhenUsed="1"/>
-    <w:lsdException w:name="Table Grid 8" w:semiHidden="1" w:unhideWhenUsed="1"/>
-    <w:lsdException w:name="Table List 1" w:semiHidden="1" w:unhideWhenUsed="1"/>
-    <w:lsdException w:name="Table List 2" w:semiHidden="1" w:unhideWhenUsed="1"/>
-    <w:lsdException w:name="Table List 3" w:semiHidden="1" w:unhideWhenUsed="1"/>
-    <w:lsdException w:name="Table List 4" w:semiHidden="1" w:unhideWhenUsed="1"/>
-    <w:lsdException w:name="Table List 5" w:semiHidden="1" w:unhideWhenUsed="1"/>
-    <w:lsdException w:name="Table List 6" w:semiHidden="1" w:unhideWhenUsed="1"/>
-    <w:lsdException w:name="Table List 7" w:semiHidden="1" w:unhideWhenUsed="1"/>
-    <w:lsdException w:name="Table List 8" w:semiHidden="1" w:unhideWhenUsed="1"/>
-    <w:lsdException w:name="Table 3D effects 1" w:semiHidden="1" w:unhideWhenUsed="1"/>
-    <w:lsdException w:name="Table 3D effects 2" w:semiHidden="1" w:unhideWhenUsed="1"/>
-    <w:lsdException w:name="Table 3D effects 3" w:semiHidden="1" w:unhideWhenUsed="1"/>
-    <w:lsdException w:name="Table Contemporary" w:semiHidden="1" w:unhideWhenUsed="1"/>
-    <w:lsdException w:name="Table Elegant" w:semiHidden="1" w:unhideWhenUsed="1"/>
-    <w:lsdException w:name="Table Professional" w:semiHidden="1" w:unhideWhenUsed="1"/>
-    <w:lsdException w:name="Table Subtle 1" w:semiHidden="1" w:unhideWhenUsed="1"/>
-    <w:lsdException w:name="Table Subtle 2" w:semiHidden="1" w:unhideWhenUsed="1"/>
-    <w:lsdException w:name="Table Web 1" w:semiHidden="1" w:unhideWhenUsed="1"/>
-    <w:lsdException w:name="Table Web 2" w:semiHidden="1" w:unhideWhenUsed="1"/>
-    <w:lsdException w:name="Table Web 3" w:semiHidden="1" w:unhideWhenUsed="1"/>
-    <w:lsdException w:name="Table Theme" w:semiHidden="1" w:unhideWhenUsed="1"/>
-    <w:lsdException w:name="Light Shading"/>
-    <w:lsdException w:name="Light List"/>
-    <w:lsdException w:name="Light Grid"/>
-    <w:lsdException w:name="Medium Shading 1"/>
-    <w:lsdException w:name="Medium Shading 2"/>
-    <w:lsdException w:name="Medium List 1"/>
-    <w:lsdException w:name="Medium List 2"/>
-    <w:lsdException w:name="Medium Grid 1"/>
-    <w:lsdException w:name="Medium Grid 2"/>
-    <w:lsdException w:name="Medium Grid 3"/>
-    <w:lsdException w:name="Dark List"/>
-    <w:lsdException w:name="Colorful Shading"/>
-    <w:lsdException w:name="Colorful List"/>
-    <w:lsdException w:name="Colorful Grid"/>
-    <w:lsdException w:name="Light Shading Accent 1"/>
-    <w:lsdException w:name="Light List Accent 1"/>
-    <w:lsdException w:name="Light Grid Accent 1"/>
-    <w:lsdException w:name="Medium Shading 1 Accent 1"/>
-    <w:lsdException w:name="Medium Shading 2 Accent 1"/>
-    <w:lsdException w:name="Medium List 1 Accent 1"/>
-    <w:lsdException w:name="Medium List 2 Accent 1"/>
-    <w:lsdException w:name="Medium Grid 1 Accent 1"/>
-    <w:lsdException w:name="Medium Grid 2 Accent 1"/>
-    <w:lsdException w:name="Medium Grid 3 Accent 1"/>
-    <w:lsdException w:name="Dark List Accent 1"/>
-    <w:lsdException w:name="Colorful Shading Accent 1"/>
-    <w:lsdException w:name="Colorful List Accent 1"/>
-    <w:lsdException w:name="Colorful Grid Accent 1"/>
-    <w:lsdException w:name="Light Shading Accent 2"/>
-    <w:lsdException w:name="Light List Accent 2"/>
-    <w:lsdException w:name="Light Grid Accent 2"/>
-    <w:lsdException w:name="Medium Shading 1 Accent 2"/>
-    <w:lsdException w:name="Medium Shading 2 Accent 2"/>
-    <w:lsdException w:name="Medium List 1 Accent 2"/>
-    <w:lsdException w:name="Medium List 2 Accent 2"/>
-    <w:lsdException w:name="Medium Grid 1 Accent 2"/>
-    <w:lsdException w:name="Medium Grid 2 Accent 2"/>
-    <w:lsdException w:name="Medium Grid 3 Accent 2"/>
-    <w:lsdException w:name="Dark List Accent 2"/>
-    <w:lsdException w:name="Colorful Shading Accent 2"/>
-    <w:lsdException w:name="Colorful List Accent 2"/>
-    <w:lsdException w:name="Colorful Grid Accent 2"/>
-    <w:lsdException w:name="Light Shading Accent 3"/>
-    <w:lsdException w:name="Light List Accent 3"/>
-    <w:lsdException w:name="Light Grid Accent 3"/>
-    <w:lsdException w:name="Medium Shading 1 Accent 3"/>
-    <w:lsdException w:name="Medium Shading 2 Accent 3"/>
-    <w:lsdException w:name="Medium List 1 Accent 3"/>
-    <w:lsdException w:name="Medium List 2 Accent 3"/>
-    <w:lsdException w:name="Medium Grid 1 Accent 3"/>
-    <w:lsdException w:name="Medium Grid 2 Accent 3"/>
-    <w:lsdException w:name="Medium Grid 3 Accent 3"/>
-    <w:lsdException w:name="Dark List Accent 3"/>
-    <w:lsdException w:name="Colorful Shading Accent 3"/>
-    <w:lsdException w:name="Colorful List Accent 3"/>
-    <w:lsdException w:name="Colorful Grid Accent 3"/>
-    <w:lsdException w:name="Light Shading Accent 4"/>
-    <w:lsdException w:name="Light List Accent 4"/>
-    <w:lsdException w:name="Light Grid Accent 4"/>
-    <w:lsdException w:name="Medium Shading 1 Accent 4"/>
-    <w:lsdException w:name="Medium Shading 2 Accent 4"/>
-    <w:lsdException w:name="Medium List 1 Accent 4"/>
-    <w:lsdException w:name="Medium List 2 Accent 4"/>
-    <w:lsdException w:name="Medium Grid 1 Accent 4"/>
-    <w:lsdException w:name="Medium Grid 2 Accent 4"/>
-    <w:lsdException w:name="Medium Grid 3 Accent 4"/>
-    <w:lsdException w:name="Dark List Accent 4"/>
-    <w:lsdException w:name="Colorful Shading Accent 4"/>
-    <w:lsdException w:name="Colorful List Accent 4"/>
-    <w:lsdException w:name="Colorful Grid Accent 4"/>
-    <w:lsdException w:name="Light Shading Accent 5"/>
-    <w:lsdException w:name="Light List Accent 5"/>
-    <w:lsdException w:name="Light Grid Accent 5"/>
-    <w:lsdException w:name="Medium Shading 1 Accent 5"/>
-    <w:lsdException w:name="Medium Shading 2 Accent 5"/>
-    <w:lsdException w:name="Medium List 1 Accent 5"/>
-    <w:lsdException w:name="Medium List 2 Accent 5"/>
-    <w:lsdException w:name="Medium Grid 1 Accent 5"/>
-    <w:lsdException w:name="Medium Grid 2 Accent 5"/>
-    <w:lsdException w:name="Medium Grid 3 Accent 5"/>
-    <w:lsdException w:name="Dark List Accent 5"/>
-    <w:lsdException w:name="Colorful Shading Accent 5"/>
-    <w:lsdException w:name="Colorful List Accent 5"/>
-    <w:lsdException w:name="Colorful Grid Accent 5"/>
-    <w:lsdException w:name="Light Shading Accent 6"/>
-    <w:lsdException w:name="Light List Accent 6"/>
-    <w:lsdException w:name="Light Grid Accent 6"/>
-    <w:lsdException w:name="Medium Shading 1 Accent 6"/>
-    <w:lsdException w:name="Medium Shading 2 Accent 6"/>
-    <w:lsdException w:name="Medium List 1 Accent 6"/>
-    <w:lsdException w:name="Medium List 2 Accent 6"/>
-    <w:lsdException w:name="Medium Grid 1 Accent 6"/>
-    <w:lsdException w:name="Medium Grid 2 Accent 6"/>
-    <w:lsdException w:name="Medium Grid 3 Accent 6"/>
-    <w:lsdException w:name="Dark List Accent 6"/>
-    <w:lsdException w:name="Colorful Shading Accent 6"/>
-    <w:lsdException w:name="Colorful List Accent 6"/>
-    <w:lsdException w:name="Colorful Grid Accent 6"/>
-    <w:lsdException w:name="Grid Table 4" w:uiPriority="49"/>
-    <w:lsdException w:name="Grid Table 5 Dark" w:uiPriority="50"/>
-    <w:lsdException w:name="Grid Table 6 Colorful" w:uiPriority="51"/>
-    <w:lsdException w:name="Grid Table 7 Colorful" w:uiPriority="52"/>
-    <w:lsdException w:name="Grid Table 1 Light Accent 1" w:uiPriority="46"/>
-    <w:lsdException w:name="Grid Table 2 Accent 1" w:uiPriority="47"/>
-    <w:lsdException w:name="Grid Table 3 Accent 1" w:uiPriority="48"/>
-    <w:lsdException w:name="Grid Table 4 Accent 1" w:uiPriority="49"/>
-    <w:lsdException w:name="Grid Table 5 Dark Accent 1" w:uiPriority="50"/>
-    <w:lsdException w:name="Grid Table 6 Colorful Accent 1" w:uiPriority="51"/>
-    <w:lsdException w:name="Grid Table 7 Colorful Accent 1" w:uiPriority="52"/>
-    <w:lsdException w:name="Grid Table 1 Light Accent 2" w:uiPriority="46"/>
-    <w:lsdException w:name="Grid Table 2 Accent 2" w:uiPriority="47"/>
-    <w:lsdException w:name="Grid Table 3 Accent 2" w:uiPriority="48"/>
-    <w:lsdException w:name="Grid Table 4 Accent 2" w:uiPriority="49"/>
-    <w:lsdException w:name="Grid Table 5 Dark Accent 2" w:uiPriority="50"/>
-    <w:lsdException w:name="Grid Table 6 Colorful Accent 2" w:uiPriority="51"/>
-    <w:lsdException w:name="Grid Table 7 Colorful Accent 2" w:uiPriority="52"/>
-    <w:lsdException w:name="Grid Table 1 Light Accent 3" w:uiPriority="46"/>
-    <w:lsdException w:name="Grid Table 2 Accent 3" w:uiPriority="47"/>
-    <w:lsdException w:name="Grid Table 3 Accent 3" w:uiPriority="48"/>
-    <w:lsdException w:name="Grid Table 4 Accent 3" w:uiPriority="49"/>
-    <w:lsdException w:name="Grid Table 5 Dark Accent 3" w:uiPriority="50"/>
-    <w:lsdException w:name="Grid Table 6 Colorful Accent 3" w:uiPriority="51"/>
-    <w:lsdException w:name="Grid Table 7 Colorful Accent 3" w:uiPriority="52"/>
-    <w:lsdException w:name="Grid Table 1 Light Accent 4" w:uiPriority="46"/>
-    <w:lsdException w:name="Grid Table 2 Accent 4" w:uiPriority="47"/>
-    <w:lsdException w:name="Grid Table 3 Accent 4" w:uiPriority="48"/>
-    <w:lsdException w:name="Grid Table 4 Accent 4" w:uiPriority="49"/>
-    <w:lsdException w:name="Grid Table 5 Dark Accent 4" w:uiPriority="50"/>
-    <w:lsdException w:name="Grid Table 6 Colorful Accent 4" w:uiPriority="51"/>
-    <w:lsdException w:name="Grid Table 7 Colorful Accent 4" w:uiPriority="52"/>
-    <w:lsdException w:name="Grid Table 1 Light Accent 5" w:uiPriority="46"/>
-    <w:lsdException w:name="Grid Table 2 Accent 5" w:uiPriority="47"/>
-    <w:lsdException w:name="Grid Table 3 Accent 5" w:uiPriority="48"/>
-    <w:lsdException w:name="Grid Table 4 Accent 5" w:uiPriority="49"/>
-    <w:lsdException w:name="Grid Table 5 Dark Accent 5" w:uiPriority="50"/>
-    <w:lsdException w:name="Grid Table 6 Colorful Accent 5" w:uiPriority="51"/>
-    <w:lsdException w:name="Grid Table 7 Colorful Accent 5" w:uiPriority="52"/>
-    <w:lsdException w:name="Grid Table 1 Light Accent 6" w:uiPriority="46"/>
-    <w:lsdException w:name="Grid Table 2 Accent 6" w:uiPriority="47"/>
-    <w:lsdException w:name="Grid Table 3 Accent 6" w:uiPriority="48"/>
-    <w:lsdException w:name="Grid Table 4 Accent 6" w:uiPriority="49"/>
-    <w:lsdException w:name="Grid Table 5 Dark Accent 6" w:uiPriority="50"/>
-    <w:lsdException w:name="Grid Table 6 Colorful Accent 6" w:uiPriority="51"/>
-    <w:lsdException w:name="Grid Table 7 Colorful Accent 6" w:uiPriority="52"/>
-    <w:lsdException w:name="List Table 1 Light" w:uiPriority="46"/>
-    <w:lsdException w:name="List Table 2" w:uiPriority="47"/>
-    <w:lsdException w:name="List Table 3" w:uiPriority="48"/>
-    <w:lsdException w:name="List Table 4" w:uiPriority="49"/>
-    <w:lsdException w:name="List Table 5 Dark" w:uiPriority="50"/>
-    <w:lsdException w:name="List Table 6 Colorful" w:uiPriority="51"/>
-    <w:lsdException w:name="List Table 7 Colorful" w:uiPriority="52"/>
-    <w:lsdException w:name="List Table 1 Light Accent 1" w:uiPriority="46"/>
-    <w:lsdException w:name="List Table 2 Accent 1" w:uiPriority="47"/>
-    <w:lsdException w:name="List Table 3 Accent 1" w:uiPriority="48"/>
-    <w:lsdException w:name="List Table 4 Accent 1" w:uiPriority="49"/>
-    <w:lsdException w:name="List Table 5 Dark Accent 1" w:uiPriority="50"/>
-    <w:lsdException w:name="List Table 6 Colorful Accent 1" w:uiPriority="51"/>
-    <w:lsdException w:name="List Table 7 Colorful Accent 1" w:uiPriority="52"/>
-    <w:lsdException w:name="List Table 1 Light Accent 2" w:uiPriority="46"/>
-    <w:lsdException w:name="List Table 2 Accent 2" w:uiPriority="47"/>
-    <w:lsdException w:name="List Table 3 Accent 2" w:uiPriority="48"/>
-    <w:lsdException w:name="List Table 4 Accent 2" w:uiPriority="49"/>
-    <w:lsdException w:name="List Table 5 Dark Accent 2" w:uiPriority="50"/>
-    <w:lsdException w:name="List Table 6 Colorful Accent 2" w:uiPriority="51"/>
-    <w:lsdException w:name="List Table 7 Colorful Accent 2" w:uiPriority="52"/>
-    <w:lsdException w:name="List Table 1 Light Accent 3" w:uiPriority="46"/>
-    <w:lsdException w:name="List Table 2 Accent 3" w:uiPriority="47"/>
-    <w:lsdException w:name="List Table 3 Accent 3" w:uiPriority="48"/>
-    <w:lsdException w:name="List Table 4 Accent 3" w:uiPriority="49"/>
-    <w:lsdException w:name="List Table 5 Dark Accent 3" w:uiPriority="50"/>
-    <w:lsdException w:name="List Table 6 Colorful Accent 3" w:uiPriority="51"/>
-    <w:lsdException w:name="List Table 7 Colorful Accent 3" w:uiPriority="52"/>
-    <w:lsdException w:name="List Table 1 Light Accent 4" w:uiPriority="46"/>
-    <w:lsdException w:name="List Table 2 Accent 4" w:uiPriority="47"/>
-    <w:lsdException w:name="List Table 3 Accent 4" w:uiPriority="48"/>
-    <w:lsdException w:name="List Table 4 Accent 4" w:uiPriority="49"/>
-    <w:lsdException w:name="List Table 5 Dark Accent 4" w:uiPriority="50"/>
-    <w:lsdException w:name="List Table 6 Colorful Accent 4" w:uiPriority="51"/>
-    <w:lsdException w:name="List Table 7 Colorful Accent 4" w:uiPriority="52"/>
-    <w:lsdException w:name="List Table 1 Light Accent 5" w:uiPriority="46"/>
-    <w:lsdException w:name="List Table 2 Accent 5" w:uiPriority="47"/>
-    <w:lsdException w:name="List Table 3 Accent 5" w:uiPriority="48"/>
-    <w:lsdException w:name="List Table 4 Accent 5" w:uiPriority="49"/>
-    <w:lsdException w:name="List Table 5 Dark Accent 5" w:uiPriority="50"/>
-    <w:lsdException w:name="List Table 6 Colorful Accent 5" w:uiPriority="51"/>
-    <w:lsdException w:name="List Table 7 Colorful Accent 5" w:uiPriority="52"/>
-    <w:lsdException w:name="List Table 1 Light Accent 6" w:uiPriority="46"/>
-    <w:lsdException w:name="List Table 2 Accent 6" w:uiPriority="47"/>
-    <w:lsdException w:name="List Table 3 Accent 6" w:uiPriority="48"/>
-    <w:lsdException w:name="List Table 4 Accent 6" w:uiPriority="49"/>
-    <w:lsdException w:name="List Table 5 Dark Accent 6" w:uiPriority="50"/>
-    <w:lsdException w:name="List Table 6 Colorful Accent 6" w:uiPriority="51"/>
-    <w:lsdException w:name="List Table 7 Colorful Accent 6" w:uiPriority="52"/>
-    <w:lsdException w:name="Mention" w:semiHidden="1" w:uiPriority="99" w:unhideWhenUsed="1"/>
-    <w:lsdException w:name="Smart Hyperlink" w:semiHidden="1" w:uiPriority="99" w:unhideWhenUsed="1"/>
-    <w:lsdException w:name="Hashtag" w:semiHidden="1" w:uiPriority="99" w:unhideWhenUsed="1"/>
-    <w:lsdException w:name="Unresolved Mention" w:semiHidden="1" w:uiPriority="99" w:unhideWhenUsed="1"/>
-    <w:lsdException w:name="Smart Link" w:semiHidden="1" w:uiPriority="99" w:unhideWhenUsed="1"/>
+  <w:latentStyles w:count="260" w:defQFormat="0" w:defUnhideWhenUsed="1" w:defSemiHidden="1" w:defUIPriority="99" w:defLockedState="0">
+    <w:lsdException w:qFormat="1" w:unhideWhenUsed="0" w:uiPriority="0" w:semiHidden="0" w:name="Normal"/>
+    <w:lsdException w:qFormat="1" w:unhideWhenUsed="0" w:uiPriority="9" w:semiHidden="0" w:name="heading 1"/>
+    <w:lsdException w:qFormat="1" w:uiPriority="9" w:name="heading 2"/>
+    <w:lsdException w:qFormat="1" w:uiPriority="9" w:name="heading 3"/>
+    <w:lsdException w:qFormat="1" w:uiPriority="9" w:name="heading 4"/>
+    <w:lsdException w:qFormat="1" w:uiPriority="9" w:name="heading 5"/>
+    <w:lsdException w:qFormat="1" w:uiPriority="9" w:name="heading 6"/>
+    <w:lsdException w:qFormat="1" w:uiPriority="9" w:name="heading 7"/>
+    <w:lsdException w:qFormat="1" w:uiPriority="9" w:name="heading 8"/>
+    <w:lsdException w:qFormat="1" w:uiPriority="9" w:name="heading 9"/>
+    <w:lsdException w:unhideWhenUsed="0" w:uiPriority="0" w:semiHidden="0" w:name="index 1"/>
+    <w:lsdException w:unhideWhenUsed="0" w:uiPriority="0" w:semiHidden="0" w:name="index 2"/>
+    <w:lsdException w:unhideWhenUsed="0" w:uiPriority="0" w:semiHidden="0" w:name="index 3"/>
+    <w:lsdException w:unhideWhenUsed="0" w:uiPriority="0" w:semiHidden="0" w:name="index 4"/>
+    <w:lsdException w:unhideWhenUsed="0" w:uiPriority="0" w:semiHidden="0" w:name="index 5"/>
+    <w:lsdException w:unhideWhenUsed="0" w:uiPriority="0" w:semiHidden="0" w:name="index 6"/>
+    <w:lsdException w:unhideWhenUsed="0" w:uiPriority="0" w:semiHidden="0" w:name="index 7"/>
+    <w:lsdException w:unhideWhenUsed="0" w:uiPriority="0" w:semiHidden="0" w:name="index 8"/>
+    <w:lsdException w:unhideWhenUsed="0" w:uiPriority="0" w:semiHidden="0" w:name="index 9"/>
+    <w:lsdException w:unhideWhenUsed="0" w:uiPriority="0" w:semiHidden="0" w:name="toc 1"/>
+    <w:lsdException w:unhideWhenUsed="0" w:uiPriority="0" w:semiHidden="0" w:name="toc 2"/>
+    <w:lsdException w:unhideWhenUsed="0" w:uiPriority="0" w:semiHidden="0" w:name="toc 3"/>
+    <w:lsdException w:unhideWhenUsed="0" w:uiPriority="0" w:semiHidden="0" w:name="toc 4"/>
+    <w:lsdException w:unhideWhenUsed="0" w:uiPriority="0" w:semiHidden="0" w:name="toc 5"/>
+    <w:lsdException w:unhideWhenUsed="0" w:uiPriority="0" w:semiHidden="0" w:name="toc 6"/>
+    <w:lsdException w:unhideWhenUsed="0" w:uiPriority="0" w:semiHidden="0" w:name="toc 7"/>
+    <w:lsdException w:unhideWhenUsed="0" w:uiPriority="0" w:semiHidden="0" w:name="toc 8"/>
+    <w:lsdException w:unhideWhenUsed="0" w:uiPriority="0" w:semiHidden="0" w:name="toc 9"/>
+    <w:lsdException w:unhideWhenUsed="0" w:uiPriority="0" w:semiHidden="0" w:name="Normal Indent"/>
+    <w:lsdException w:qFormat="1" w:uiPriority="9" w:semiHidden="0" w:name="footnote text"/>
+    <w:lsdException w:unhideWhenUsed="0" w:uiPriority="0" w:semiHidden="0" w:name="annotation text"/>
+    <w:lsdException w:unhideWhenUsed="0" w:uiPriority="0" w:semiHidden="0" w:name="header"/>
+    <w:lsdException w:unhideWhenUsed="0" w:uiPriority="0" w:semiHidden="0" w:name="footer"/>
+    <w:lsdException w:unhideWhenUsed="0" w:uiPriority="0" w:semiHidden="0" w:name="index heading"/>
+    <w:lsdException w:unhideWhenUsed="0" w:uiPriority="0" w:semiHidden="0" w:name="caption"/>
+    <w:lsdException w:unhideWhenUsed="0" w:uiPriority="0" w:semiHidden="0" w:name="table of figures"/>
+    <w:lsdException w:unhideWhenUsed="0" w:uiPriority="0" w:semiHidden="0" w:name="envelope address"/>
+    <w:lsdException w:unhideWhenUsed="0" w:uiPriority="0" w:semiHidden="0" w:name="envelope return"/>
+    <w:lsdException w:unhideWhenUsed="0" w:uiPriority="0" w:semiHidden="0" w:name="footnote reference"/>
+    <w:lsdException w:unhideWhenUsed="0" w:uiPriority="0" w:semiHidden="0" w:name="annotation reference"/>
+    <w:lsdException w:unhideWhenUsed="0" w:uiPriority="0" w:semiHidden="0" w:name="line number"/>
+    <w:lsdException w:unhideWhenUsed="0" w:uiPriority="0" w:semiHidden="0" w:name="page number"/>
+    <w:lsdException w:unhideWhenUsed="0" w:uiPriority="0" w:semiHidden="0" w:name="endnote reference"/>
+    <w:lsdException w:unhideWhenUsed="0" w:uiPriority="0" w:semiHidden="0" w:name="endnote text"/>
+    <w:lsdException w:unhideWhenUsed="0" w:uiPriority="0" w:semiHidden="0" w:name="table of authorities"/>
+    <w:lsdException w:unhideWhenUsed="0" w:uiPriority="0" w:semiHidden="0" w:name="macro"/>
+    <w:lsdException w:unhideWhenUsed="0" w:uiPriority="0" w:semiHidden="0" w:name="toa heading"/>
+    <w:lsdException w:unhideWhenUsed="0" w:uiPriority="0" w:semiHidden="0" w:name="List"/>
+    <w:lsdException w:unhideWhenUsed="0" w:uiPriority="0" w:semiHidden="0" w:name="List Bullet"/>
+    <w:lsdException w:unhideWhenUsed="0" w:uiPriority="0" w:semiHidden="0" w:name="List Number"/>
+    <w:lsdException w:unhideWhenUsed="0" w:uiPriority="0" w:semiHidden="0" w:name="List 2"/>
+    <w:lsdException w:unhideWhenUsed="0" w:uiPriority="0" w:semiHidden="0" w:name="List 3"/>
+    <w:lsdException w:unhideWhenUsed="0" w:uiPriority="0" w:semiHidden="0" w:name="List 4"/>
+    <w:lsdException w:unhideWhenUsed="0" w:uiPriority="0" w:semiHidden="0" w:name="List 5"/>
+    <w:lsdException w:unhideWhenUsed="0" w:uiPriority="0" w:semiHidden="0" w:name="List Bullet 2"/>
+    <w:lsdException w:unhideWhenUsed="0" w:uiPriority="0" w:semiHidden="0" w:name="List Bullet 3"/>
+    <w:lsdException w:unhideWhenUsed="0" w:uiPriority="0" w:semiHidden="0" w:name="List Bullet 4"/>
+    <w:lsdException w:unhideWhenUsed="0" w:uiPriority="0" w:semiHidden="0" w:name="List Bullet 5"/>
+    <w:lsdException w:unhideWhenUsed="0" w:uiPriority="0" w:semiHidden="0" w:name="List Number 2"/>
+    <w:lsdException w:unhideWhenUsed="0" w:uiPriority="0" w:semiHidden="0" w:name="List Number 3"/>
+    <w:lsdException w:unhideWhenUsed="0" w:uiPriority="0" w:semiHidden="0" w:name="List Number 4"/>
+    <w:lsdException w:unhideWhenUsed="0" w:uiPriority="0" w:semiHidden="0" w:name="List Number 5"/>
+    <w:lsdException w:qFormat="1" w:unhideWhenUsed="0" w:uiPriority="10" w:semiHidden="0" w:name="Title"/>
+    <w:lsdException w:unhideWhenUsed="0" w:uiPriority="0" w:semiHidden="0" w:name="Closing"/>
+    <w:lsdException w:unhideWhenUsed="0" w:uiPriority="0" w:semiHidden="0" w:name="Signature"/>
+    <w:lsdException w:uiPriority="1" w:name="Default Paragraph Font"/>
+    <w:lsdException w:qFormat="1" w:unhideWhenUsed="0" w:uiPriority="0" w:semiHidden="0" w:name="Body Text"/>
+    <w:lsdException w:unhideWhenUsed="0" w:uiPriority="0" w:semiHidden="0" w:name="Body Text Indent"/>
+    <w:lsdException w:unhideWhenUsed="0" w:uiPriority="0" w:semiHidden="0" w:name="List Continue"/>
+    <w:lsdException w:unhideWhenUsed="0" w:uiPriority="0" w:semiHidden="0" w:name="List Continue 2"/>
+    <w:lsdException w:unhideWhenUsed="0" w:uiPriority="0" w:semiHidden="0" w:name="List Continue 3"/>
+    <w:lsdException w:unhideWhenUsed="0" w:uiPriority="0" w:semiHidden="0" w:name="List Continue 4"/>
+    <w:lsdException w:unhideWhenUsed="0" w:uiPriority="0" w:semiHidden="0" w:name="List Continue 5"/>
+    <w:lsdException w:unhideWhenUsed="0" w:uiPriority="0" w:semiHidden="0" w:name="Message Header"/>
+    <w:lsdException w:qFormat="1" w:unhideWhenUsed="0" w:uiPriority="11" w:semiHidden="0" w:name="Subtitle"/>
+    <w:lsdException w:unhideWhenUsed="0" w:uiPriority="0" w:semiHidden="0" w:name="Salutation"/>
+    <w:lsdException w:qFormat="1" w:unhideWhenUsed="0" w:uiPriority="0" w:semiHidden="0" w:name="Date"/>
+    <w:lsdException w:unhideWhenUsed="0" w:uiPriority="0" w:semiHidden="0" w:name="Body Text First Indent"/>
+    <w:lsdException w:unhideWhenUsed="0" w:uiPriority="0" w:semiHidden="0" w:name="Body Text First Indent 2"/>
+    <w:lsdException w:unhideWhenUsed="0" w:uiPriority="0" w:semiHidden="0" w:name="Note Heading"/>
+    <w:lsdException w:unhideWhenUsed="0" w:uiPriority="0" w:semiHidden="0" w:name="Body Text 2"/>
+    <w:lsdException w:unhideWhenUsed="0" w:uiPriority="0" w:semiHidden="0" w:name="Body Text 3"/>
+    <w:lsdException w:unhideWhenUsed="0" w:uiPriority="0" w:semiHidden="0" w:name="Body Text Indent 2"/>
+    <w:lsdException w:unhideWhenUsed="0" w:uiPriority="0" w:semiHidden="0" w:name="Body Text Indent 3"/>
+    <w:lsdException w:qFormat="1" w:uiPriority="9" w:semiHidden="0" w:name="Block Text"/>
+    <w:lsdException w:unhideWhenUsed="0" w:uiPriority="0" w:semiHidden="0" w:name="Hyperlink"/>
+    <w:lsdException w:unhideWhenUsed="0" w:uiPriority="0" w:semiHidden="0" w:name="FollowedHyperlink"/>
+    <w:lsdException w:unhideWhenUsed="0" w:uiPriority="0" w:semiHidden="0" w:name="Strong"/>
+    <w:lsdException w:unhideWhenUsed="0" w:uiPriority="0" w:semiHidden="0" w:name="Emphasis"/>
+    <w:lsdException w:unhideWhenUsed="0" w:uiPriority="0" w:semiHidden="0" w:name="Document Map"/>
+    <w:lsdException w:unhideWhenUsed="0" w:uiPriority="0" w:semiHidden="0" w:name="Plain Text"/>
+    <w:lsdException w:unhideWhenUsed="0" w:uiPriority="0" w:semiHidden="0" w:name="E-mail Signature"/>
+    <w:lsdException w:unhideWhenUsed="0" w:uiPriority="0" w:semiHidden="0" w:name="Normal (Web)"/>
+    <w:lsdException w:unhideWhenUsed="0" w:uiPriority="0" w:semiHidden="0" w:name="HTML Acronym"/>
+    <w:lsdException w:unhideWhenUsed="0" w:uiPriority="0" w:semiHidden="0" w:name="HTML Address"/>
+    <w:lsdException w:unhideWhenUsed="0" w:uiPriority="0" w:semiHidden="0" w:name="HTML Cite"/>
+    <w:lsdException w:unhideWhenUsed="0" w:uiPriority="0" w:semiHidden="0" w:name="HTML Code"/>
+    <w:lsdException w:unhideWhenUsed="0" w:uiPriority="0" w:semiHidden="0" w:name="HTML Definition"/>
+    <w:lsdException w:unhideWhenUsed="0" w:uiPriority="0" w:semiHidden="0" w:name="HTML Keyboard"/>
+    <w:lsdException w:unhideWhenUsed="0" w:uiPriority="0" w:semiHidden="0" w:name="HTML Preformatted"/>
+    <w:lsdException w:unhideWhenUsed="0" w:uiPriority="0" w:semiHidden="0" w:name="HTML Sample"/>
+    <w:lsdException w:unhideWhenUsed="0" w:uiPriority="0" w:semiHidden="0" w:name="HTML Typewriter"/>
+    <w:lsdException w:unhideWhenUsed="0" w:uiPriority="0" w:semiHidden="0" w:name="HTML Variable"/>
+    <w:lsdException w:uiPriority="99" w:name="Normal Table"/>
+    <w:lsdException w:unhideWhenUsed="0" w:uiPriority="0" w:semiHidden="0" w:name="annotation subject"/>
+    <w:lsdException w:uiPriority="0" w:name="Table Simple 1"/>
+    <w:lsdException w:uiPriority="0" w:name="Table Simple 2"/>
+    <w:lsdException w:uiPriority="0" w:name="Table Simple 3"/>
+    <w:lsdException w:uiPriority="0" w:name="Table Classic 1"/>
+    <w:lsdException w:uiPriority="0" w:name="Table Classic 2"/>
+    <w:lsdException w:uiPriority="0" w:name="Table Classic 3"/>
+    <w:lsdException w:uiPriority="0" w:name="Table Classic 4"/>
+    <w:lsdException w:uiPriority="0" w:name="Table Colorful 1"/>
+    <w:lsdException w:uiPriority="0" w:name="Table Colorful 2"/>
+    <w:lsdException w:uiPriority="0" w:name="Table Colorful 3"/>
+    <w:lsdException w:uiPriority="0" w:name="Table Columns 1"/>
+    <w:lsdException w:uiPriority="0" w:name="Table Columns 2"/>
+    <w:lsdException w:uiPriority="0" w:name="Table Columns 3"/>
+    <w:lsdException w:uiPriority="0" w:name="Table Columns 4"/>
+    <w:lsdException w:uiPriority="0" w:name="Table Columns 5"/>
+    <w:lsdException w:uiPriority="0" w:name="Table Grid 1"/>
+    <w:lsdException w:uiPriority="0" w:name="Table Grid 2"/>
+    <w:lsdException w:uiPriority="0" w:name="Table Grid 3"/>
+    <w:lsdException w:uiPriority="0" w:name="Table Grid 4"/>
+    <w:lsdException w:uiPriority="0" w:name="Table Grid 5"/>
+    <w:lsdException w:uiPriority="0" w:name="Table Grid 6"/>
+    <w:lsdException w:uiPriority="0" w:name="Table Grid 7"/>
+    <w:lsdException w:uiPriority="0" w:name="Table Grid 8"/>
+    <w:lsdException w:uiPriority="0" w:name="Table List 1"/>
+    <w:lsdException w:uiPriority="0" w:name="Table List 2"/>
+    <w:lsdException w:uiPriority="0" w:name="Table List 3"/>
+    <w:lsdException w:uiPriority="0" w:name="Table List 4"/>
+    <w:lsdException w:uiPriority="0" w:name="Table List 5"/>
+    <w:lsdException w:uiPriority="0" w:name="Table List 6"/>
+    <w:lsdException w:uiPriority="0" w:name="Table List 7"/>
+    <w:lsdException w:uiPriority="0" w:name="Table List 8"/>
+    <w:lsdException w:uiPriority="0" w:name="Table 3D effects 1"/>
+    <w:lsdException w:uiPriority="0" w:name="Table 3D effects 2"/>
+    <w:lsdException w:uiPriority="0" w:name="Table 3D effects 3"/>
+    <w:lsdException w:uiPriority="0" w:name="Table Contemporary"/>
+    <w:lsdException w:uiPriority="0" w:name="Table Elegant"/>
+    <w:lsdException w:uiPriority="0" w:name="Table Professional"/>
+    <w:lsdException w:uiPriority="0" w:name="Table Subtle 1"/>
+    <w:lsdException w:uiPriority="0" w:name="Table Subtle 2"/>
+    <w:lsdException w:uiPriority="0" w:name="Table Web 1"/>
+    <w:lsdException w:uiPriority="0" w:name="Table Web 2"/>
+    <w:lsdException w:uiPriority="0" w:name="Table Web 3"/>
+    <w:lsdException w:unhideWhenUsed="0" w:uiPriority="0" w:semiHidden="0" w:name="Balloon Text"/>
+    <w:lsdException w:unhideWhenUsed="0" w:uiPriority="59" w:semiHidden="0" w:name="Table Grid"/>
+    <w:lsdException w:uiPriority="0" w:name="Table Theme"/>
+    <w:lsdException w:unhideWhenUsed="0" w:uiPriority="60" w:semiHidden="0" w:name="Light Shading"/>
+    <w:lsdException w:unhideWhenUsed="0" w:uiPriority="61" w:semiHidden="0" w:name="Light List"/>
+    <w:lsdException w:unhideWhenUsed="0" w:uiPriority="62" w:semiHidden="0" w:name="Light Grid"/>
+    <w:lsdException w:unhideWhenUsed="0" w:uiPriority="63" w:semiHidden="0" w:name="Medium Shading 1"/>
+    <w:lsdException w:unhideWhenUsed="0" w:uiPriority="64" w:semiHidden="0" w:name="Medium Shading 2"/>
+    <w:lsdException w:unhideWhenUsed="0" w:uiPriority="65" w:semiHidden="0" w:name="Medium List 1"/>
+    <w:lsdException w:unhideWhenUsed="0" w:uiPriority="66" w:semiHidden="0" w:name="Medium List 2"/>
+    <w:lsdException w:unhideWhenUsed="0" w:uiPriority="67" w:semiHidden="0" w:name="Medium Grid 1"/>
+    <w:lsdException w:unhideWhenUsed="0" w:uiPriority="68" w:semiHidden="0" w:name="Medium Grid 2"/>
+    <w:lsdException w:unhideWhenUsed="0" w:uiPriority="69" w:semiHidden="0" w:name="Medium Grid 3"/>
+    <w:lsdException w:unhideWhenUsed="0" w:uiPriority="70" w:semiHidden="0" w:name="Dark List"/>
+    <w:lsdException w:unhideWhenUsed="0" w:uiPriority="71" w:semiHidden="0" w:name="Colorful Shading"/>
+    <w:lsdException w:unhideWhenUsed="0" w:uiPriority="72" w:semiHidden="0" w:name="Colorful List"/>
+    <w:lsdException w:unhideWhenUsed="0" w:uiPriority="73" w:semiHidden="0" w:name="Colorful Grid"/>
+    <w:lsdException w:unhideWhenUsed="0" w:uiPriority="60" w:semiHidden="0" w:name="Light Shading Accent 1"/>
+    <w:lsdException w:unhideWhenUsed="0" w:uiPriority="61" w:semiHidden="0" w:name="Light List Accent 1"/>
+    <w:lsdException w:unhideWhenUsed="0" w:uiPriority="62" w:semiHidden="0" w:name="Light Grid Accent 1"/>
+    <w:lsdException w:unhideWhenUsed="0" w:uiPriority="63" w:semiHidden="0" w:name="Medium Shading 1 Accent 1"/>
+    <w:lsdException w:unhideWhenUsed="0" w:uiPriority="64" w:semiHidden="0" w:name="Medium Shading 2 Accent 1"/>
+    <w:lsdException w:unhideWhenUsed="0" w:uiPriority="65" w:semiHidden="0" w:name="Medium List 1 Accent 1"/>
+    <w:lsdException w:unhideWhenUsed="0" w:uiPriority="0" w:semiHidden="0" w:name="List Paragraph"/>
+    <w:lsdException w:unhideWhenUsed="0" w:uiPriority="66" w:semiHidden="0" w:name="Medium List 2 Accent 1"/>
+    <w:lsdException w:unhideWhenUsed="0" w:uiPriority="67" w:semiHidden="0" w:name="Medium Grid 1 Accent 1"/>
+    <w:lsdException w:unhideWhenUsed="0" w:uiPriority="68" w:semiHidden="0" w:name="Medium Grid 2 Accent 1"/>
+    <w:lsdException w:unhideWhenUsed="0" w:uiPriority="69" w:semiHidden="0" w:name="Medium Grid 3 Accent 1"/>
+    <w:lsdException w:unhideWhenUsed="0" w:uiPriority="70" w:semiHidden="0" w:name="Dark List Accent 1"/>
+    <w:lsdException w:unhideWhenUsed="0" w:uiPriority="71" w:semiHidden="0" w:name="Colorful Shading Accent 1"/>
+    <w:lsdException w:unhideWhenUsed="0" w:uiPriority="72" w:semiHidden="0" w:name="Colorful List Accent 1"/>
+    <w:lsdException w:unhideWhenUsed="0" w:uiPriority="73" w:semiHidden="0" w:name="Colorful Grid Accent 1"/>
+    <w:lsdException w:unhideWhenUsed="0" w:uiPriority="60" w:semiHidden="0" w:name="Light Shading Accent 2"/>
+    <w:lsdException w:unhideWhenUsed="0" w:uiPriority="61" w:semiHidden="0" w:name="Light List Accent 2"/>
+    <w:lsdException w:unhideWhenUsed="0" w:uiPriority="62" w:semiHidden="0" w:name="Light Grid Accent 2"/>
+    <w:lsdException w:unhideWhenUsed="0" w:uiPriority="63" w:semiHidden="0" w:name="Medium Shading 1 Accent 2"/>
+    <w:lsdException w:unhideWhenUsed="0" w:uiPriority="64" w:semiHidden="0" w:name="Medium Shading 2 Accent 2"/>
+    <w:lsdException w:unhideWhenUsed="0" w:uiPriority="65" w:semiHidden="0" w:name="Medium List 1 Accent 2"/>
+    <w:lsdException w:unhideWhenUsed="0" w:uiPriority="66" w:semiHidden="0" w:name="Medium List 2 Accent 2"/>
+    <w:lsdException w:unhideWhenUsed="0" w:uiPriority="67" w:semiHidden="0" w:name="Medium Grid 1 Accent 2"/>
+    <w:lsdException w:unhideWhenUsed="0" w:uiPriority="68" w:semiHidden="0" w:name="Medium Grid 2 Accent 2"/>
+    <w:lsdException w:unhideWhenUsed="0" w:uiPriority="69" w:semiHidden="0" w:name="Medium Grid 3 Accent 2"/>
+    <w:lsdException w:unhideWhenUsed="0" w:uiPriority="70" w:semiHidden="0" w:name="Dark List Accent 2"/>
+    <w:lsdException w:unhideWhenUsed="0" w:uiPriority="71" w:semiHidden="0" w:name="Colorful Shading Accent 2"/>
+    <w:lsdException w:unhideWhenUsed="0" w:uiPriority="72" w:semiHidden="0" w:name="Colorful List Accent 2"/>
+    <w:lsdException w:unhideWhenUsed="0" w:uiPriority="73" w:semiHidden="0" w:name="Colorful Grid Accent 2"/>
+    <w:lsdException w:unhideWhenUsed="0" w:uiPriority="60" w:semiHidden="0" w:name="Light Shading Accent 3"/>
+    <w:lsdException w:unhideWhenUsed="0" w:uiPriority="61" w:semiHidden="0" w:name="Light List Accent 3"/>
+    <w:lsdException w:unhideWhenUsed="0" w:uiPriority="62" w:semiHidden="0" w:name="Light Grid Accent 3"/>
+    <w:lsdException w:unhideWhenUsed="0" w:uiPriority="63" w:semiHidden="0" w:name="Medium Shading 1 Accent 3"/>
+    <w:lsdException w:unhideWhenUsed="0" w:uiPriority="64" w:semiHidden="0" w:name="Medium Shading 2 Accent 3"/>
+    <w:lsdException w:unhideWhenUsed="0" w:uiPriority="65" w:semiHidden="0" w:name="Medium List 1 Accent 3"/>
+    <w:lsdException w:unhideWhenUsed="0" w:uiPriority="66" w:semiHidden="0" w:name="Medium List 2 Accent 3"/>
+    <w:lsdException w:unhideWhenUsed="0" w:uiPriority="67" w:semiHidden="0" w:name="Medium Grid 1 Accent 3"/>
+    <w:lsdException w:unhideWhenUsed="0" w:uiPriority="68" w:semiHidden="0" w:name="Medium Grid 2 Accent 3"/>
+    <w:lsdException w:unhideWhenUsed="0" w:uiPriority="69" w:semiHidden="0" w:name="Medium Grid 3 Accent 3"/>
+    <w:lsdException w:unhideWhenUsed="0" w:uiPriority="70" w:semiHidden="0" w:name="Dark List Accent 3"/>
+    <w:lsdException w:unhideWhenUsed="0" w:uiPriority="71" w:semiHidden="0" w:name="Colorful Shading Accent 3"/>
+    <w:lsdException w:unhideWhenUsed="0" w:uiPriority="72" w:semiHidden="0" w:name="Colorful List Accent 3"/>
+    <w:lsdException w:unhideWhenUsed="0" w:uiPriority="73" w:semiHidden="0" w:name="Colorful Grid Accent 3"/>
+    <w:lsdException w:unhideWhenUsed="0" w:uiPriority="60" w:semiHidden="0" w:name="Light Shading Accent 4"/>
+    <w:lsdException w:unhideWhenUsed="0" w:uiPriority="61" w:semiHidden="0" w:name="Light List Accent 4"/>
+    <w:lsdException w:unhideWhenUsed="0" w:uiPriority="62" w:semiHidden="0" w:name="Light Grid Accent 4"/>
+    <w:lsdException w:unhideWhenUsed="0" w:uiPriority="63" w:semiHidden="0" w:name="Medium Shading 1 Accent 4"/>
+    <w:lsdException w:unhideWhenUsed="0" w:uiPriority="64" w:semiHidden="0" w:name="Medium Shading 2 Accent 4"/>
+    <w:lsdException w:unhideWhenUsed="0" w:uiPriority="65" w:semiHidden="0" w:name="Medium List 1 Accent 4"/>
+    <w:lsdException w:unhideWhenUsed="0" w:uiPriority="66" w:semiHidden="0" w:name="Medium List 2 Accent 4"/>
+    <w:lsdException w:unhideWhenUsed="0" w:uiPriority="67" w:semiHidden="0" w:name="Medium Grid 1 Accent 4"/>
+    <w:lsdException w:unhideWhenUsed="0" w:uiPriority="68" w:semiHidden="0" w:name="Medium Grid 2 Accent 4"/>
+    <w:lsdException w:unhideWhenUsed="0" w:uiPriority="69" w:semiHidden="0" w:name="Medium Grid 3 Accent 4"/>
+    <w:lsdException w:unhideWhenUsed="0" w:uiPriority="70" w:semiHidden="0" w:name="Dark List Accent 4"/>
+    <w:lsdException w:unhideWhenUsed="0" w:uiPriority="71" w:semiHidden="0" w:name="Colorful Shading Accent 4"/>
+    <w:lsdException w:unhideWhenUsed="0" w:uiPriority="72" w:semiHidden="0" w:name="Colorful List Accent 4"/>
+    <w:lsdException w:unhideWhenUsed="0" w:uiPriority="73" w:semiHidden="0" w:name="Colorful Grid Accent 4"/>
+    <w:lsdException w:unhideWhenUsed="0" w:uiPriority="60" w:semiHidden="0" w:name="Light Shading Accent 5"/>
+    <w:lsdException w:unhideWhenUsed="0" w:uiPriority="61" w:semiHidden="0" w:name="Light List Accent 5"/>
+    <w:lsdException w:unhideWhenUsed="0" w:uiPriority="62" w:semiHidden="0" w:name="Light Grid Accent 5"/>
+    <w:lsdException w:unhideWhenUsed="0" w:uiPriority="63" w:semiHidden="0" w:name="Medium Shading 1 Accent 5"/>
+    <w:lsdException w:unhideWhenUsed="0" w:uiPriority="64" w:semiHidden="0" w:name="Medium Shading 2 Accent 5"/>
+    <w:lsdException w:unhideWhenUsed="0" w:uiPriority="65" w:semiHidden="0" w:name="Medium List 1 Accent 5"/>
+    <w:lsdException w:unhideWhenUsed="0" w:uiPriority="66" w:semiHidden="0" w:name="Medium List 2 Accent 5"/>
+    <w:lsdException w:unhideWhenUsed="0" w:uiPriority="67" w:semiHidden="0" w:name="Medium Grid 1 Accent 5"/>
+    <w:lsdException w:unhideWhenUsed="0" w:uiPriority="68" w:semiHidden="0" w:name="Medium Grid 2 Accent 5"/>
+    <w:lsdException w:unhideWhenUsed="0" w:uiPriority="69" w:semiHidden="0" w:name="Medium Grid 3 Accent 5"/>
+    <w:lsdException w:unhideWhenUsed="0" w:uiPriority="70" w:semiHidden="0" w:name="Dark List Accent 5"/>
+    <w:lsdException w:unhideWhenUsed="0" w:uiPriority="71" w:semiHidden="0" w:name="Colorful Shading Accent 5"/>
+    <w:lsdException w:unhideWhenUsed="0" w:uiPriority="72" w:semiHidden="0" w:name="Colorful List Accent 5"/>
+    <w:lsdException w:unhideWhenUsed="0" w:uiPriority="73" w:semiHidden="0" w:name="Colorful Grid Accent 5"/>
+    <w:lsdException w:unhideWhenUsed="0" w:uiPriority="60" w:semiHidden="0" w:name="Light Shading Accent 6"/>
+    <w:lsdException w:unhideWhenUsed="0" w:uiPriority="61" w:semiHidden="0" w:name="Light List Accent 6"/>
+    <w:lsdException w:unhideWhenUsed="0" w:uiPriority="62" w:semiHidden="0" w:name="Light Grid Accent 6"/>
+    <w:lsdException w:unhideWhenUsed="0" w:uiPriority="63" w:semiHidden="0" w:name="Medium Shading 1 Accent 6"/>
+    <w:lsdException w:unhideWhenUsed="0" w:uiPriority="64" w:semiHidden="0" w:name="Medium Shading 2 Accent 6"/>
+    <w:lsdException w:unhideWhenUsed="0" w:uiPriority="65" w:semiHidden="0" w:name="Medium List 1 Accent 6"/>
+    <w:lsdException w:unhideWhenUsed="0" w:uiPriority="66" w:semiHidden="0" w:name="Medium List 2 Accent 6"/>
+    <w:lsdException w:unhideWhenUsed="0" w:uiPriority="67" w:semiHidden="0" w:name="Medium Grid 1 Accent 6"/>
+    <w:lsdException w:unhideWhenUsed="0" w:uiPriority="68" w:semiHidden="0" w:name="Medium Grid 2 Accent 6"/>
+    <w:lsdException w:unhideWhenUsed="0" w:uiPriority="69" w:semiHidden="0" w:name="Medium Grid 3 Accent 6"/>
+    <w:lsdException w:unhideWhenUsed="0" w:uiPriority="70" w:semiHidden="0" w:name="Dark List Accent 6"/>
+    <w:lsdException w:unhideWhenUsed="0" w:uiPriority="71" w:semiHidden="0" w:name="Colorful Shading Accent 6"/>
+    <w:lsdException w:unhideWhenUsed="0" w:uiPriority="72" w:semiHidden="0" w:name="Colorful List Accent 6"/>
+    <w:lsdException w:unhideWhenUsed="0" w:uiPriority="73" w:semiHidden="0" w:name="Colorful Grid Accent 6"/>
   </w:latentStyles>
-  <w:style w:type="paragraph" w:default="1" w:styleId="Normal">
+  <w:style w:type="paragraph" w:default="1" w:styleId="1">
     <w:name w:val="Normal"/>
     <w:qFormat/>
-  </w:style>
-  <w:style w:type="paragraph" w:styleId="Heading1">
+    <w:uiPriority w:val="0"/>
+    <w:pPr>
+      <w:spacing w:after="200"/>
+    </w:pPr>
+    <w:rPr>
+      <w:rFonts w:asciiTheme="minorHAnsi" w:hAnsiTheme="minorHAnsi" w:eastAsiaTheme="minorEastAsia" w:cstheme="minorBidi"/>
+      <w:sz w:val="24"/>
+      <w:szCs w:val="24"/>
+      <w:lang w:val="en-US" w:eastAsia="zh-CN" w:bidi="ar-SA"/>
+    </w:rPr>
+  </w:style>
+  <w:style w:type="paragraph" w:styleId="2">
     <w:name w:val="heading 1"/>
-    <w:basedOn w:val="Normal"/>
-    <w:next w:val="BodyText"/>
-    <w:link w:val="Heading1Char"/>
+    <w:basedOn w:val="1"/>
+    <w:next w:val="3"/>
+    <w:link w:val="34"/>
+    <w:qFormat/>
     <w:uiPriority w:val="9"/>
-    <w:qFormat/>
-    <w:rsid w:val="00A10FD9"/>
     <w:pPr>
       <w:keepNext/>
       <w:keepLines/>
@@ -4146,22 +3563,21 @@
       <w:outlineLvl w:val="0"/>
     </w:pPr>
     <w:rPr>
-      <w:rFonts w:asciiTheme="majorHAnsi" w:eastAsiaTheme="majorEastAsia" w:hAnsiTheme="majorHAnsi" w:cstheme="majorBidi"/>
-      <w:color w:val="0F4761" w:themeColor="accent1" w:themeShade="BF"/>
+      <w:rFonts w:asciiTheme="majorHAnsi" w:hAnsiTheme="majorHAnsi" w:eastAsiaTheme="majorEastAsia" w:cstheme="majorBidi"/>
+      <w:color w:val="104862" w:themeColor="accent1" w:themeShade="BF"/>
       <w:sz w:val="40"/>
       <w:szCs w:val="40"/>
     </w:rPr>
   </w:style>
-  <w:style w:type="paragraph" w:styleId="Heading2">
+  <w:style w:type="paragraph" w:styleId="4">
     <w:name w:val="heading 2"/>
-    <w:basedOn w:val="Normal"/>
-    <w:next w:val="BodyText"/>
-    <w:link w:val="Heading2Char"/>
-    <w:uiPriority w:val="9"/>
+    <w:basedOn w:val="1"/>
+    <w:next w:val="3"/>
+    <w:link w:val="35"/>
     <w:semiHidden/>
     <w:unhideWhenUsed/>
     <w:qFormat/>
-    <w:rsid w:val="00A10FD9"/>
+    <w:uiPriority w:val="9"/>
     <w:pPr>
       <w:keepNext/>
       <w:keepLines/>
@@ -4169,22 +3585,21 @@
       <w:outlineLvl w:val="1"/>
     </w:pPr>
     <w:rPr>
-      <w:rFonts w:asciiTheme="majorHAnsi" w:eastAsiaTheme="majorEastAsia" w:hAnsiTheme="majorHAnsi" w:cstheme="majorBidi"/>
-      <w:color w:val="0F4761" w:themeColor="accent1" w:themeShade="BF"/>
+      <w:rFonts w:asciiTheme="majorHAnsi" w:hAnsiTheme="majorHAnsi" w:eastAsiaTheme="majorEastAsia" w:cstheme="majorBidi"/>
+      <w:color w:val="104862" w:themeColor="accent1" w:themeShade="BF"/>
       <w:sz w:val="32"/>
       <w:szCs w:val="32"/>
     </w:rPr>
   </w:style>
-  <w:style w:type="paragraph" w:styleId="Heading3">
+  <w:style w:type="paragraph" w:styleId="5">
     <w:name w:val="heading 3"/>
-    <w:basedOn w:val="Normal"/>
-    <w:next w:val="BodyText"/>
-    <w:link w:val="Heading3Char"/>
-    <w:uiPriority w:val="9"/>
+    <w:basedOn w:val="1"/>
+    <w:next w:val="3"/>
+    <w:link w:val="36"/>
     <w:semiHidden/>
     <w:unhideWhenUsed/>
     <w:qFormat/>
-    <w:rsid w:val="00A10FD9"/>
+    <w:uiPriority w:val="9"/>
     <w:pPr>
       <w:keepNext/>
       <w:keepLines/>
@@ -4193,21 +3608,20 @@
     </w:pPr>
     <w:rPr>
       <w:rFonts w:eastAsiaTheme="majorEastAsia" w:cstheme="majorBidi"/>
-      <w:color w:val="0F4761" w:themeColor="accent1" w:themeShade="BF"/>
+      <w:color w:val="104862" w:themeColor="accent1" w:themeShade="BF"/>
       <w:sz w:val="28"/>
       <w:szCs w:val="28"/>
     </w:rPr>
   </w:style>
-  <w:style w:type="paragraph" w:styleId="Heading4">
+  <w:style w:type="paragraph" w:styleId="6">
     <w:name w:val="heading 4"/>
-    <w:basedOn w:val="Normal"/>
-    <w:next w:val="BodyText"/>
-    <w:link w:val="Heading4Char"/>
-    <w:uiPriority w:val="9"/>
+    <w:basedOn w:val="1"/>
+    <w:next w:val="3"/>
+    <w:link w:val="37"/>
     <w:semiHidden/>
     <w:unhideWhenUsed/>
     <w:qFormat/>
-    <w:rsid w:val="00A10FD9"/>
+    <w:uiPriority w:val="9"/>
     <w:pPr>
       <w:keepNext/>
       <w:keepLines/>
@@ -4218,19 +3632,18 @@
       <w:rFonts w:eastAsiaTheme="majorEastAsia" w:cstheme="majorBidi"/>
       <w:i/>
       <w:iCs/>
-      <w:color w:val="0F4761" w:themeColor="accent1" w:themeShade="BF"/>
-    </w:rPr>
-  </w:style>
-  <w:style w:type="paragraph" w:styleId="Heading5">
+      <w:color w:val="104862" w:themeColor="accent1" w:themeShade="BF"/>
+    </w:rPr>
+  </w:style>
+  <w:style w:type="paragraph" w:styleId="7">
     <w:name w:val="heading 5"/>
-    <w:basedOn w:val="Normal"/>
-    <w:next w:val="BodyText"/>
-    <w:link w:val="Heading5Char"/>
-    <w:uiPriority w:val="9"/>
+    <w:basedOn w:val="1"/>
+    <w:next w:val="3"/>
+    <w:link w:val="38"/>
     <w:semiHidden/>
     <w:unhideWhenUsed/>
     <w:qFormat/>
-    <w:rsid w:val="00A10FD9"/>
+    <w:uiPriority w:val="9"/>
     <w:pPr>
       <w:keepNext/>
       <w:keepLines/>
@@ -4239,19 +3652,18 @@
     </w:pPr>
     <w:rPr>
       <w:rFonts w:eastAsiaTheme="majorEastAsia" w:cstheme="majorBidi"/>
-      <w:color w:val="0F4761" w:themeColor="accent1" w:themeShade="BF"/>
-    </w:rPr>
-  </w:style>
-  <w:style w:type="paragraph" w:styleId="Heading6">
+      <w:color w:val="104862" w:themeColor="accent1" w:themeShade="BF"/>
+    </w:rPr>
+  </w:style>
+  <w:style w:type="paragraph" w:styleId="8">
     <w:name w:val="heading 6"/>
-    <w:basedOn w:val="Normal"/>
-    <w:next w:val="BodyText"/>
-    <w:link w:val="Heading6Char"/>
-    <w:uiPriority w:val="9"/>
+    <w:basedOn w:val="1"/>
+    <w:next w:val="3"/>
+    <w:link w:val="39"/>
     <w:semiHidden/>
     <w:unhideWhenUsed/>
     <w:qFormat/>
-    <w:rsid w:val="00A10FD9"/>
+    <w:uiPriority w:val="9"/>
     <w:pPr>
       <w:keepNext/>
       <w:keepLines/>
@@ -4263,18 +3675,25 @@
       <w:i/>
       <w:iCs/>
       <w:color w:val="595959" w:themeColor="text1" w:themeTint="A6"/>
-    </w:rPr>
-  </w:style>
-  <w:style w:type="paragraph" w:styleId="Heading7">
+      <w14:textFill>
+        <w14:solidFill>
+          <w14:schemeClr w14:val="tx1">
+            <w14:lumMod w14:val="65000"/>
+            <w14:lumOff w14:val="35000"/>
+          </w14:schemeClr>
+        </w14:solidFill>
+      </w14:textFill>
+    </w:rPr>
+  </w:style>
+  <w:style w:type="paragraph" w:styleId="9">
     <w:name w:val="heading 7"/>
-    <w:basedOn w:val="Normal"/>
-    <w:next w:val="BodyText"/>
-    <w:link w:val="Heading7Char"/>
-    <w:uiPriority w:val="9"/>
+    <w:basedOn w:val="1"/>
+    <w:next w:val="3"/>
+    <w:link w:val="40"/>
     <w:semiHidden/>
     <w:unhideWhenUsed/>
     <w:qFormat/>
-    <w:rsid w:val="00A10FD9"/>
+    <w:uiPriority w:val="9"/>
     <w:pPr>
       <w:keepNext/>
       <w:keepLines/>
@@ -4284,18 +3703,25 @@
     <w:rPr>
       <w:rFonts w:eastAsiaTheme="majorEastAsia" w:cstheme="majorBidi"/>
       <w:color w:val="595959" w:themeColor="text1" w:themeTint="A6"/>
-    </w:rPr>
-  </w:style>
-  <w:style w:type="paragraph" w:styleId="Heading8">
+      <w14:textFill>
+        <w14:solidFill>
+          <w14:schemeClr w14:val="tx1">
+            <w14:lumMod w14:val="65000"/>
+            <w14:lumOff w14:val="35000"/>
+          </w14:schemeClr>
+        </w14:solidFill>
+      </w14:textFill>
+    </w:rPr>
+  </w:style>
+  <w:style w:type="paragraph" w:styleId="10">
     <w:name w:val="heading 8"/>
-    <w:basedOn w:val="Normal"/>
-    <w:next w:val="BodyText"/>
-    <w:link w:val="Heading8Char"/>
-    <w:uiPriority w:val="9"/>
+    <w:basedOn w:val="1"/>
+    <w:next w:val="3"/>
+    <w:link w:val="41"/>
     <w:semiHidden/>
     <w:unhideWhenUsed/>
     <w:qFormat/>
-    <w:rsid w:val="00A10FD9"/>
+    <w:uiPriority w:val="9"/>
     <w:pPr>
       <w:keepNext/>
       <w:keepLines/>
@@ -4306,19 +3732,26 @@
       <w:rFonts w:eastAsiaTheme="majorEastAsia" w:cstheme="majorBidi"/>
       <w:i/>
       <w:iCs/>
-      <w:color w:val="272727" w:themeColor="text1" w:themeTint="D8"/>
-    </w:rPr>
-  </w:style>
-  <w:style w:type="paragraph" w:styleId="Heading9">
+      <w:color w:val="262626" w:themeColor="text1" w:themeTint="D9"/>
+      <w14:textFill>
+        <w14:solidFill>
+          <w14:schemeClr w14:val="tx1">
+            <w14:lumMod w14:val="85000"/>
+            <w14:lumOff w14:val="15000"/>
+          </w14:schemeClr>
+        </w14:solidFill>
+      </w14:textFill>
+    </w:rPr>
+  </w:style>
+  <w:style w:type="paragraph" w:styleId="11">
     <w:name w:val="heading 9"/>
-    <w:basedOn w:val="Normal"/>
-    <w:next w:val="BodyText"/>
-    <w:link w:val="Heading9Char"/>
-    <w:uiPriority w:val="9"/>
+    <w:basedOn w:val="1"/>
+    <w:next w:val="3"/>
+    <w:link w:val="42"/>
     <w:semiHidden/>
     <w:unhideWhenUsed/>
     <w:qFormat/>
-    <w:rsid w:val="00A10FD9"/>
+    <w:uiPriority w:val="9"/>
     <w:pPr>
       <w:keepNext/>
       <w:keepLines/>
@@ -4327,22 +3760,29 @@
     </w:pPr>
     <w:rPr>
       <w:rFonts w:eastAsiaTheme="majorEastAsia" w:cstheme="majorBidi"/>
-      <w:color w:val="272727" w:themeColor="text1" w:themeTint="D8"/>
-    </w:rPr>
-  </w:style>
-  <w:style w:type="character" w:default="1" w:styleId="DefaultParagraphFont">
+      <w:color w:val="262626" w:themeColor="text1" w:themeTint="D9"/>
+      <w14:textFill>
+        <w14:solidFill>
+          <w14:schemeClr w14:val="tx1">
+            <w14:lumMod w14:val="85000"/>
+            <w14:lumOff w14:val="15000"/>
+          </w14:schemeClr>
+        </w14:solidFill>
+      </w14:textFill>
+    </w:rPr>
+  </w:style>
+  <w:style w:type="character" w:default="1" w:styleId="12">
     <w:name w:val="Default Paragraph Font"/>
-    <w:uiPriority w:val="1"/>
     <w:semiHidden/>
     <w:unhideWhenUsed/>
-  </w:style>
-  <w:style w:type="table" w:default="1" w:styleId="TableNormal">
+    <w:uiPriority w:val="1"/>
+  </w:style>
+  <w:style w:type="table" w:default="1" w:styleId="13">
     <w:name w:val="Normal Table"/>
-    <w:uiPriority w:val="99"/>
     <w:semiHidden/>
     <w:unhideWhenUsed/>
+    <w:uiPriority w:val="99"/>
     <w:tblPr>
-      <w:tblInd w:w="0" w:type="dxa"/>
       <w:tblCellMar>
         <w:top w:w="0" w:type="dxa"/>
         <w:left w:w="108" w:type="dxa"/>
@@ -4351,102 +3791,213 @@
       </w:tblCellMar>
     </w:tblPr>
   </w:style>
-  <w:style w:type="numbering" w:default="1" w:styleId="NoList">
-    <w:name w:val="No List"/>
-    <w:uiPriority w:val="99"/>
-    <w:semiHidden/>
-    <w:unhideWhenUsed/>
-  </w:style>
-  <w:style w:type="paragraph" w:styleId="BodyText">
+  <w:style w:type="paragraph" w:styleId="3">
     <w:name w:val="Body Text"/>
-    <w:basedOn w:val="Normal"/>
+    <w:basedOn w:val="1"/>
     <w:qFormat/>
+    <w:uiPriority w:val="0"/>
     <w:pPr>
       <w:spacing w:before="180" w:after="180"/>
     </w:pPr>
   </w:style>
-  <w:style w:type="paragraph" w:customStyle="1" w:styleId="FirstParagraph">
-    <w:name w:val="First Paragraph"/>
-    <w:basedOn w:val="BodyText"/>
-    <w:next w:val="BodyText"/>
+  <w:style w:type="paragraph" w:styleId="14">
+    <w:name w:val="Block Text"/>
+    <w:basedOn w:val="3"/>
+    <w:next w:val="3"/>
+    <w:unhideWhenUsed/>
     <w:qFormat/>
-  </w:style>
-  <w:style w:type="paragraph" w:customStyle="1" w:styleId="Compact">
-    <w:name w:val="Compact"/>
-    <w:basedOn w:val="BodyText"/>
+    <w:uiPriority w:val="9"/>
+    <w:pPr>
+      <w:spacing w:before="100" w:after="100"/>
+      <w:ind w:left="480" w:right="480"/>
+    </w:pPr>
+  </w:style>
+  <w:style w:type="paragraph" w:styleId="15">
+    <w:name w:val="caption"/>
+    <w:basedOn w:val="1"/>
+    <w:link w:val="20"/>
+    <w:uiPriority w:val="0"/>
+    <w:pPr>
+      <w:spacing w:after="120"/>
+    </w:pPr>
+    <w:rPr>
+      <w:i/>
+    </w:rPr>
+  </w:style>
+  <w:style w:type="paragraph" w:styleId="16">
+    <w:name w:val="Date"/>
+    <w:basedOn w:val="17"/>
+    <w:next w:val="3"/>
     <w:qFormat/>
+    <w:uiPriority w:val="0"/>
     <w:pPr>
-      <w:spacing w:before="36" w:after="36"/>
+      <w:keepNext/>
+      <w:keepLines/>
     </w:pPr>
-  </w:style>
-  <w:style w:type="paragraph" w:styleId="Title">
+    <w:rPr>
+      <w:sz w:val="24"/>
+      <w:szCs w:val="24"/>
+    </w:rPr>
+  </w:style>
+  <w:style w:type="paragraph" w:styleId="17">
     <w:name w:val="Title"/>
-    <w:basedOn w:val="Normal"/>
-    <w:next w:val="BodyText"/>
-    <w:link w:val="TitleChar"/>
+    <w:basedOn w:val="1"/>
+    <w:next w:val="3"/>
+    <w:link w:val="28"/>
+    <w:qFormat/>
     <w:uiPriority w:val="10"/>
-    <w:qFormat/>
-    <w:rsid w:val="00A10FD9"/>
     <w:pPr>
       <w:spacing w:after="80"/>
       <w:contextualSpacing/>
       <w:jc w:val="center"/>
     </w:pPr>
     <w:rPr>
-      <w:rFonts w:asciiTheme="majorHAnsi" w:eastAsiaTheme="majorEastAsia" w:hAnsiTheme="majorHAnsi" w:cstheme="majorBidi"/>
+      <w:rFonts w:asciiTheme="majorHAnsi" w:hAnsiTheme="majorHAnsi" w:eastAsiaTheme="majorEastAsia" w:cstheme="majorBidi"/>
       <w:sz w:val="56"/>
       <w:szCs w:val="56"/>
     </w:rPr>
   </w:style>
-  <w:style w:type="character" w:customStyle="1" w:styleId="TitleChar">
-    <w:name w:val="Title Char"/>
-    <w:basedOn w:val="DefaultParagraphFont"/>
-    <w:link w:val="Title"/>
-    <w:uiPriority w:val="10"/>
-    <w:rsid w:val="00A10FD9"/>
-    <w:rPr>
-      <w:rFonts w:asciiTheme="majorHAnsi" w:eastAsiaTheme="majorEastAsia" w:hAnsiTheme="majorHAnsi" w:cstheme="majorBidi"/>
-      <w:sz w:val="56"/>
-      <w:szCs w:val="56"/>
-    </w:rPr>
-  </w:style>
-  <w:style w:type="paragraph" w:styleId="Subtitle">
+  <w:style w:type="paragraph" w:styleId="18">
+    <w:name w:val="footer"/>
+    <w:basedOn w:val="1"/>
+    <w:link w:val="88"/>
+    <w:uiPriority w:val="0"/>
+    <w:pPr>
+      <w:tabs>
+        <w:tab w:val="center" w:pos="4680"/>
+        <w:tab w:val="right" w:pos="9360"/>
+      </w:tabs>
+      <w:spacing w:after="0"/>
+    </w:pPr>
+  </w:style>
+  <w:style w:type="character" w:styleId="19">
+    <w:name w:val="footnote reference"/>
+    <w:basedOn w:val="20"/>
+    <w:uiPriority w:val="0"/>
+    <w:rPr>
+      <w:i w:val="0"/>
+      <w:vertAlign w:val="superscript"/>
+    </w:rPr>
+  </w:style>
+  <w:style w:type="character" w:customStyle="1" w:styleId="20">
+    <w:name w:val="Caption Char"/>
+    <w:basedOn w:val="12"/>
+    <w:link w:val="15"/>
+    <w:uiPriority w:val="0"/>
+    <w:rPr>
+      <w:i/>
+    </w:rPr>
+  </w:style>
+  <w:style w:type="paragraph" w:styleId="21">
+    <w:name w:val="footnote text"/>
+    <w:basedOn w:val="1"/>
+    <w:unhideWhenUsed/>
+    <w:qFormat/>
+    <w:uiPriority w:val="9"/>
+  </w:style>
+  <w:style w:type="paragraph" w:styleId="22">
+    <w:name w:val="header"/>
+    <w:basedOn w:val="1"/>
+    <w:link w:val="87"/>
+    <w:uiPriority w:val="0"/>
+    <w:pPr>
+      <w:tabs>
+        <w:tab w:val="center" w:pos="4680"/>
+        <w:tab w:val="right" w:pos="9360"/>
+      </w:tabs>
+      <w:spacing w:after="0"/>
+    </w:pPr>
+  </w:style>
+  <w:style w:type="character" w:styleId="23">
+    <w:name w:val="Hyperlink"/>
+    <w:basedOn w:val="20"/>
+    <w:uiPriority w:val="0"/>
+    <w:rPr>
+      <w:i w:val="0"/>
+      <w:color w:val="156082" w:themeColor="accent1"/>
+      <w14:textFill>
+        <w14:solidFill>
+          <w14:schemeClr w14:val="accent1"/>
+        </w14:solidFill>
+      </w14:textFill>
+    </w:rPr>
+  </w:style>
+  <w:style w:type="paragraph" w:styleId="24">
     <w:name w:val="Subtitle"/>
-    <w:basedOn w:val="Title"/>
-    <w:next w:val="BodyText"/>
-    <w:link w:val="SubtitleChar"/>
+    <w:basedOn w:val="17"/>
+    <w:next w:val="3"/>
+    <w:link w:val="29"/>
+    <w:qFormat/>
     <w:uiPriority w:val="11"/>
-    <w:qFormat/>
-    <w:rsid w:val="00A10FD9"/>
-    <w:pPr>
-      <w:numPr>
-        <w:ilvl w:val="1"/>
-      </w:numPr>
-    </w:pPr>
     <w:rPr>
       <w:spacing w:val="15"/>
       <w:sz w:val="28"/>
       <w:szCs w:val="28"/>
     </w:rPr>
   </w:style>
-  <w:style w:type="character" w:customStyle="1" w:styleId="SubtitleChar">
+  <w:style w:type="table" w:styleId="25">
+    <w:name w:val="Table Grid"/>
+    <w:basedOn w:val="13"/>
+    <w:uiPriority w:val="59"/>
+    <w:pPr>
+      <w:spacing w:after="0"/>
+    </w:pPr>
+    <w:tblPr>
+      <w:tblBorders>
+        <w:top w:val="single" w:color="000000" w:themeColor="text1" w:sz="4" w:space="0"/>
+        <w:left w:val="single" w:color="000000" w:themeColor="text1" w:sz="4" w:space="0"/>
+        <w:bottom w:val="single" w:color="000000" w:themeColor="text1" w:sz="4" w:space="0"/>
+        <w:right w:val="single" w:color="000000" w:themeColor="text1" w:sz="4" w:space="0"/>
+        <w:insideH w:val="single" w:color="000000" w:themeColor="text1" w:sz="4" w:space="0"/>
+        <w:insideV w:val="single" w:color="000000" w:themeColor="text1" w:sz="4" w:space="0"/>
+      </w:tblBorders>
+    </w:tblPr>
+  </w:style>
+  <w:style w:type="paragraph" w:customStyle="1" w:styleId="26">
+    <w:name w:val="First Paragraph"/>
+    <w:basedOn w:val="3"/>
+    <w:next w:val="3"/>
+    <w:qFormat/>
+    <w:uiPriority w:val="0"/>
+  </w:style>
+  <w:style w:type="paragraph" w:customStyle="1" w:styleId="27">
+    <w:name w:val="Compact"/>
+    <w:basedOn w:val="3"/>
+    <w:qFormat/>
+    <w:uiPriority w:val="0"/>
+    <w:pPr>
+      <w:spacing w:before="36" w:after="36"/>
+    </w:pPr>
+  </w:style>
+  <w:style w:type="character" w:customStyle="1" w:styleId="28">
+    <w:name w:val="Title Char"/>
+    <w:basedOn w:val="12"/>
+    <w:link w:val="17"/>
+    <w:uiPriority w:val="10"/>
+    <w:rPr>
+      <w:rFonts w:asciiTheme="majorHAnsi" w:hAnsiTheme="majorHAnsi" w:eastAsiaTheme="majorEastAsia" w:cstheme="majorBidi"/>
+      <w:sz w:val="56"/>
+      <w:szCs w:val="56"/>
+    </w:rPr>
+  </w:style>
+  <w:style w:type="character" w:customStyle="1" w:styleId="29">
     <w:name w:val="Subtitle Char"/>
-    <w:basedOn w:val="DefaultParagraphFont"/>
-    <w:link w:val="Subtitle"/>
+    <w:basedOn w:val="12"/>
+    <w:link w:val="24"/>
     <w:uiPriority w:val="11"/>
-    <w:rsid w:val="00A10FD9"/>
-    <w:rPr>
-      <w:rFonts w:asciiTheme="majorHAnsi" w:eastAsiaTheme="majorEastAsia" w:hAnsiTheme="majorHAnsi" w:cstheme="majorBidi"/>
+    <w:rPr>
+      <w:rFonts w:asciiTheme="majorHAnsi" w:hAnsiTheme="majorHAnsi" w:eastAsiaTheme="majorEastAsia" w:cstheme="majorBidi"/>
       <w:spacing w:val="15"/>
       <w:sz w:val="28"/>
       <w:szCs w:val="28"/>
     </w:rPr>
   </w:style>
-  <w:style w:type="paragraph" w:customStyle="1" w:styleId="Author">
+  <w:style w:type="paragraph" w:customStyle="1" w:styleId="30">
     <w:name w:val="Author"/>
-    <w:basedOn w:val="Title"/>
-    <w:next w:val="BodyText"/>
+    <w:basedOn w:val="17"/>
+    <w:next w:val="3"/>
     <w:qFormat/>
+    <w:uiPriority w:val="0"/>
     <w:pPr>
       <w:keepNext/>
       <w:keepLines/>
@@ -4456,25 +4007,12 @@
       <w:szCs w:val="24"/>
     </w:rPr>
   </w:style>
-  <w:style w:type="paragraph" w:styleId="Date">
-    <w:name w:val="Date"/>
-    <w:basedOn w:val="Title"/>
-    <w:next w:val="BodyText"/>
+  <w:style w:type="paragraph" w:customStyle="1" w:styleId="31">
+    <w:name w:val="Abstract Title"/>
+    <w:basedOn w:val="1"/>
+    <w:next w:val="32"/>
     <w:qFormat/>
-    <w:pPr>
-      <w:keepNext/>
-      <w:keepLines/>
-    </w:pPr>
-    <w:rPr>
-      <w:sz w:val="24"/>
-      <w:szCs w:val="24"/>
-    </w:rPr>
-  </w:style>
-  <w:style w:type="paragraph" w:customStyle="1" w:styleId="AbstractTitle">
-    <w:name w:val="Abstract Title"/>
-    <w:basedOn w:val="Normal"/>
-    <w:next w:val="Abstract"/>
-    <w:qFormat/>
+    <w:uiPriority w:val="0"/>
     <w:pPr>
       <w:keepNext/>
       <w:keepLines/>
@@ -4487,11 +4025,12 @@
       <w:szCs w:val="20"/>
     </w:rPr>
   </w:style>
-  <w:style w:type="paragraph" w:customStyle="1" w:styleId="Abstract">
+  <w:style w:type="paragraph" w:customStyle="1" w:styleId="32">
     <w:name w:val="Abstract"/>
-    <w:basedOn w:val="Normal"/>
-    <w:next w:val="BodyText"/>
+    <w:basedOn w:val="1"/>
+    <w:next w:val="3"/>
     <w:qFormat/>
+    <w:uiPriority w:val="0"/>
     <w:pPr>
       <w:keepNext/>
       <w:keepLines/>
@@ -4502,168 +4041,173 @@
       <w:szCs w:val="20"/>
     </w:rPr>
   </w:style>
-  <w:style w:type="paragraph" w:styleId="Bibliography">
+  <w:style w:type="paragraph" w:customStyle="1" w:styleId="33">
     <w:name w:val="Bibliography"/>
-    <w:basedOn w:val="Normal"/>
+    <w:basedOn w:val="1"/>
     <w:qFormat/>
-  </w:style>
-  <w:style w:type="character" w:customStyle="1" w:styleId="Heading1Char">
+    <w:uiPriority w:val="0"/>
+  </w:style>
+  <w:style w:type="character" w:customStyle="1" w:styleId="34">
     <w:name w:val="Heading 1 Char"/>
-    <w:basedOn w:val="DefaultParagraphFont"/>
-    <w:link w:val="Heading1"/>
+    <w:basedOn w:val="12"/>
+    <w:link w:val="2"/>
     <w:uiPriority w:val="9"/>
-    <w:rsid w:val="00A10FD9"/>
-    <w:rPr>
-      <w:rFonts w:asciiTheme="majorHAnsi" w:eastAsiaTheme="majorEastAsia" w:hAnsiTheme="majorHAnsi" w:cstheme="majorBidi"/>
-      <w:color w:val="0F4761" w:themeColor="accent1" w:themeShade="BF"/>
+    <w:rPr>
+      <w:rFonts w:asciiTheme="majorHAnsi" w:hAnsiTheme="majorHAnsi" w:eastAsiaTheme="majorEastAsia" w:cstheme="majorBidi"/>
+      <w:color w:val="104862" w:themeColor="accent1" w:themeShade="BF"/>
       <w:sz w:val="40"/>
       <w:szCs w:val="40"/>
     </w:rPr>
   </w:style>
-  <w:style w:type="character" w:customStyle="1" w:styleId="Heading2Char">
+  <w:style w:type="character" w:customStyle="1" w:styleId="35">
     <w:name w:val="Heading 2 Char"/>
-    <w:basedOn w:val="DefaultParagraphFont"/>
-    <w:link w:val="Heading2"/>
+    <w:basedOn w:val="12"/>
+    <w:link w:val="4"/>
+    <w:semiHidden/>
     <w:uiPriority w:val="9"/>
-    <w:semiHidden/>
-    <w:rsid w:val="00A10FD9"/>
-    <w:rPr>
-      <w:rFonts w:asciiTheme="majorHAnsi" w:eastAsiaTheme="majorEastAsia" w:hAnsiTheme="majorHAnsi" w:cstheme="majorBidi"/>
-      <w:color w:val="0F4761" w:themeColor="accent1" w:themeShade="BF"/>
+    <w:rPr>
+      <w:rFonts w:asciiTheme="majorHAnsi" w:hAnsiTheme="majorHAnsi" w:eastAsiaTheme="majorEastAsia" w:cstheme="majorBidi"/>
+      <w:color w:val="104862" w:themeColor="accent1" w:themeShade="BF"/>
       <w:sz w:val="32"/>
       <w:szCs w:val="32"/>
     </w:rPr>
   </w:style>
-  <w:style w:type="character" w:customStyle="1" w:styleId="Heading3Char">
+  <w:style w:type="character" w:customStyle="1" w:styleId="36">
     <w:name w:val="Heading 3 Char"/>
-    <w:basedOn w:val="DefaultParagraphFont"/>
-    <w:link w:val="Heading3"/>
+    <w:basedOn w:val="12"/>
+    <w:link w:val="5"/>
+    <w:semiHidden/>
     <w:uiPriority w:val="9"/>
-    <w:semiHidden/>
-    <w:rsid w:val="00A10FD9"/>
     <w:rPr>
       <w:rFonts w:eastAsiaTheme="majorEastAsia" w:cstheme="majorBidi"/>
-      <w:color w:val="0F4761" w:themeColor="accent1" w:themeShade="BF"/>
+      <w:color w:val="104862" w:themeColor="accent1" w:themeShade="BF"/>
       <w:sz w:val="28"/>
       <w:szCs w:val="28"/>
     </w:rPr>
   </w:style>
-  <w:style w:type="character" w:customStyle="1" w:styleId="Heading4Char">
+  <w:style w:type="character" w:customStyle="1" w:styleId="37">
     <w:name w:val="Heading 4 Char"/>
-    <w:basedOn w:val="DefaultParagraphFont"/>
-    <w:link w:val="Heading4"/>
+    <w:basedOn w:val="12"/>
+    <w:link w:val="6"/>
+    <w:semiHidden/>
     <w:uiPriority w:val="9"/>
-    <w:semiHidden/>
-    <w:rsid w:val="00A10FD9"/>
     <w:rPr>
       <w:rFonts w:eastAsiaTheme="majorEastAsia" w:cstheme="majorBidi"/>
       <w:i/>
       <w:iCs/>
-      <w:color w:val="0F4761" w:themeColor="accent1" w:themeShade="BF"/>
-    </w:rPr>
-  </w:style>
-  <w:style w:type="character" w:customStyle="1" w:styleId="Heading5Char">
+      <w:color w:val="104862" w:themeColor="accent1" w:themeShade="BF"/>
+    </w:rPr>
+  </w:style>
+  <w:style w:type="character" w:customStyle="1" w:styleId="38">
     <w:name w:val="Heading 5 Char"/>
-    <w:basedOn w:val="DefaultParagraphFont"/>
-    <w:link w:val="Heading5"/>
+    <w:basedOn w:val="12"/>
+    <w:link w:val="7"/>
+    <w:semiHidden/>
     <w:uiPriority w:val="9"/>
+    <w:rPr>
+      <w:rFonts w:eastAsiaTheme="majorEastAsia" w:cstheme="majorBidi"/>
+      <w:color w:val="104862" w:themeColor="accent1" w:themeShade="BF"/>
+    </w:rPr>
+  </w:style>
+  <w:style w:type="character" w:customStyle="1" w:styleId="39">
+    <w:name w:val="Heading 6 Char"/>
+    <w:basedOn w:val="12"/>
+    <w:link w:val="8"/>
     <w:semiHidden/>
-    <w:rsid w:val="00A10FD9"/>
-    <w:rPr>
-      <w:rFonts w:eastAsiaTheme="majorEastAsia" w:cstheme="majorBidi"/>
-      <w:color w:val="0F4761" w:themeColor="accent1" w:themeShade="BF"/>
-    </w:rPr>
-  </w:style>
-  <w:style w:type="character" w:customStyle="1" w:styleId="Heading6Char">
-    <w:name w:val="Heading 6 Char"/>
-    <w:basedOn w:val="DefaultParagraphFont"/>
-    <w:link w:val="Heading6"/>
     <w:uiPriority w:val="9"/>
-    <w:semiHidden/>
-    <w:rsid w:val="00A10FD9"/>
     <w:rPr>
       <w:rFonts w:eastAsiaTheme="majorEastAsia" w:cstheme="majorBidi"/>
       <w:i/>
       <w:iCs/>
       <w:color w:val="595959" w:themeColor="text1" w:themeTint="A6"/>
-    </w:rPr>
-  </w:style>
-  <w:style w:type="character" w:customStyle="1" w:styleId="Heading7Char">
+      <w14:textFill>
+        <w14:solidFill>
+          <w14:schemeClr w14:val="tx1">
+            <w14:lumMod w14:val="65000"/>
+            <w14:lumOff w14:val="35000"/>
+          </w14:schemeClr>
+        </w14:solidFill>
+      </w14:textFill>
+    </w:rPr>
+  </w:style>
+  <w:style w:type="character" w:customStyle="1" w:styleId="40">
     <w:name w:val="Heading 7 Char"/>
-    <w:basedOn w:val="DefaultParagraphFont"/>
-    <w:link w:val="Heading7"/>
+    <w:basedOn w:val="12"/>
+    <w:link w:val="9"/>
+    <w:semiHidden/>
     <w:uiPriority w:val="9"/>
-    <w:semiHidden/>
-    <w:rsid w:val="00A10FD9"/>
     <w:rPr>
       <w:rFonts w:eastAsiaTheme="majorEastAsia" w:cstheme="majorBidi"/>
       <w:color w:val="595959" w:themeColor="text1" w:themeTint="A6"/>
-    </w:rPr>
-  </w:style>
-  <w:style w:type="character" w:customStyle="1" w:styleId="Heading8Char">
+      <w14:textFill>
+        <w14:solidFill>
+          <w14:schemeClr w14:val="tx1">
+            <w14:lumMod w14:val="65000"/>
+            <w14:lumOff w14:val="35000"/>
+          </w14:schemeClr>
+        </w14:solidFill>
+      </w14:textFill>
+    </w:rPr>
+  </w:style>
+  <w:style w:type="character" w:customStyle="1" w:styleId="41">
     <w:name w:val="Heading 8 Char"/>
-    <w:basedOn w:val="DefaultParagraphFont"/>
-    <w:link w:val="Heading8"/>
+    <w:basedOn w:val="12"/>
+    <w:link w:val="10"/>
+    <w:semiHidden/>
     <w:uiPriority w:val="9"/>
-    <w:semiHidden/>
-    <w:rsid w:val="00A10FD9"/>
     <w:rPr>
       <w:rFonts w:eastAsiaTheme="majorEastAsia" w:cstheme="majorBidi"/>
       <w:i/>
       <w:iCs/>
-      <w:color w:val="272727" w:themeColor="text1" w:themeTint="D8"/>
-    </w:rPr>
-  </w:style>
-  <w:style w:type="character" w:customStyle="1" w:styleId="Heading9Char">
+      <w:color w:val="262626" w:themeColor="text1" w:themeTint="D9"/>
+      <w14:textFill>
+        <w14:solidFill>
+          <w14:schemeClr w14:val="tx1">
+            <w14:lumMod w14:val="85000"/>
+            <w14:lumOff w14:val="15000"/>
+          </w14:schemeClr>
+        </w14:solidFill>
+      </w14:textFill>
+    </w:rPr>
+  </w:style>
+  <w:style w:type="character" w:customStyle="1" w:styleId="42">
     <w:name w:val="Heading 9 Char"/>
-    <w:basedOn w:val="DefaultParagraphFont"/>
-    <w:link w:val="Heading9"/>
+    <w:basedOn w:val="12"/>
+    <w:link w:val="11"/>
+    <w:semiHidden/>
     <w:uiPriority w:val="9"/>
-    <w:semiHidden/>
-    <w:rsid w:val="00A10FD9"/>
     <w:rPr>
       <w:rFonts w:eastAsiaTheme="majorEastAsia" w:cstheme="majorBidi"/>
-      <w:color w:val="272727" w:themeColor="text1" w:themeTint="D8"/>
-    </w:rPr>
-  </w:style>
-  <w:style w:type="paragraph" w:styleId="BlockText">
-    <w:name w:val="Block Text"/>
-    <w:basedOn w:val="BodyText"/>
-    <w:next w:val="BodyText"/>
-    <w:uiPriority w:val="9"/>
+      <w:color w:val="262626" w:themeColor="text1" w:themeTint="D9"/>
+      <w14:textFill>
+        <w14:solidFill>
+          <w14:schemeClr w14:val="tx1">
+            <w14:lumMod w14:val="85000"/>
+            <w14:lumOff w14:val="15000"/>
+          </w14:schemeClr>
+        </w14:solidFill>
+      </w14:textFill>
+    </w:rPr>
+  </w:style>
+  <w:style w:type="paragraph" w:customStyle="1" w:styleId="43">
+    <w:name w:val="Footnote Block Text"/>
+    <w:basedOn w:val="21"/>
+    <w:next w:val="21"/>
     <w:unhideWhenUsed/>
     <w:qFormat/>
+    <w:uiPriority w:val="9"/>
     <w:pPr>
       <w:spacing w:before="100" w:after="100"/>
       <w:ind w:left="480" w:right="480"/>
     </w:pPr>
   </w:style>
-  <w:style w:type="paragraph" w:styleId="FootnoteText">
-    <w:name w:val="footnote text"/>
-    <w:basedOn w:val="Normal"/>
-    <w:uiPriority w:val="9"/>
-    <w:unhideWhenUsed/>
-    <w:qFormat/>
-  </w:style>
-  <w:style w:type="paragraph" w:customStyle="1" w:styleId="FootnoteBlockText">
-    <w:name w:val="Footnote Block Text"/>
-    <w:basedOn w:val="FootnoteText"/>
-    <w:next w:val="FootnoteText"/>
-    <w:uiPriority w:val="9"/>
-    <w:unhideWhenUsed/>
-    <w:qFormat/>
-    <w:pPr>
-      <w:spacing w:before="100" w:after="100"/>
-      <w:ind w:left="480" w:right="480"/>
-    </w:pPr>
-  </w:style>
-  <w:style w:type="table" w:customStyle="1" w:styleId="Table">
+  <w:style w:type="table" w:customStyle="1" w:styleId="44">
     <w:name w:val="Table"/>
     <w:semiHidden/>
     <w:unhideWhenUsed/>
     <w:qFormat/>
+    <w:uiPriority w:val="0"/>
     <w:tblPr>
-      <w:tblInd w:w="0" w:type="dxa"/>
       <w:tblCellMar>
         <w:top w:w="0" w:type="dxa"/>
         <w:left w:w="108" w:type="dxa"/>
@@ -4672,19 +4216,19 @@
       </w:tblCellMar>
     </w:tblPr>
     <w:tblStylePr w:type="firstRow">
-      <w:tblPr/>
       <w:tcPr>
         <w:tcBorders>
-          <w:bottom w:val="single" w:sz="0" w:space="0" w:color="auto"/>
+          <w:bottom w:val="single" w:color="auto" w:sz="0" w:space="0"/>
         </w:tcBorders>
         <w:vAlign w:val="bottom"/>
       </w:tcPr>
     </w:tblStylePr>
   </w:style>
-  <w:style w:type="paragraph" w:customStyle="1" w:styleId="DefinitionTerm">
+  <w:style w:type="paragraph" w:customStyle="1" w:styleId="45">
     <w:name w:val="Definition Term"/>
-    <w:basedOn w:val="Normal"/>
-    <w:next w:val="Definition"/>
+    <w:basedOn w:val="1"/>
+    <w:next w:val="46"/>
+    <w:uiPriority w:val="0"/>
     <w:pPr>
       <w:keepNext/>
       <w:keepLines/>
@@ -4694,107 +4238,80 @@
       <w:b/>
     </w:rPr>
   </w:style>
-  <w:style w:type="paragraph" w:customStyle="1" w:styleId="Definition">
+  <w:style w:type="paragraph" w:customStyle="1" w:styleId="46">
     <w:name w:val="Definition"/>
-    <w:basedOn w:val="Normal"/>
-  </w:style>
-  <w:style w:type="paragraph" w:styleId="Caption">
-    <w:name w:val="caption"/>
-    <w:basedOn w:val="Normal"/>
-    <w:link w:val="CaptionChar"/>
-    <w:pPr>
-      <w:spacing w:after="120"/>
-    </w:pPr>
-    <w:rPr>
-      <w:i/>
-    </w:rPr>
-  </w:style>
-  <w:style w:type="paragraph" w:customStyle="1" w:styleId="TableCaption">
+    <w:basedOn w:val="1"/>
+    <w:uiPriority w:val="0"/>
+  </w:style>
+  <w:style w:type="paragraph" w:customStyle="1" w:styleId="47">
     <w:name w:val="Table Caption"/>
-    <w:basedOn w:val="Caption"/>
+    <w:basedOn w:val="15"/>
+    <w:uiPriority w:val="0"/>
     <w:pPr>
       <w:keepNext/>
     </w:pPr>
   </w:style>
-  <w:style w:type="paragraph" w:customStyle="1" w:styleId="ImageCaption">
+  <w:style w:type="paragraph" w:customStyle="1" w:styleId="48">
     <w:name w:val="Image Caption"/>
-    <w:basedOn w:val="Caption"/>
-  </w:style>
-  <w:style w:type="paragraph" w:customStyle="1" w:styleId="Figure">
+    <w:basedOn w:val="15"/>
+    <w:uiPriority w:val="0"/>
+  </w:style>
+  <w:style w:type="paragraph" w:customStyle="1" w:styleId="49">
     <w:name w:val="Figure"/>
-    <w:basedOn w:val="Normal"/>
-  </w:style>
-  <w:style w:type="paragraph" w:customStyle="1" w:styleId="CaptionedFigure">
+    <w:basedOn w:val="1"/>
+    <w:uiPriority w:val="0"/>
+  </w:style>
+  <w:style w:type="paragraph" w:customStyle="1" w:styleId="50">
     <w:name w:val="Captioned Figure"/>
-    <w:basedOn w:val="Figure"/>
+    <w:basedOn w:val="49"/>
+    <w:uiPriority w:val="0"/>
     <w:pPr>
       <w:keepNext/>
     </w:pPr>
   </w:style>
-  <w:style w:type="character" w:customStyle="1" w:styleId="CaptionChar">
-    <w:name w:val="Caption Char"/>
-    <w:basedOn w:val="DefaultParagraphFont"/>
-    <w:link w:val="Caption"/>
-    <w:rPr>
-      <w:i/>
-    </w:rPr>
-  </w:style>
-  <w:style w:type="character" w:customStyle="1" w:styleId="VerbatimChar">
+  <w:style w:type="character" w:customStyle="1" w:styleId="51">
     <w:name w:val="Verbatim Char"/>
-    <w:basedOn w:val="CaptionChar"/>
-    <w:link w:val="SourceCode"/>
+    <w:basedOn w:val="20"/>
+    <w:link w:val="52"/>
+    <w:uiPriority w:val="0"/>
     <w:rPr>
       <w:rFonts w:ascii="Consolas" w:hAnsi="Consolas"/>
-      <w:i/>
       <w:sz w:val="22"/>
     </w:rPr>
   </w:style>
-  <w:style w:type="character" w:customStyle="1" w:styleId="SectionNumber">
+  <w:style w:type="paragraph" w:customStyle="1" w:styleId="52">
+    <w:name w:val="Source Code"/>
+    <w:basedOn w:val="1"/>
+    <w:link w:val="51"/>
+    <w:uiPriority w:val="0"/>
+    <w:pPr>
+      <w:wordWrap w:val="0"/>
+    </w:pPr>
+  </w:style>
+  <w:style w:type="character" w:customStyle="1" w:styleId="53">
     <w:name w:val="Section Number"/>
-    <w:basedOn w:val="CaptionChar"/>
+    <w:basedOn w:val="20"/>
+    <w:uiPriority w:val="0"/>
     <w:rPr>
       <w:i w:val="0"/>
     </w:rPr>
   </w:style>
-  <w:style w:type="character" w:styleId="FootnoteReference">
-    <w:name w:val="footnote reference"/>
-    <w:basedOn w:val="CaptionChar"/>
-    <w:rPr>
-      <w:i w:val="0"/>
-      <w:vertAlign w:val="superscript"/>
-    </w:rPr>
-  </w:style>
-  <w:style w:type="character" w:styleId="Hyperlink">
-    <w:name w:val="Hyperlink"/>
-    <w:basedOn w:val="CaptionChar"/>
-    <w:rPr>
-      <w:i w:val="0"/>
-      <w:color w:val="156082" w:themeColor="accent1"/>
-    </w:rPr>
-  </w:style>
-  <w:style w:type="paragraph" w:styleId="TOCHeading">
+  <w:style w:type="paragraph" w:customStyle="1" w:styleId="54">
     <w:name w:val="TOC Heading"/>
-    <w:basedOn w:val="Heading1"/>
-    <w:next w:val="BodyText"/>
-    <w:uiPriority w:val="39"/>
+    <w:basedOn w:val="2"/>
+    <w:next w:val="3"/>
     <w:unhideWhenUsed/>
     <w:qFormat/>
+    <w:uiPriority w:val="39"/>
     <w:pPr>
       <w:spacing w:before="240" w:line="259" w:lineRule="auto"/>
       <w:outlineLvl w:val="9"/>
     </w:pPr>
   </w:style>
-  <w:style w:type="paragraph" w:customStyle="1" w:styleId="SourceCode">
-    <w:name w:val="Source Code"/>
-    <w:basedOn w:val="Normal"/>
-    <w:link w:val="VerbatimChar"/>
-    <w:pPr>
-      <w:wordWrap w:val="0"/>
-    </w:pPr>
-  </w:style>
-  <w:style w:type="character" w:customStyle="1" w:styleId="KeywordTok">
+  <w:style w:type="character" w:customStyle="1" w:styleId="55">
     <w:name w:val="KeywordTok"/>
-    <w:basedOn w:val="VerbatimChar"/>
+    <w:basedOn w:val="51"/>
+    <w:uiPriority w:val="0"/>
     <w:rPr>
       <w:rFonts w:ascii="Consolas" w:hAnsi="Consolas"/>
       <w:b/>
@@ -4803,9 +4320,10 @@
       <w:sz w:val="22"/>
     </w:rPr>
   </w:style>
-  <w:style w:type="character" w:customStyle="1" w:styleId="DataTypeTok">
+  <w:style w:type="character" w:customStyle="1" w:styleId="56">
     <w:name w:val="DataTypeTok"/>
-    <w:basedOn w:val="VerbatimChar"/>
+    <w:basedOn w:val="51"/>
+    <w:uiPriority w:val="0"/>
     <w:rPr>
       <w:rFonts w:ascii="Consolas" w:hAnsi="Consolas"/>
       <w:i w:val="0"/>
@@ -4813,9 +4331,10 @@
       <w:sz w:val="22"/>
     </w:rPr>
   </w:style>
-  <w:style w:type="character" w:customStyle="1" w:styleId="DecValTok">
+  <w:style w:type="character" w:customStyle="1" w:styleId="57">
     <w:name w:val="DecValTok"/>
-    <w:basedOn w:val="VerbatimChar"/>
+    <w:basedOn w:val="51"/>
+    <w:uiPriority w:val="0"/>
     <w:rPr>
       <w:rFonts w:ascii="Consolas" w:hAnsi="Consolas"/>
       <w:i w:val="0"/>
@@ -4823,9 +4342,10 @@
       <w:sz w:val="22"/>
     </w:rPr>
   </w:style>
-  <w:style w:type="character" w:customStyle="1" w:styleId="BaseNTok">
+  <w:style w:type="character" w:customStyle="1" w:styleId="58">
     <w:name w:val="BaseNTok"/>
-    <w:basedOn w:val="VerbatimChar"/>
+    <w:basedOn w:val="51"/>
+    <w:uiPriority w:val="0"/>
     <w:rPr>
       <w:rFonts w:ascii="Consolas" w:hAnsi="Consolas"/>
       <w:i w:val="0"/>
@@ -4833,9 +4353,10 @@
       <w:sz w:val="22"/>
     </w:rPr>
   </w:style>
-  <w:style w:type="character" w:customStyle="1" w:styleId="FloatTok">
+  <w:style w:type="character" w:customStyle="1" w:styleId="59">
     <w:name w:val="FloatTok"/>
-    <w:basedOn w:val="VerbatimChar"/>
+    <w:basedOn w:val="51"/>
+    <w:uiPriority w:val="0"/>
     <w:rPr>
       <w:rFonts w:ascii="Consolas" w:hAnsi="Consolas"/>
       <w:i w:val="0"/>
@@ -4843,9 +4364,10 @@
       <w:sz w:val="22"/>
     </w:rPr>
   </w:style>
-  <w:style w:type="character" w:customStyle="1" w:styleId="ConstantTok">
+  <w:style w:type="character" w:customStyle="1" w:styleId="60">
     <w:name w:val="ConstantTok"/>
-    <w:basedOn w:val="VerbatimChar"/>
+    <w:basedOn w:val="51"/>
+    <w:uiPriority w:val="0"/>
     <w:rPr>
       <w:rFonts w:ascii="Consolas" w:hAnsi="Consolas"/>
       <w:i w:val="0"/>
@@ -4853,9 +4375,10 @@
       <w:sz w:val="22"/>
     </w:rPr>
   </w:style>
-  <w:style w:type="character" w:customStyle="1" w:styleId="CharTok">
+  <w:style w:type="character" w:customStyle="1" w:styleId="61">
     <w:name w:val="CharTok"/>
-    <w:basedOn w:val="VerbatimChar"/>
+    <w:basedOn w:val="51"/>
+    <w:uiPriority w:val="0"/>
     <w:rPr>
       <w:rFonts w:ascii="Consolas" w:hAnsi="Consolas"/>
       <w:i w:val="0"/>
@@ -4863,9 +4386,10 @@
       <w:sz w:val="22"/>
     </w:rPr>
   </w:style>
-  <w:style w:type="character" w:customStyle="1" w:styleId="SpecialCharTok">
+  <w:style w:type="character" w:customStyle="1" w:styleId="62">
     <w:name w:val="SpecialCharTok"/>
-    <w:basedOn w:val="VerbatimChar"/>
+    <w:basedOn w:val="51"/>
+    <w:uiPriority w:val="0"/>
     <w:rPr>
       <w:rFonts w:ascii="Consolas" w:hAnsi="Consolas"/>
       <w:i w:val="0"/>
@@ -4873,9 +4397,10 @@
       <w:sz w:val="22"/>
     </w:rPr>
   </w:style>
-  <w:style w:type="character" w:customStyle="1" w:styleId="StringTok">
+  <w:style w:type="character" w:customStyle="1" w:styleId="63">
     <w:name w:val="StringTok"/>
-    <w:basedOn w:val="VerbatimChar"/>
+    <w:basedOn w:val="51"/>
+    <w:uiPriority w:val="0"/>
     <w:rPr>
       <w:rFonts w:ascii="Consolas" w:hAnsi="Consolas"/>
       <w:i w:val="0"/>
@@ -4883,9 +4408,10 @@
       <w:sz w:val="22"/>
     </w:rPr>
   </w:style>
-  <w:style w:type="character" w:customStyle="1" w:styleId="VerbatimStringTok">
+  <w:style w:type="character" w:customStyle="1" w:styleId="64">
     <w:name w:val="VerbatimStringTok"/>
-    <w:basedOn w:val="VerbatimChar"/>
+    <w:basedOn w:val="51"/>
+    <w:uiPriority w:val="0"/>
     <w:rPr>
       <w:rFonts w:ascii="Consolas" w:hAnsi="Consolas"/>
       <w:i w:val="0"/>
@@ -4893,9 +4419,10 @@
       <w:sz w:val="22"/>
     </w:rPr>
   </w:style>
-  <w:style w:type="character" w:customStyle="1" w:styleId="SpecialStringTok">
+  <w:style w:type="character" w:customStyle="1" w:styleId="65">
     <w:name w:val="SpecialStringTok"/>
-    <w:basedOn w:val="VerbatimChar"/>
+    <w:basedOn w:val="51"/>
+    <w:uiPriority w:val="0"/>
     <w:rPr>
       <w:rFonts w:ascii="Consolas" w:hAnsi="Consolas"/>
       <w:i w:val="0"/>
@@ -4903,9 +4430,10 @@
       <w:sz w:val="22"/>
     </w:rPr>
   </w:style>
-  <w:style w:type="character" w:customStyle="1" w:styleId="ImportTok">
+  <w:style w:type="character" w:customStyle="1" w:styleId="66">
     <w:name w:val="ImportTok"/>
-    <w:basedOn w:val="VerbatimChar"/>
+    <w:basedOn w:val="51"/>
+    <w:uiPriority w:val="0"/>
     <w:rPr>
       <w:rFonts w:ascii="Consolas" w:hAnsi="Consolas"/>
       <w:b/>
@@ -4914,51 +4442,52 @@
       <w:sz w:val="22"/>
     </w:rPr>
   </w:style>
-  <w:style w:type="character" w:customStyle="1" w:styleId="CommentTok">
+  <w:style w:type="character" w:customStyle="1" w:styleId="67">
     <w:name w:val="CommentTok"/>
-    <w:basedOn w:val="VerbatimChar"/>
+    <w:basedOn w:val="51"/>
+    <w:uiPriority w:val="0"/>
     <w:rPr>
       <w:rFonts w:ascii="Consolas" w:hAnsi="Consolas"/>
-      <w:i/>
       <w:color w:val="60A0B0"/>
       <w:sz w:val="22"/>
     </w:rPr>
   </w:style>
-  <w:style w:type="character" w:customStyle="1" w:styleId="DocumentationTok">
+  <w:style w:type="character" w:customStyle="1" w:styleId="68">
     <w:name w:val="DocumentationTok"/>
-    <w:basedOn w:val="VerbatimChar"/>
+    <w:basedOn w:val="51"/>
+    <w:uiPriority w:val="0"/>
     <w:rPr>
       <w:rFonts w:ascii="Consolas" w:hAnsi="Consolas"/>
-      <w:i/>
       <w:color w:val="BA2121"/>
       <w:sz w:val="22"/>
     </w:rPr>
   </w:style>
-  <w:style w:type="character" w:customStyle="1" w:styleId="AnnotationTok">
+  <w:style w:type="character" w:customStyle="1" w:styleId="69">
     <w:name w:val="AnnotationTok"/>
-    <w:basedOn w:val="VerbatimChar"/>
+    <w:basedOn w:val="51"/>
+    <w:uiPriority w:val="0"/>
     <w:rPr>
       <w:rFonts w:ascii="Consolas" w:hAnsi="Consolas"/>
       <w:b/>
-      <w:i/>
       <w:color w:val="60A0B0"/>
       <w:sz w:val="22"/>
     </w:rPr>
   </w:style>
-  <w:style w:type="character" w:customStyle="1" w:styleId="CommentVarTok">
+  <w:style w:type="character" w:customStyle="1" w:styleId="70">
     <w:name w:val="CommentVarTok"/>
-    <w:basedOn w:val="VerbatimChar"/>
+    <w:basedOn w:val="51"/>
+    <w:uiPriority w:val="0"/>
     <w:rPr>
       <w:rFonts w:ascii="Consolas" w:hAnsi="Consolas"/>
       <w:b/>
-      <w:i/>
       <w:color w:val="60A0B0"/>
       <w:sz w:val="22"/>
     </w:rPr>
   </w:style>
-  <w:style w:type="character" w:customStyle="1" w:styleId="OtherTok">
+  <w:style w:type="character" w:customStyle="1" w:styleId="71">
     <w:name w:val="OtherTok"/>
-    <w:basedOn w:val="VerbatimChar"/>
+    <w:basedOn w:val="51"/>
+    <w:uiPriority w:val="0"/>
     <w:rPr>
       <w:rFonts w:ascii="Consolas" w:hAnsi="Consolas"/>
       <w:i w:val="0"/>
@@ -4966,9 +4495,10 @@
       <w:sz w:val="22"/>
     </w:rPr>
   </w:style>
-  <w:style w:type="character" w:customStyle="1" w:styleId="FunctionTok">
+  <w:style w:type="character" w:customStyle="1" w:styleId="72">
     <w:name w:val="FunctionTok"/>
-    <w:basedOn w:val="VerbatimChar"/>
+    <w:basedOn w:val="51"/>
+    <w:uiPriority w:val="0"/>
     <w:rPr>
       <w:rFonts w:ascii="Consolas" w:hAnsi="Consolas"/>
       <w:i w:val="0"/>
@@ -4976,9 +4506,10 @@
       <w:sz w:val="22"/>
     </w:rPr>
   </w:style>
-  <w:style w:type="character" w:customStyle="1" w:styleId="VariableTok">
+  <w:style w:type="character" w:customStyle="1" w:styleId="73">
     <w:name w:val="VariableTok"/>
-    <w:basedOn w:val="VerbatimChar"/>
+    <w:basedOn w:val="51"/>
+    <w:uiPriority w:val="0"/>
     <w:rPr>
       <w:rFonts w:ascii="Consolas" w:hAnsi="Consolas"/>
       <w:i w:val="0"/>
@@ -4986,9 +4517,10 @@
       <w:sz w:val="22"/>
     </w:rPr>
   </w:style>
-  <w:style w:type="character" w:customStyle="1" w:styleId="ControlFlowTok">
+  <w:style w:type="character" w:customStyle="1" w:styleId="74">
     <w:name w:val="ControlFlowTok"/>
-    <w:basedOn w:val="VerbatimChar"/>
+    <w:basedOn w:val="51"/>
+    <w:uiPriority w:val="0"/>
     <w:rPr>
       <w:rFonts w:ascii="Consolas" w:hAnsi="Consolas"/>
       <w:b/>
@@ -4997,9 +4529,10 @@
       <w:sz w:val="22"/>
     </w:rPr>
   </w:style>
-  <w:style w:type="character" w:customStyle="1" w:styleId="OperatorTok">
+  <w:style w:type="character" w:customStyle="1" w:styleId="75">
     <w:name w:val="OperatorTok"/>
-    <w:basedOn w:val="VerbatimChar"/>
+    <w:basedOn w:val="51"/>
+    <w:uiPriority w:val="0"/>
     <w:rPr>
       <w:rFonts w:ascii="Consolas" w:hAnsi="Consolas"/>
       <w:i w:val="0"/>
@@ -5007,9 +4540,10 @@
       <w:sz w:val="22"/>
     </w:rPr>
   </w:style>
-  <w:style w:type="character" w:customStyle="1" w:styleId="BuiltInTok">
+  <w:style w:type="character" w:customStyle="1" w:styleId="76">
     <w:name w:val="BuiltInTok"/>
-    <w:basedOn w:val="VerbatimChar"/>
+    <w:basedOn w:val="51"/>
+    <w:uiPriority w:val="0"/>
     <w:rPr>
       <w:rFonts w:ascii="Consolas" w:hAnsi="Consolas"/>
       <w:i w:val="0"/>
@@ -5017,18 +4551,20 @@
       <w:sz w:val="22"/>
     </w:rPr>
   </w:style>
-  <w:style w:type="character" w:customStyle="1" w:styleId="ExtensionTok">
+  <w:style w:type="character" w:customStyle="1" w:styleId="77">
     <w:name w:val="ExtensionTok"/>
-    <w:basedOn w:val="VerbatimChar"/>
+    <w:basedOn w:val="51"/>
+    <w:uiPriority w:val="0"/>
     <w:rPr>
       <w:rFonts w:ascii="Consolas" w:hAnsi="Consolas"/>
       <w:i w:val="0"/>
       <w:sz w:val="22"/>
     </w:rPr>
   </w:style>
-  <w:style w:type="character" w:customStyle="1" w:styleId="PreprocessorTok">
+  <w:style w:type="character" w:customStyle="1" w:styleId="78">
     <w:name w:val="PreprocessorTok"/>
-    <w:basedOn w:val="VerbatimChar"/>
+    <w:basedOn w:val="51"/>
+    <w:uiPriority w:val="0"/>
     <w:rPr>
       <w:rFonts w:ascii="Consolas" w:hAnsi="Consolas"/>
       <w:i w:val="0"/>
@@ -5036,9 +4572,10 @@
       <w:sz w:val="22"/>
     </w:rPr>
   </w:style>
-  <w:style w:type="character" w:customStyle="1" w:styleId="AttributeTok">
+  <w:style w:type="character" w:customStyle="1" w:styleId="79">
     <w:name w:val="AttributeTok"/>
-    <w:basedOn w:val="VerbatimChar"/>
+    <w:basedOn w:val="51"/>
+    <w:uiPriority w:val="0"/>
     <w:rPr>
       <w:rFonts w:ascii="Consolas" w:hAnsi="Consolas"/>
       <w:i w:val="0"/>
@@ -5046,40 +4583,42 @@
       <w:sz w:val="22"/>
     </w:rPr>
   </w:style>
-  <w:style w:type="character" w:customStyle="1" w:styleId="RegionMarkerTok">
+  <w:style w:type="character" w:customStyle="1" w:styleId="80">
     <w:name w:val="RegionMarkerTok"/>
-    <w:basedOn w:val="VerbatimChar"/>
+    <w:basedOn w:val="51"/>
+    <w:uiPriority w:val="0"/>
     <w:rPr>
       <w:rFonts w:ascii="Consolas" w:hAnsi="Consolas"/>
       <w:i w:val="0"/>
       <w:sz w:val="22"/>
     </w:rPr>
   </w:style>
-  <w:style w:type="character" w:customStyle="1" w:styleId="InformationTok">
+  <w:style w:type="character" w:customStyle="1" w:styleId="81">
     <w:name w:val="InformationTok"/>
-    <w:basedOn w:val="VerbatimChar"/>
+    <w:basedOn w:val="51"/>
+    <w:uiPriority w:val="0"/>
     <w:rPr>
       <w:rFonts w:ascii="Consolas" w:hAnsi="Consolas"/>
       <w:b/>
-      <w:i/>
       <w:color w:val="60A0B0"/>
       <w:sz w:val="22"/>
     </w:rPr>
   </w:style>
-  <w:style w:type="character" w:customStyle="1" w:styleId="WarningTok">
+  <w:style w:type="character" w:customStyle="1" w:styleId="82">
     <w:name w:val="WarningTok"/>
-    <w:basedOn w:val="VerbatimChar"/>
+    <w:basedOn w:val="51"/>
+    <w:uiPriority w:val="0"/>
     <w:rPr>
       <w:rFonts w:ascii="Consolas" w:hAnsi="Consolas"/>
       <w:b/>
-      <w:i/>
       <w:color w:val="60A0B0"/>
       <w:sz w:val="22"/>
     </w:rPr>
   </w:style>
-  <w:style w:type="character" w:customStyle="1" w:styleId="AlertTok">
+  <w:style w:type="character" w:customStyle="1" w:styleId="83">
     <w:name w:val="AlertTok"/>
-    <w:basedOn w:val="VerbatimChar"/>
+    <w:basedOn w:val="51"/>
+    <w:uiPriority w:val="0"/>
     <w:rPr>
       <w:rFonts w:ascii="Consolas" w:hAnsi="Consolas"/>
       <w:b/>
@@ -5088,9 +4627,10 @@
       <w:sz w:val="22"/>
     </w:rPr>
   </w:style>
-  <w:style w:type="character" w:customStyle="1" w:styleId="ErrorTok">
+  <w:style w:type="character" w:customStyle="1" w:styleId="84">
     <w:name w:val="ErrorTok"/>
-    <w:basedOn w:val="VerbatimChar"/>
+    <w:basedOn w:val="51"/>
+    <w:uiPriority w:val="0"/>
     <w:rPr>
       <w:rFonts w:ascii="Consolas" w:hAnsi="Consolas"/>
       <w:b/>
@@ -5099,80 +4639,36 @@
       <w:sz w:val="22"/>
     </w:rPr>
   </w:style>
-  <w:style w:type="character" w:customStyle="1" w:styleId="NormalTok">
+  <w:style w:type="character" w:customStyle="1" w:styleId="85">
     <w:name w:val="NormalTok"/>
-    <w:basedOn w:val="VerbatimChar"/>
+    <w:basedOn w:val="51"/>
+    <w:uiPriority w:val="0"/>
     <w:rPr>
       <w:rFonts w:ascii="Consolas" w:hAnsi="Consolas"/>
       <w:i w:val="0"/>
       <w:sz w:val="22"/>
     </w:rPr>
   </w:style>
-  <w:style w:type="paragraph" w:styleId="ListParagraph">
+  <w:style w:type="paragraph" w:styleId="86">
     <w:name w:val="List Paragraph"/>
-    <w:basedOn w:val="Normal"/>
-    <w:rsid w:val="00266875"/>
+    <w:basedOn w:val="1"/>
+    <w:uiPriority w:val="0"/>
     <w:pPr>
       <w:ind w:left="720"/>
       <w:contextualSpacing/>
     </w:pPr>
   </w:style>
-  <w:style w:type="paragraph" w:styleId="Header">
-    <w:name w:val="header"/>
-    <w:basedOn w:val="Normal"/>
-    <w:link w:val="HeaderChar"/>
-    <w:rsid w:val="003C7522"/>
-    <w:pPr>
-      <w:tabs>
-        <w:tab w:val="center" w:pos="4680"/>
-        <w:tab w:val="right" w:pos="9360"/>
-      </w:tabs>
-      <w:spacing w:after="0"/>
-    </w:pPr>
-  </w:style>
-  <w:style w:type="character" w:customStyle="1" w:styleId="HeaderChar">
+  <w:style w:type="character" w:customStyle="1" w:styleId="87">
     <w:name w:val="Header Char"/>
-    <w:basedOn w:val="DefaultParagraphFont"/>
-    <w:link w:val="Header"/>
-    <w:rsid w:val="003519BC"/>
-  </w:style>
-  <w:style w:type="paragraph" w:styleId="Footer">
-    <w:name w:val="footer"/>
-    <w:basedOn w:val="Normal"/>
-    <w:link w:val="FooterChar"/>
-    <w:rsid w:val="003C7522"/>
-    <w:pPr>
-      <w:tabs>
-        <w:tab w:val="center" w:pos="4680"/>
-        <w:tab w:val="right" w:pos="9360"/>
-      </w:tabs>
-      <w:spacing w:after="0"/>
-    </w:pPr>
-  </w:style>
-  <w:style w:type="character" w:customStyle="1" w:styleId="FooterChar">
+    <w:basedOn w:val="12"/>
+    <w:link w:val="22"/>
+    <w:uiPriority w:val="0"/>
+  </w:style>
+  <w:style w:type="character" w:customStyle="1" w:styleId="88">
     <w:name w:val="Footer Char"/>
-    <w:basedOn w:val="DefaultParagraphFont"/>
-    <w:link w:val="Footer"/>
-    <w:rsid w:val="003519BC"/>
-  </w:style>
-  <w:style w:type="table" w:styleId="TableGrid">
-    <w:name w:val="Table Grid"/>
-    <w:basedOn w:val="TableNormal"/>
-    <w:uiPriority w:val="59"/>
-    <w:rsid w:val="003519BC"/>
-    <w:pPr>
-      <w:spacing w:after="0"/>
-    </w:pPr>
-    <w:tblPr>
-      <w:tblBorders>
-        <w:top w:val="single" w:sz="4" w:space="0" w:color="000000" w:themeColor="text1"/>
-        <w:left w:val="single" w:sz="4" w:space="0" w:color="000000" w:themeColor="text1"/>
-        <w:bottom w:val="single" w:sz="4" w:space="0" w:color="000000" w:themeColor="text1"/>
-        <w:right w:val="single" w:sz="4" w:space="0" w:color="000000" w:themeColor="text1"/>
-        <w:insideH w:val="single" w:sz="4" w:space="0" w:color="000000" w:themeColor="text1"/>
-        <w:insideV w:val="single" w:sz="4" w:space="0" w:color="000000" w:themeColor="text1"/>
-      </w:tblBorders>
-    </w:tblPr>
+    <w:basedOn w:val="12"/>
+    <w:link w:val="18"/>
+    <w:uiPriority w:val="0"/>
   </w:style>
 </w:styles>
 </file>
@@ -5220,7 +4716,7 @@
     </a:clrScheme>
     <a:fontScheme name="Office">
       <a:majorFont>
-        <a:latin typeface="Aptos Display" panose="02110004020202020204"/>
+        <a:latin typeface="Aptos Display"/>
         <a:ea typeface=""/>
         <a:cs typeface=""/>
         <a:font script="Jpan" typeface="游ゴシック Light"/>
@@ -5253,26 +4749,9 @@
         <a:font script="Viet" typeface="Times New Roman"/>
         <a:font script="Uigh" typeface="Microsoft Uighur"/>
         <a:font script="Geor" typeface="Sylfaen"/>
-        <a:font script="Armn" typeface="Arial"/>
-        <a:font script="Bugi" typeface="Leelawadee UI"/>
-        <a:font script="Bopo" typeface="Microsoft JhengHei"/>
-        <a:font script="Java" typeface="Javanese Text"/>
-        <a:font script="Lisu" typeface="Segoe UI"/>
-        <a:font script="Mymr" typeface="Myanmar Text"/>
-        <a:font script="Nkoo" typeface="Ebrima"/>
-        <a:font script="Olck" typeface="Nirmala UI"/>
-        <a:font script="Osma" typeface="Ebrima"/>
-        <a:font script="Phag" typeface="Phagspa"/>
-        <a:font script="Syrn" typeface="Estrangelo Edessa"/>
-        <a:font script="Syrj" typeface="Estrangelo Edessa"/>
-        <a:font script="Syre" typeface="Estrangelo Edessa"/>
-        <a:font script="Sora" typeface="Nirmala UI"/>
-        <a:font script="Tale" typeface="Microsoft Tai Le"/>
-        <a:font script="Talu" typeface="Microsoft New Tai Lue"/>
-        <a:font script="Tfng" typeface="Ebrima"/>
       </a:majorFont>
       <a:minorFont>
-        <a:latin typeface="Aptos" panose="02110004020202020204"/>
+        <a:latin typeface="Aptos"/>
         <a:ea typeface=""/>
         <a:cs typeface=""/>
         <a:font script="Jpan" typeface="游明朝"/>
@@ -5305,23 +4784,6 @@
         <a:font script="Viet" typeface="Arial"/>
         <a:font script="Uigh" typeface="Microsoft Uighur"/>
         <a:font script="Geor" typeface="Sylfaen"/>
-        <a:font script="Armn" typeface="Arial"/>
-        <a:font script="Bugi" typeface="Leelawadee UI"/>
-        <a:font script="Bopo" typeface="Microsoft JhengHei"/>
-        <a:font script="Java" typeface="Javanese Text"/>
-        <a:font script="Lisu" typeface="Segoe UI"/>
-        <a:font script="Mymr" typeface="Myanmar Text"/>
-        <a:font script="Nkoo" typeface="Ebrima"/>
-        <a:font script="Olck" typeface="Nirmala UI"/>
-        <a:font script="Osma" typeface="Ebrima"/>
-        <a:font script="Phag" typeface="Phagspa"/>
-        <a:font script="Syrn" typeface="Estrangelo Edessa"/>
-        <a:font script="Syrj" typeface="Estrangelo Edessa"/>
-        <a:font script="Syre" typeface="Estrangelo Edessa"/>
-        <a:font script="Sora" typeface="Nirmala UI"/>
-        <a:font script="Tale" typeface="Microsoft Tai Le"/>
-        <a:font script="Talu" typeface="Microsoft New Tai Lue"/>
-        <a:font script="Tfng" typeface="Ebrima"/>
       </a:minorFont>
     </a:fontScheme>
     <a:fmtScheme name="Office">
@@ -5463,11 +4925,5 @@
     </a:fmtScheme>
   </a:themeElements>
   <a:objectDefaults/>
-  <a:extraClrSchemeLst/>
-  <a:extLst>
-    <a:ext uri="{05A4C25C-085E-4340-85A3-A5531E510DB2}">
-      <thm15:themeFamily xmlns:thm15="http://schemas.microsoft.com/office/thememl/2012/main" name="Office Theme" id="{2E142A2C-CD16-42D6-873A-C26D2A0506FA}" vid="{1BDDFF52-6CD6-40A5-AB3C-68EB2F1E4D0A}"/>
-    </a:ext>
-  </a:extLst>
 </a:theme>
 </file>